--- a/МатМодиИИ/rpd__doc_docx/Б1.В.ДВ.02.01_Тестирование программного обеспечения.docx
+++ b/МатМодиИИ/rpd__doc_docx/Б1.В.ДВ.02.01_Тестирование программного обеспечения.docx
@@ -423,7 +423,7 @@
                 <w:sz w:val="28"/>
                 <w:szCs w:val="28"/>
               </w:rPr>
-              <w:t>Направление подготовки</w:t>
+              <w:t>Специальность</w:t>
             </w:r>
           </w:p>
         </w:tc>
@@ -479,21 +479,21 @@
                 <w:sz w:val="28"/>
                 <w:szCs w:val="28"/>
               </w:rPr>
-              <w:t>Направленность (пр</w:t>
+              <w:t>Специализация</w:t>
             </w:r>
             <w:r>
               <w:rPr>
                 <w:sz w:val="28"/>
                 <w:szCs w:val="28"/>
               </w:rPr>
-              <w:t>о</w:t>
+              <w:t/>
             </w:r>
             <w:r>
               <w:rPr>
                 <w:sz w:val="28"/>
                 <w:szCs w:val="28"/>
               </w:rPr>
-              <w:t>филь)</w:t>
+              <w:t/>
             </w:r>
           </w:p>
         </w:tc>
@@ -891,7 +891,63 @@
     </w:p>
     <w:p>
       <w:pPr>
+        <w:pageBreakBefore/>
+        <w:spacing w:after="160"/>
+      </w:pPr>
+      <w:r>
+        <w:rPr>
+          <w:rFonts w:ascii="Times New Roman" w:hAnsi="Times New Roman"/>
+          <w:b w:val="0"/>
+          <w:sz w:val="28"/>
+        </w:rPr>
+        <w:t>Разработана в соответствии с ФГОС ВО по специальности 01.05.01 «Фундаментальные математика и механика», утверждённым приказом Минобрнауки России от 10 января 2018 г. № 16.</w:t>
+      </w:r>
+    </w:p>
+    <w:p>
+      <w:pPr>
+        <w:spacing w:after="160"/>
+      </w:pPr>
+      <w:r>
+        <w:rPr>
+          <w:rFonts w:ascii="Times New Roman" w:hAnsi="Times New Roman"/>
+          <w:b w:val="0"/>
+          <w:sz w:val="28"/>
+        </w:rPr>
+        <w:t>Учебный план по специальности 01.05.01 «Фундаментальные математика и механика», специализация «Математическое моделирование и искусственный интеллект», одобрен учёным советом РГУ имени С.А. Есенина «___» __________ 20___ г.</w:t>
+      </w:r>
+    </w:p>
+    <w:p>
+      <w:pPr>
+        <w:spacing w:after="160"/>
+      </w:pPr>
+      <w:r>
+        <w:rPr>
+          <w:rFonts w:ascii="Times New Roman" w:hAnsi="Times New Roman"/>
+          <w:b w:val="0"/>
+          <w:sz w:val="28"/>
+        </w:rPr>
+        <w:t>Рабочая программа дисциплины (модуля) утверждена на заседании кафедры математики «___» __________ 20___ г., протокол № ____.</w:t>
+      </w:r>
+    </w:p>
+    <w:p>
+      <w:pPr>
+        <w:spacing w:after="160"/>
+      </w:pPr>
+      <w:r>
+        <w:rPr>
+          <w:rFonts w:ascii="Times New Roman" w:hAnsi="Times New Roman"/>
+          <w:b w:val="0"/>
+          <w:sz w:val="28"/>
+        </w:rPr>
+        <w:t>Разработчик — __________________________________________________________</w:t>
+        <w:br/>
+        <w:t>(учёная степень, учёное звание, должность, Ф.И.О.)</w:t>
+      </w:r>
+    </w:p>
+    <w:p>
+      <w:pPr>
         <w:pStyle w:val="Standard"/>
+        <w:pageBreakBefore/>
         <w:ind w:firstLine="0"/>
         <w:jc w:val="center"/>
         <w:rPr>
@@ -908,7 +964,6 @@
           <w:sz w:val="28"/>
           <w:szCs w:val="28"/>
         </w:rPr>
-        <w:br w:type="page"/>
       </w:r>
       <w:r>
         <w:rPr>
@@ -1374,17 +1429,18 @@
         <w:ind w:firstLine="709"/>
         <w:rPr>
           <w:color w:val="auto"/>
-          <w:sz w:val="28"/>
-          <w:szCs w:val="28"/>
+          <w:sz w:val="2"/>
+          <w:szCs w:val="2"/>
         </w:rPr>
         <w:sectPr>
           <w:headerReference w:type="default" r:id="rId7"/>
           <w:headerReference w:type="first" r:id="rId8"/>
           <w:pgSz w:w="11906" w:h="16838"/>
-          <w:pgMar w:top="1134" w:right="851" w:bottom="1134" w:left="1701" w:header="720" w:footer="720" w:gutter="0"/>
+          <w:pgMar w:top="1134" w:right="851" w:bottom="1134" w:left="1701" w:header="709" w:footer="709" w:gutter="0"/>
           <w:cols w:space="720"/>
           <w:titlePg/>
         </w:sectPr>
+        <w:spacing w:before="0" w:after="0" w:line="20" w:lineRule="exact"/>
       </w:pPr>
     </w:p>
     <w:p>
@@ -1507,7 +1563,7 @@
             <w:r>
               <w:rPr>
                 <w:rFonts w:ascii="Times New Roman" w:hAnsi="Times New Roman"/>
-                <w:sz w:val="22"/>
+                <w:sz w:val="24"/>
                 <w:szCs w:val="22"/>
               </w:rPr>
               <w:t>№ п/п</w:t>
@@ -1532,7 +1588,7 @@
             <w:r>
               <w:rPr>
                 <w:rFonts w:ascii="Times New Roman" w:hAnsi="Times New Roman"/>
-                <w:sz w:val="22"/>
+                <w:sz w:val="24"/>
                 <w:szCs w:val="22"/>
               </w:rPr>
               <w:t>Код и содержание компетенции</w:t>
@@ -1557,7 +1613,7 @@
             <w:r>
               <w:rPr>
                 <w:rFonts w:ascii="Times New Roman" w:hAnsi="Times New Roman"/>
-                <w:sz w:val="22"/>
+                <w:sz w:val="24"/>
                 <w:szCs w:val="22"/>
               </w:rPr>
               <w:t>Код и наименование индикатора достижения компетенции</w:t>
@@ -1582,7 +1638,7 @@
             <w:r>
               <w:rPr>
                 <w:rFonts w:ascii="Times New Roman" w:hAnsi="Times New Roman"/>
-                <w:sz w:val="22"/>
+                <w:sz w:val="24"/>
                 <w:szCs w:val="22"/>
               </w:rPr>
               <w:t>Перечень планируемых результатов обучения по дисциплине</w:t>
@@ -1590,7 +1646,7 @@
             <w:r>
               <w:rPr>
                 <w:rFonts w:ascii="Times New Roman" w:hAnsi="Times New Roman"/>
-                <w:sz w:val="22"/>
+                <w:sz w:val="24"/>
                 <w:szCs w:val="22"/>
               </w:rPr>
               <w:br/>
@@ -1668,7 +1724,7 @@
             <w:r>
               <w:rPr>
                 <w:rFonts w:ascii="Times New Roman" w:hAnsi="Times New Roman"/>
-                <w:sz w:val="22"/>
+                <w:sz w:val="24"/>
                 <w:szCs w:val="22"/>
               </w:rPr>
               <w:t>Знать</w:t>
@@ -1691,7 +1747,7 @@
             <w:r>
               <w:rPr>
                 <w:rFonts w:ascii="Times New Roman" w:hAnsi="Times New Roman"/>
-                <w:sz w:val="22"/>
+                <w:sz w:val="24"/>
                 <w:szCs w:val="22"/>
               </w:rPr>
               <w:t>Уметь</w:t>
@@ -1714,154 +1770,10 @@
             <w:r>
               <w:rPr>
                 <w:rFonts w:ascii="Times New Roman" w:hAnsi="Times New Roman"/>
-                <w:sz w:val="22"/>
+                <w:sz w:val="24"/>
                 <w:szCs w:val="22"/>
               </w:rPr>
               <w:t>Владеть (навыками)</w:t>
-            </w:r>
-          </w:p>
-        </w:tc>
-      </w:tr>
-      <w:tr>
-        <w:trPr>
-          <w:jc w:val="center"/>
-          <w:tblHeader/>
-        </w:trPr>
-        <w:tc>
-          <w:tcPr>
-            <w:tcW w:w="0" w:type="auto"/>
-            <w:shd w:val="clear" w:color="auto" w:fill="auto"/>
-          </w:tcPr>
-          <w:p>
-            <w:pPr>
-              <w:keepNext/>
-              <w:jc w:val="both"/>
-              <w:rPr>
-                <w:szCs w:val="22"/>
-              </w:rPr>
-            </w:pPr>
-            <w:r>
-              <w:rPr>
-                <w:rFonts w:ascii="Times New Roman" w:hAnsi="Times New Roman"/>
-                <w:sz w:val="22"/>
-                <w:szCs w:val="22"/>
-              </w:rPr>
-              <w:t>1</w:t>
-            </w:r>
-          </w:p>
-        </w:tc>
-        <w:tc>
-          <w:tcPr>
-            <w:tcW w:w="0" w:type="auto"/>
-            <w:shd w:val="clear" w:color="auto" w:fill="auto"/>
-          </w:tcPr>
-          <w:p>
-            <w:pPr>
-              <w:keepNext/>
-              <w:jc w:val="both"/>
-              <w:rPr>
-                <w:szCs w:val="22"/>
-              </w:rPr>
-            </w:pPr>
-            <w:r>
-              <w:rPr>
-                <w:rFonts w:ascii="Times New Roman" w:hAnsi="Times New Roman"/>
-                <w:sz w:val="22"/>
-                <w:szCs w:val="22"/>
-              </w:rPr>
-              <w:t>2</w:t>
-            </w:r>
-          </w:p>
-        </w:tc>
-        <w:tc>
-          <w:tcPr>
-            <w:tcW w:w="0" w:type="auto"/>
-            <w:shd w:val="clear" w:color="auto" w:fill="auto"/>
-          </w:tcPr>
-          <w:p>
-            <w:pPr>
-              <w:keepNext/>
-              <w:jc w:val="both"/>
-              <w:rPr>
-                <w:szCs w:val="22"/>
-              </w:rPr>
-            </w:pPr>
-            <w:r>
-              <w:rPr>
-                <w:rFonts w:ascii="Times New Roman" w:hAnsi="Times New Roman"/>
-                <w:sz w:val="22"/>
-                <w:szCs w:val="22"/>
-              </w:rPr>
-              <w:t>3</w:t>
-            </w:r>
-          </w:p>
-        </w:tc>
-        <w:tc>
-          <w:tcPr>
-            <w:tcW w:w="0" w:type="auto"/>
-            <w:shd w:val="clear" w:color="auto" w:fill="auto"/>
-          </w:tcPr>
-          <w:p>
-            <w:pPr>
-              <w:keepNext/>
-              <w:jc w:val="both"/>
-              <w:rPr>
-                <w:szCs w:val="22"/>
-              </w:rPr>
-            </w:pPr>
-            <w:r>
-              <w:rPr>
-                <w:rFonts w:ascii="Times New Roman" w:hAnsi="Times New Roman"/>
-                <w:sz w:val="22"/>
-                <w:szCs w:val="22"/>
-              </w:rPr>
-              <w:t>4</w:t>
-            </w:r>
-          </w:p>
-        </w:tc>
-        <w:tc>
-          <w:tcPr>
-            <w:tcW w:w="0" w:type="auto"/>
-            <w:shd w:val="clear" w:color="auto" w:fill="auto"/>
-          </w:tcPr>
-          <w:p>
-            <w:pPr>
-              <w:keepNext/>
-              <w:jc w:val="both"/>
-              <w:rPr>
-                <w:szCs w:val="22"/>
-              </w:rPr>
-            </w:pPr>
-            <w:r>
-              <w:rPr>
-                <w:rFonts w:ascii="Times New Roman" w:hAnsi="Times New Roman"/>
-                <w:sz w:val="22"/>
-                <w:szCs w:val="22"/>
-              </w:rPr>
-              <w:t>5</w:t>
-            </w:r>
-          </w:p>
-        </w:tc>
-        <w:tc>
-          <w:tcPr>
-            <w:tcW w:w="0" w:type="auto"/>
-            <w:shd w:val="clear" w:color="auto" w:fill="auto"/>
-          </w:tcPr>
-          <w:p>
-            <w:pPr>
-              <w:keepNext/>
-              <w:jc w:val="both"/>
-              <w:rPr>
-                <w:szCs w:val="22"/>
-              </w:rPr>
-            </w:pPr>
-            <w:r>
-              <w:rPr>
-                <w:rFonts w:ascii="Times New Roman" w:hAnsi="Times New Roman"/>
-                <w:sz w:val="22"/>
-                <w:szCs w:val="22"/>
-              </w:rPr>
-              <w:t>6</w:t>
             </w:r>
           </w:p>
         </w:tc>
@@ -1887,7 +1799,7 @@
             <w:r>
               <w:rPr>
                 <w:rFonts w:ascii="Times New Roman" w:hAnsi="Times New Roman"/>
-                <w:sz w:val="22"/>
+                <w:sz w:val="24"/>
                 <w:szCs w:val="22"/>
               </w:rPr>
               <w:t>1</w:t>
@@ -1907,7 +1819,7 @@
             <w:r>
               <w:rPr>
                 <w:rFonts w:ascii="Times New Roman" w:hAnsi="Times New Roman"/>
-                <w:sz w:val="22"/>
+                <w:sz w:val="24"/>
               </w:rPr>
               <w:t>ПК-4. Способен осуществлять проектирование, внедрение и сопровождение программных решений для задач математического моделирования и искусственного интеллекта.</w:t>
             </w:r>
@@ -1928,7 +1840,7 @@
             <w:r>
               <w:rPr>
                 <w:rFonts w:ascii="Times New Roman" w:hAnsi="Times New Roman"/>
-                <w:sz w:val="22"/>
+                <w:sz w:val="24"/>
               </w:rPr>
               <w:t>ПК-4.1. Проектирует архитектуру, структуры данных, базы данных и программные интерфейсы программных решений для задач математического моделирования и искусственного интеллекта.</w:t>
             </w:r>
@@ -1949,7 +1861,7 @@
             <w:r>
               <w:rPr>
                 <w:rFonts w:ascii="Times New Roman" w:hAnsi="Times New Roman"/>
-                <w:sz w:val="22"/>
+                <w:sz w:val="24"/>
               </w:rPr>
               <w:t>принципы архитектуры модульного тестового стенда расчетного или ИИ-сервиса, структуры тестовых случаев, схемы базы эталонов и результатов, контракты API</w:t>
             </w:r>
@@ -1970,7 +1882,7 @@
             <w:r>
               <w:rPr>
                 <w:rFonts w:ascii="Times New Roman" w:hAnsi="Times New Roman"/>
-                <w:sz w:val="22"/>
+                <w:sz w:val="24"/>
               </w:rPr>
               <w:t>проектировать компоненты стенда и их программные интерфейсы, структуры тестовых данных и схему базы результатов, согласуя их с контрактами сервиса и численными допусками</w:t>
             </w:r>
@@ -1991,7 +1903,7 @@
             <w:r>
               <w:rPr>
                 <w:rFonts w:ascii="Times New Roman" w:hAnsi="Times New Roman"/>
-                <w:sz w:val="22"/>
+                <w:sz w:val="24"/>
               </w:rPr>
               <w:t>навыками документирования и проверки архитектуры тестового стенда по воспроизводимому прогону с изоляцией зависимостей и регистрацией результата</w:t>
             </w:r>
@@ -2034,7 +1946,7 @@
             <w:r>
               <w:rPr>
                 <w:rFonts w:ascii="Times New Roman" w:hAnsi="Times New Roman"/>
-                <w:sz w:val="22"/>
+                <w:sz w:val="24"/>
               </w:rPr>
               <w:t>ПК-4.2. Обосновывает выбор технологий и программных средств, осуществляет интеграцию и внедрение программных решений.</w:t>
             </w:r>
@@ -2055,7 +1967,7 @@
             <w:r>
               <w:rPr>
                 <w:rFonts w:ascii="Times New Roman" w:hAnsi="Times New Roman"/>
-                <w:sz w:val="22"/>
+                <w:sz w:val="24"/>
               </w:rPr>
               <w:t>критерии выбора технологий и способы интеграции решений; проектирование тестов и проверку математического ПО.</w:t>
             </w:r>
@@ -2076,7 +1988,7 @@
             <w:r>
               <w:rPr>
                 <w:rFonts w:ascii="Times New Roman" w:hAnsi="Times New Roman"/>
-                <w:sz w:val="22"/>
+                <w:sz w:val="24"/>
               </w:rPr>
               <w:t>обосновывать технологии и выполнять интеграцию компонентов в задачах дисциплины; разработка проверок вычислительной модели и конвейера ии.</w:t>
             </w:r>
@@ -2097,7 +2009,7 @@
             <w:r>
               <w:rPr>
                 <w:rFonts w:ascii="Times New Roman" w:hAnsi="Times New Roman"/>
-                <w:sz w:val="22"/>
+                <w:sz w:val="24"/>
               </w:rPr>
               <w:t>навыками интеграции и проверяемого развертывания программного решения при изучении: проектирование тестов и проверку математического ПО.</w:t>
             </w:r>
@@ -2140,7 +2052,7 @@
             <w:r>
               <w:rPr>
                 <w:rFonts w:ascii="Times New Roman" w:hAnsi="Times New Roman"/>
-                <w:sz w:val="22"/>
+                <w:sz w:val="24"/>
               </w:rPr>
               <w:t>ПК-4.3. Осуществляет сопровождение, анализирует функционирование и совершенствует программные решения в процессе их эксплуатации</w:t>
             </w:r>
@@ -2161,7 +2073,7 @@
             <w:r>
               <w:rPr>
                 <w:rFonts w:ascii="Times New Roman" w:hAnsi="Times New Roman"/>
-                <w:sz w:val="22"/>
+                <w:sz w:val="24"/>
               </w:rPr>
               <w:t>методы мониторинга и совершенствования программного решения; проектирование тестов и проверку математического ПО.</w:t>
             </w:r>
@@ -2182,7 +2094,7 @@
             <w:r>
               <w:rPr>
                 <w:rFonts w:ascii="Times New Roman" w:hAnsi="Times New Roman"/>
-                <w:sz w:val="22"/>
+                <w:sz w:val="24"/>
               </w:rPr>
               <w:t>анализировать работу решения и устранять обнаруженные проблемы в задачах дисциплины; разработка проверок вычислительной модели и конвейера ии.</w:t>
             </w:r>
@@ -2203,7 +2115,7 @@
             <w:r>
               <w:rPr>
                 <w:rFonts w:ascii="Times New Roman" w:hAnsi="Times New Roman"/>
-                <w:sz w:val="22"/>
+                <w:sz w:val="24"/>
               </w:rPr>
               <w:t>навыками сопровождения, диагностики и улучшения программного решения при изучении: проектирование тестов и проверку математического ПО.</w:t>
             </w:r>
@@ -2215,14 +2127,17 @@
       <w:pPr>
         <w:rPr>
           <w:color w:val="auto"/>
+          <w:sz w:val="2"/>
+          <w:szCs w:val="2"/>
         </w:rPr>
         <w:sectPr>
           <w:headerReference w:type="default" r:id="rId9"/>
           <w:footerReference w:type="default" r:id="rId10"/>
           <w:pgSz w:w="16838" w:h="11906" w:orient="landscape"/>
-          <w:pgMar w:top="1701" w:right="1134" w:bottom="851" w:left="1134" w:header="720" w:footer="720" w:gutter="0"/>
+          <w:pgMar w:top="1701" w:right="1134" w:bottom="1134" w:left="1134" w:header="709" w:footer="709" w:gutter="0"/>
           <w:cols w:space="720"/>
         </w:sectPr>
+        <w:spacing w:before="0" w:after="0" w:line="20" w:lineRule="exact"/>
       </w:pPr>
     </w:p>
     <w:p>
@@ -2303,53 +2218,72 @@
     </w:p>
     <w:tbl>
       <w:tblPr>
-        <w:tblW w:w="9654" w:type="dxa"/>
-        <w:tblInd w:w="-113" w:type="dxa"/>
+        <w:tblW w:w="5000" w:type="pct"/>
+        <w:tblBorders>
+          <w:top w:val="single" w:sz="4" w:space="0" w:color="000000"/>
+          <w:left w:val="single" w:sz="4" w:space="0" w:color="000000"/>
+          <w:bottom w:val="single" w:sz="4" w:space="0" w:color="000000"/>
+          <w:right w:val="single" w:sz="4" w:space="0" w:color="000000"/>
+          <w:insideH w:val="single" w:sz="4" w:space="0" w:color="000000"/>
+          <w:insideV w:val="single" w:sz="4" w:space="0" w:color="000000"/>
+        </w:tblBorders>
+        <w:tblLayout w:type="fixed"/>
         <w:tblCellMar>
-          <w:left w:w="10" w:type="dxa"/>
-          <w:right w:w="10" w:type="dxa"/>
+          <w:left w:w="0" w:type="dxa"/>
+          <w:right w:w="0" w:type="dxa"/>
         </w:tblCellMar>
-        <w:tblLook w:val="0000" w:firstRow="0" w:lastRow="0" w:firstColumn="0" w:lastColumn="0" w:noHBand="0" w:noVBand="0"/>
+        <w:tblLook w:val="01E0" w:firstRow="1" w:lastRow="1" w:firstColumn="1" w:lastColumn="1" w:noHBand="0" w:noVBand="0"/>
       </w:tblPr>
       <w:tblGrid>
-        <w:gridCol w:w="2915"/>
-        <w:gridCol w:w="1334"/>
-        <w:gridCol w:w="884"/>
-        <w:gridCol w:w="1148"/>
-        <w:gridCol w:w="856"/>
-        <w:gridCol w:w="860"/>
-        <w:gridCol w:w="853"/>
-        <w:gridCol w:w="804"/>
+        <w:gridCol w:w="454"/>
+        <w:gridCol w:w="1814"/>
+        <w:gridCol w:w="1361"/>
+        <w:gridCol w:w="737"/>
+        <w:gridCol w:w="1587"/>
+        <w:gridCol w:w="3402"/>
       </w:tblGrid>
       <w:tr>
-        <w:tc>
-          <w:tcPr>
-            <w:tcW w:w="4249" w:type="dxa"/>
+        <w:trPr>
+          <w:tblHeader/>
+        </w:trPr>
+        <w:tc>
+          <w:tcPr>
+            <w:tcW w:type="dxa" w:w="454"/>
+            <w:vMerge w:val="restart"/>
+            <w:vAlign w:val="center"/>
+          </w:tcPr>
+          <w:p>
+            <w:pPr>
+              <w:spacing w:before="0" w:after="20" w:line="240" w:lineRule="auto"/>
+              <w:jc w:val="center"/>
+            </w:pPr>
+            <w:r>
+              <w:rPr>
+                <w:rFonts w:ascii="Times New Roman" w:hAnsi="Times New Roman"/>
+                <w:b/>
+                <w:sz w:val="24"/>
+              </w:rPr>
+              <w:t>№ п/п</w:t>
+            </w:r>
+          </w:p>
+        </w:tc>
+        <w:tc>
+          <w:tcPr>
+            <w:tcW w:type="dxa" w:w="3175"/>
             <w:gridSpan w:val="2"/>
             <w:vMerge w:val="restart"/>
-            <w:tcBorders>
-              <w:top w:val="single" w:sz="4" w:space="0" w:color="000000"/>
-              <w:left w:val="single" w:sz="4" w:space="0" w:color="000000"/>
-              <w:bottom w:val="single" w:sz="4" w:space="0" w:color="000000"/>
-            </w:tcBorders>
-            <w:tcMar>
-              <w:left w:w="108" w:type="dxa"/>
-              <w:right w:w="108" w:type="dxa"/>
-            </w:tcMar>
             <w:vAlign w:val="center"/>
           </w:tcPr>
           <w:p>
             <w:pPr>
-              <w:pStyle w:val="Standard"/>
-              <w:ind w:firstLine="0"/>
+              <w:spacing w:before="0" w:after="20" w:line="240" w:lineRule="auto"/>
               <w:jc w:val="center"/>
-              <w:rPr>
-                <w:color w:val="auto"/>
-              </w:rPr>
-            </w:pPr>
-            <w:r>
-              <w:rPr>
-                <w:color w:val="auto"/>
+            </w:pPr>
+            <w:r>
+              <w:rPr>
+                <w:rFonts w:ascii="Times New Roman" w:hAnsi="Times New Roman"/>
+                <w:b/>
+                <w:sz w:val="24"/>
               </w:rPr>
               <w:t>Вид учебной работы</w:t>
             </w:r>
@@ -2357,531 +2291,232 @@
         </w:tc>
         <w:tc>
           <w:tcPr>
-            <w:tcW w:w="884" w:type="dxa"/>
+            <w:tcW w:type="dxa" w:w="737"/>
             <w:vMerge w:val="restart"/>
-            <w:tcBorders>
-              <w:top w:val="single" w:sz="4" w:space="0" w:color="000000"/>
-              <w:left w:val="single" w:sz="4" w:space="0" w:color="000000"/>
-              <w:bottom w:val="single" w:sz="4" w:space="0" w:color="000000"/>
-              <w:right w:val="single" w:sz="4" w:space="0" w:color="auto"/>
-            </w:tcBorders>
             <w:vAlign w:val="center"/>
           </w:tcPr>
           <w:p>
             <w:pPr>
-              <w:pStyle w:val="Standard"/>
-              <w:ind w:firstLine="0"/>
+              <w:spacing w:before="0" w:after="20" w:line="240" w:lineRule="auto"/>
               <w:jc w:val="center"/>
-              <w:rPr>
-                <w:color w:val="auto"/>
-              </w:rPr>
-            </w:pPr>
-            <w:r>
-              <w:rPr>
-                <w:color w:val="auto"/>
-              </w:rPr>
-              <w:t>Всего</w:t>
-            </w:r>
-          </w:p>
-          <w:p>
-            <w:pPr>
-              <w:pStyle w:val="Standard"/>
-              <w:ind w:firstLine="0"/>
+            </w:pPr>
+            <w:r>
+              <w:rPr>
+                <w:rFonts w:ascii="Times New Roman" w:hAnsi="Times New Roman"/>
+                <w:b/>
+                <w:sz w:val="24"/>
+              </w:rPr>
+              <w:t>Всего часов</w:t>
+            </w:r>
+          </w:p>
+        </w:tc>
+        <w:tc>
+          <w:tcPr>
+            <w:tcW w:type="dxa" w:w="1587"/>
+            <w:vMerge w:val="restart"/>
+            <w:vAlign w:val="center"/>
+          </w:tcPr>
+          <w:p>
+            <w:pPr>
+              <w:spacing w:before="0" w:after="20" w:line="240" w:lineRule="auto"/>
               <w:jc w:val="center"/>
-              <w:rPr>
-                <w:color w:val="auto"/>
-              </w:rPr>
-            </w:pPr>
-            <w:r>
-              <w:rPr>
-                <w:color w:val="auto"/>
-              </w:rPr>
-              <w:t>часов</w:t>
-            </w:r>
-          </w:p>
-        </w:tc>
-        <w:tc>
-          <w:tcPr>
-            <w:tcW w:w="1148" w:type="dxa"/>
-            <w:vMerge w:val="restart"/>
-            <w:tcBorders>
-              <w:top w:val="single" w:sz="4" w:space="0" w:color="000000"/>
-              <w:left w:val="single" w:sz="4" w:space="0" w:color="auto"/>
-              <w:bottom w:val="single" w:sz="4" w:space="0" w:color="000000"/>
-            </w:tcBorders>
+            </w:pPr>
+            <w:r>
+              <w:rPr>
+                <w:rFonts w:ascii="Times New Roman" w:hAnsi="Times New Roman"/>
+                <w:b/>
+                <w:sz w:val="24"/>
+              </w:rPr>
+              <w:t>В том числе практическая подготовка</w:t>
+            </w:r>
+          </w:p>
+        </w:tc>
+        <w:tc>
+          <w:tcPr>
+            <w:tcW w:type="dxa" w:w="3402"/>
             <w:vAlign w:val="center"/>
           </w:tcPr>
           <w:p>
             <w:pPr>
-              <w:pStyle w:val="Standard"/>
-              <w:ind w:firstLine="0"/>
+              <w:spacing w:before="0" w:after="20" w:line="240" w:lineRule="auto"/>
               <w:jc w:val="center"/>
-              <w:rPr>
-                <w:color w:val="auto"/>
-              </w:rPr>
-            </w:pPr>
-            <w:r>
-              <w:rPr>
-                <w:color w:val="auto"/>
-              </w:rPr>
-              <w:t>Практи-ческая подготовка</w:t>
-            </w:r>
-          </w:p>
-        </w:tc>
-        <w:tc>
-          <w:tcPr>
-            <w:tcW w:w="3373" w:type="dxa"/>
-            <w:gridSpan w:val="4"/>
-            <w:tcBorders>
-              <w:top w:val="single" w:sz="4" w:space="0" w:color="000000"/>
-              <w:left w:val="single" w:sz="4" w:space="0" w:color="000000"/>
-              <w:bottom w:val="single" w:sz="4" w:space="0" w:color="000000"/>
-              <w:right w:val="single" w:sz="4" w:space="0" w:color="000000"/>
-            </w:tcBorders>
-            <w:vAlign w:val="center"/>
-          </w:tcPr>
-          <w:p>
-            <w:pPr>
-              <w:pStyle w:val="Standard"/>
-              <w:ind w:firstLine="0"/>
-              <w:jc w:val="center"/>
-              <w:rPr>
-                <w:color w:val="auto"/>
-              </w:rPr>
-            </w:pPr>
-            <w:r>
-              <w:rPr>
-                <w:color w:val="auto"/>
-              </w:rPr>
-              <w:t>Семестры</w:t>
+            </w:pPr>
+            <w:r>
+              <w:rPr>
+                <w:rFonts w:ascii="Times New Roman" w:hAnsi="Times New Roman"/>
+                <w:b/>
+                <w:sz w:val="24"/>
+              </w:rPr>
+              <w:t>Семестры / курсы</w:t>
             </w:r>
           </w:p>
         </w:tc>
       </w:tr>
       <w:tr>
-        <w:tc>
-          <w:tcPr>
-            <w:tcW w:w="4249" w:type="dxa"/>
+        <w:trPr>
+          <w:tblHeader/>
+        </w:trPr>
+        <w:tc>
+          <w:tcPr>
+            <w:tcW w:type="dxa" w:w="454"/>
+            <w:vMerge/>
+          </w:tcPr>
+          <w:p/>
+        </w:tc>
+        <w:tc>
+          <w:tcPr>
+            <w:tcW w:type="dxa" w:w="3175"/>
             <w:gridSpan w:val="2"/>
             <w:vMerge/>
-            <w:tcBorders>
-              <w:top w:val="single" w:sz="4" w:space="0" w:color="000000"/>
-              <w:left w:val="single" w:sz="4" w:space="0" w:color="000000"/>
-              <w:bottom w:val="single" w:sz="4" w:space="0" w:color="000000"/>
-            </w:tcBorders>
-            <w:tcMar>
-              <w:left w:w="108" w:type="dxa"/>
-              <w:right w:w="108" w:type="dxa"/>
-            </w:tcMar>
+          </w:tcPr>
+          <w:p/>
+        </w:tc>
+        <w:tc>
+          <w:tcPr>
+            <w:tcW w:type="dxa" w:w="737"/>
+            <w:vMerge/>
+          </w:tcPr>
+          <w:p/>
+        </w:tc>
+        <w:tc>
+          <w:tcPr>
+            <w:tcW w:type="dxa" w:w="1587"/>
+            <w:vMerge/>
+          </w:tcPr>
+          <w:p/>
+        </w:tc>
+        <w:tc>
+          <w:tcPr>
+            <w:tcW w:type="dxa" w:w="3402"/>
             <w:vAlign w:val="center"/>
           </w:tcPr>
           <w:p>
             <w:pPr>
-              <w:suppressAutoHyphens w:val="0"/>
-              <w:rPr>
-                <w:rStyle w:val="Standard"/>
-                <w:color w:val="auto"/>
-                <w:sz w:val="24"/>
-              </w:rPr>
-            </w:pPr>
-          </w:p>
-        </w:tc>
-        <w:tc>
-          <w:tcPr>
-            <w:tcW w:w="884" w:type="dxa"/>
-            <w:vMerge/>
-            <w:tcBorders>
-              <w:top w:val="single" w:sz="4" w:space="0" w:color="000000"/>
-              <w:left w:val="single" w:sz="4" w:space="0" w:color="000000"/>
-              <w:bottom w:val="single" w:sz="4" w:space="0" w:color="000000"/>
-              <w:right w:val="single" w:sz="4" w:space="0" w:color="auto"/>
-            </w:tcBorders>
-            <w:vAlign w:val="center"/>
-          </w:tcPr>
-          <w:p>
-            <w:pPr>
-              <w:suppressAutoHyphens w:val="0"/>
-              <w:rPr>
-                <w:rStyle w:val="Standard"/>
-                <w:color w:val="auto"/>
-                <w:sz w:val="24"/>
-              </w:rPr>
-            </w:pPr>
-          </w:p>
-        </w:tc>
-        <w:tc>
-          <w:tcPr>
-            <w:tcW w:w="1148" w:type="dxa"/>
-            <w:vMerge/>
-            <w:tcBorders>
-              <w:top w:val="single" w:sz="4" w:space="0" w:color="000000"/>
-              <w:left w:val="single" w:sz="4" w:space="0" w:color="auto"/>
-              <w:bottom w:val="single" w:sz="4" w:space="0" w:color="000000"/>
-            </w:tcBorders>
-            <w:vAlign w:val="center"/>
-          </w:tcPr>
-          <w:p>
-            <w:pPr>
-              <w:suppressAutoHyphens w:val="0"/>
-              <w:rPr>
-                <w:rStyle w:val="Standard"/>
-                <w:color w:val="auto"/>
-                <w:sz w:val="24"/>
-              </w:rPr>
-            </w:pPr>
-          </w:p>
-        </w:tc>
-        <w:tc>
-          <w:tcPr>
-            <w:tcW w:w="856" w:type="dxa"/>
-            <w:tcBorders>
-              <w:top w:val="single" w:sz="4" w:space="0" w:color="000000"/>
-              <w:left w:val="single" w:sz="4" w:space="0" w:color="000000"/>
-              <w:bottom w:val="single" w:sz="4" w:space="0" w:color="000000"/>
-            </w:tcBorders>
-            <w:vAlign w:val="center"/>
-          </w:tcPr>
-          <w:p>
-            <w:pPr>
-              <w:pStyle w:val="Standard"/>
-              <w:ind w:firstLine="0"/>
+              <w:spacing w:before="0" w:after="20" w:line="240" w:lineRule="auto"/>
               <w:jc w:val="center"/>
-              <w:rPr>
-                <w:color w:val="auto"/>
-                <w:lang w:val="en-US"/>
-              </w:rPr>
-            </w:pPr>
-            <w:r>
-              <w:rPr>
-                <w:color w:val="auto"/>
+            </w:pPr>
+            <w:r>
+              <w:rPr>
+                <w:rFonts w:ascii="Times New Roman" w:hAnsi="Times New Roman"/>
+                <w:b/>
+                <w:sz w:val="24"/>
               </w:rPr>
               <w:t>№ 10</w:t>
             </w:r>
-          </w:p>
-        </w:tc>
-        <w:tc>
-          <w:tcPr>
-            <w:tcW w:w="860" w:type="dxa"/>
-            <w:tcBorders>
-              <w:top w:val="single" w:sz="4" w:space="0" w:color="000000"/>
-              <w:left w:val="single" w:sz="4" w:space="0" w:color="000000"/>
-              <w:bottom w:val="single" w:sz="4" w:space="0" w:color="000000"/>
-            </w:tcBorders>
-            <w:vAlign w:val="center"/>
-          </w:tcPr>
-          <w:p>
-            <w:pPr>
-              <w:pStyle w:val="Standard"/>
-              <w:ind w:firstLine="0"/>
-              <w:jc w:val="center"/>
-              <w:rPr>
-                <w:color w:val="auto"/>
-                <w:lang w:val="en-US"/>
-              </w:rPr>
-            </w:pPr>
-            <w:r>
-              <w:rPr>
-                <w:color w:val="auto"/>
-              </w:rPr>
-            </w:r>
-          </w:p>
-        </w:tc>
-        <w:tc>
-          <w:tcPr>
-            <w:tcW w:w="853" w:type="dxa"/>
-            <w:tcBorders>
-              <w:top w:val="single" w:sz="4" w:space="0" w:color="000000"/>
-              <w:left w:val="single" w:sz="4" w:space="0" w:color="000000"/>
-              <w:bottom w:val="single" w:sz="4" w:space="0" w:color="000000"/>
-            </w:tcBorders>
-            <w:vAlign w:val="center"/>
-          </w:tcPr>
-          <w:p>
-            <w:pPr>
-              <w:pStyle w:val="Standard"/>
-              <w:ind w:firstLine="0"/>
-              <w:jc w:val="center"/>
-              <w:rPr>
-                <w:color w:val="auto"/>
-              </w:rPr>
-            </w:pPr>
-            <w:r/>
-          </w:p>
-        </w:tc>
-        <w:tc>
-          <w:tcPr>
-            <w:tcW w:w="804" w:type="dxa"/>
-            <w:tcBorders>
-              <w:top w:val="single" w:sz="4" w:space="0" w:color="000000"/>
-              <w:left w:val="single" w:sz="4" w:space="0" w:color="000000"/>
-              <w:bottom w:val="single" w:sz="4" w:space="0" w:color="000000"/>
-              <w:right w:val="single" w:sz="4" w:space="0" w:color="000000"/>
-            </w:tcBorders>
-            <w:vAlign w:val="center"/>
-          </w:tcPr>
-          <w:p>
-            <w:pPr>
-              <w:pStyle w:val="Standard"/>
-              <w:ind w:firstLine="0"/>
-              <w:jc w:val="center"/>
-              <w:rPr>
-                <w:color w:val="auto"/>
-              </w:rPr>
-            </w:pPr>
-            <w:r/>
           </w:p>
         </w:tc>
       </w:tr>
       <w:tr>
-        <w:tc>
-          <w:tcPr>
-            <w:tcW w:w="4249" w:type="dxa"/>
+        <w:trPr>
+          <w:tblHeader/>
+        </w:trPr>
+        <w:tc>
+          <w:tcPr>
+            <w:tcW w:type="dxa" w:w="454"/>
+            <w:vMerge/>
+          </w:tcPr>
+          <w:p/>
+        </w:tc>
+        <w:tc>
+          <w:tcPr>
+            <w:tcW w:type="dxa" w:w="3175"/>
             <w:gridSpan w:val="2"/>
             <w:vMerge/>
-            <w:tcBorders>
-              <w:top w:val="single" w:sz="4" w:space="0" w:color="000000"/>
-              <w:left w:val="single" w:sz="4" w:space="0" w:color="000000"/>
-              <w:bottom w:val="single" w:sz="4" w:space="0" w:color="000000"/>
-            </w:tcBorders>
-            <w:tcMar>
-              <w:left w:w="108" w:type="dxa"/>
-              <w:right w:w="108" w:type="dxa"/>
-            </w:tcMar>
+          </w:tcPr>
+          <w:p/>
+        </w:tc>
+        <w:tc>
+          <w:tcPr>
+            <w:tcW w:type="dxa" w:w="737"/>
+            <w:vMerge/>
+          </w:tcPr>
+          <w:p/>
+        </w:tc>
+        <w:tc>
+          <w:tcPr>
+            <w:tcW w:type="dxa" w:w="1587"/>
+            <w:vMerge/>
+          </w:tcPr>
+          <w:p/>
+        </w:tc>
+        <w:tc>
+          <w:tcPr>
+            <w:tcW w:type="dxa" w:w="3402"/>
             <w:vAlign w:val="center"/>
           </w:tcPr>
           <w:p>
             <w:pPr>
-              <w:suppressAutoHyphens w:val="0"/>
-              <w:rPr>
-                <w:rStyle w:val="Standard"/>
-                <w:color w:val="auto"/>
-                <w:sz w:val="24"/>
-              </w:rPr>
-            </w:pPr>
-          </w:p>
-        </w:tc>
-        <w:tc>
-          <w:tcPr>
-            <w:tcW w:w="884" w:type="dxa"/>
-            <w:vMerge/>
-            <w:tcBorders>
-              <w:top w:val="single" w:sz="4" w:space="0" w:color="000000"/>
-              <w:left w:val="single" w:sz="4" w:space="0" w:color="000000"/>
-              <w:bottom w:val="single" w:sz="4" w:space="0" w:color="000000"/>
-              <w:right w:val="single" w:sz="4" w:space="0" w:color="auto"/>
-            </w:tcBorders>
-            <w:vAlign w:val="center"/>
-          </w:tcPr>
-          <w:p>
-            <w:pPr>
-              <w:suppressAutoHyphens w:val="0"/>
-              <w:rPr>
-                <w:rStyle w:val="Standard"/>
-                <w:color w:val="auto"/>
-                <w:sz w:val="24"/>
-              </w:rPr>
-            </w:pPr>
-          </w:p>
-        </w:tc>
-        <w:tc>
-          <w:tcPr>
-            <w:tcW w:w="1148" w:type="dxa"/>
-            <w:vMerge/>
-            <w:tcBorders>
-              <w:top w:val="single" w:sz="4" w:space="0" w:color="000000"/>
-              <w:left w:val="single" w:sz="4" w:space="0" w:color="auto"/>
-              <w:bottom w:val="single" w:sz="4" w:space="0" w:color="000000"/>
-            </w:tcBorders>
-            <w:vAlign w:val="center"/>
-          </w:tcPr>
-          <w:p>
-            <w:pPr>
-              <w:suppressAutoHyphens w:val="0"/>
-              <w:rPr>
-                <w:rStyle w:val="Standard"/>
-                <w:color w:val="auto"/>
-                <w:sz w:val="24"/>
-              </w:rPr>
-            </w:pPr>
-          </w:p>
-        </w:tc>
-        <w:tc>
-          <w:tcPr>
-            <w:tcW w:w="856" w:type="dxa"/>
-            <w:tcBorders>
-              <w:top w:val="single" w:sz="4" w:space="0" w:color="000000"/>
-              <w:left w:val="single" w:sz="4" w:space="0" w:color="000000"/>
-              <w:bottom w:val="single" w:sz="4" w:space="0" w:color="000000"/>
-            </w:tcBorders>
-            <w:vAlign w:val="center"/>
-          </w:tcPr>
-          <w:p>
-            <w:pPr>
-              <w:pStyle w:val="Standard"/>
-              <w:ind w:firstLine="0"/>
+              <w:spacing w:before="0" w:after="20" w:line="240" w:lineRule="auto"/>
               <w:jc w:val="center"/>
-              <w:rPr>
-                <w:color w:val="auto"/>
-              </w:rPr>
-            </w:pPr>
-            <w:r>
-              <w:rPr>
-                <w:color w:val="auto"/>
+            </w:pPr>
+            <w:r>
+              <w:rPr>
+                <w:rFonts w:ascii="Times New Roman" w:hAnsi="Times New Roman"/>
+                <w:b/>
+                <w:sz w:val="24"/>
               </w:rPr>
               <w:t>часов</w:t>
             </w:r>
-          </w:p>
-        </w:tc>
-        <w:tc>
-          <w:tcPr>
-            <w:tcW w:w="860" w:type="dxa"/>
-            <w:tcBorders>
-              <w:top w:val="single" w:sz="4" w:space="0" w:color="000000"/>
-              <w:left w:val="single" w:sz="4" w:space="0" w:color="000000"/>
-              <w:bottom w:val="single" w:sz="4" w:space="0" w:color="000000"/>
-            </w:tcBorders>
-            <w:vAlign w:val="center"/>
-          </w:tcPr>
-          <w:p>
-            <w:pPr>
-              <w:pStyle w:val="Standard"/>
-              <w:ind w:firstLine="0"/>
-              <w:jc w:val="center"/>
-              <w:rPr>
-                <w:color w:val="auto"/>
-              </w:rPr>
-            </w:pPr>
-            <w:r>
-              <w:rPr>
-                <w:color w:val="auto"/>
-              </w:rPr>
-            </w:r>
-          </w:p>
-        </w:tc>
-        <w:tc>
-          <w:tcPr>
-            <w:tcW w:w="853" w:type="dxa"/>
-            <w:tcBorders>
-              <w:top w:val="single" w:sz="4" w:space="0" w:color="000000"/>
-              <w:left w:val="single" w:sz="4" w:space="0" w:color="000000"/>
-              <w:bottom w:val="single" w:sz="4" w:space="0" w:color="000000"/>
-            </w:tcBorders>
-            <w:vAlign w:val="center"/>
-          </w:tcPr>
-          <w:p>
-            <w:pPr>
-              <w:pStyle w:val="Standard"/>
-              <w:ind w:firstLine="0"/>
-              <w:jc w:val="center"/>
-              <w:rPr>
-                <w:color w:val="auto"/>
-              </w:rPr>
-            </w:pPr>
-            <w:r/>
-          </w:p>
-        </w:tc>
-        <w:tc>
-          <w:tcPr>
-            <w:tcW w:w="804" w:type="dxa"/>
-            <w:tcBorders>
-              <w:top w:val="single" w:sz="4" w:space="0" w:color="000000"/>
-              <w:left w:val="single" w:sz="4" w:space="0" w:color="000000"/>
-              <w:bottom w:val="single" w:sz="4" w:space="0" w:color="000000"/>
-              <w:right w:val="single" w:sz="4" w:space="0" w:color="000000"/>
-            </w:tcBorders>
-            <w:vAlign w:val="center"/>
-          </w:tcPr>
-          <w:p>
-            <w:pPr>
-              <w:pStyle w:val="Standard"/>
-              <w:ind w:firstLine="0"/>
-              <w:jc w:val="center"/>
-              <w:rPr>
-                <w:color w:val="auto"/>
-              </w:rPr>
-            </w:pPr>
-            <w:r/>
           </w:p>
         </w:tc>
       </w:tr>
       <w:tr>
         <w:tc>
           <w:tcPr>
-            <w:tcW w:w="4249" w:type="dxa"/>
+            <w:tcW w:type="dxa" w:w="454"/>
+            <w:vAlign w:val="center"/>
+          </w:tcPr>
+          <w:p>
+            <w:pPr>
+              <w:spacing w:before="0" w:after="20" w:line="240" w:lineRule="auto"/>
+              <w:jc w:val="center"/>
+            </w:pPr>
+            <w:r>
+              <w:rPr>
+                <w:rFonts w:ascii="Times New Roman" w:hAnsi="Times New Roman"/>
+                <w:b w:val="0"/>
+                <w:sz w:val="24"/>
+              </w:rPr>
+              <w:t>1</w:t>
+            </w:r>
+          </w:p>
+        </w:tc>
+        <w:tc>
+          <w:tcPr>
+            <w:tcW w:type="dxa" w:w="3175"/>
             <w:gridSpan w:val="2"/>
-            <w:tcBorders>
-              <w:top w:val="single" w:sz="4" w:space="0" w:color="000000"/>
-              <w:left w:val="single" w:sz="4" w:space="0" w:color="000000"/>
-              <w:bottom w:val="single" w:sz="4" w:space="0" w:color="000000"/>
-            </w:tcBorders>
-            <w:tcMar>
-              <w:left w:w="108" w:type="dxa"/>
-              <w:right w:w="108" w:type="dxa"/>
-            </w:tcMar>
-          </w:tcPr>
-          <w:p>
-            <w:pPr>
-              <w:pStyle w:val="Standard"/>
-              <w:ind w:firstLine="0"/>
-              <w:rPr>
-                <w:color w:val="auto"/>
-              </w:rPr>
-            </w:pPr>
-            <w:r>
-              <w:rPr>
-                <w:color w:val="auto"/>
-              </w:rPr>
-              <w:t>1.Контактная работа обучающихся с преподавателем (по видам учебных з</w:t>
-            </w:r>
-            <w:r>
-              <w:rPr>
-                <w:color w:val="auto"/>
-              </w:rPr>
-              <w:t>а</w:t>
-            </w:r>
-            <w:r>
-              <w:rPr>
-                <w:color w:val="auto"/>
-              </w:rPr>
-              <w:t>нятий) (вс</w:t>
-            </w:r>
-            <w:r>
-              <w:rPr>
-                <w:color w:val="auto"/>
-              </w:rPr>
-              <w:t>е</w:t>
-            </w:r>
-            <w:r>
-              <w:rPr>
-                <w:color w:val="auto"/>
-              </w:rPr>
-              <w:t>го)</w:t>
-            </w:r>
-          </w:p>
-        </w:tc>
-        <w:tc>
-          <w:tcPr>
-            <w:tcW w:w="884" w:type="dxa"/>
-            <w:tcBorders>
-              <w:top w:val="single" w:sz="4" w:space="0" w:color="000000"/>
-              <w:left w:val="single" w:sz="4" w:space="0" w:color="000000"/>
-              <w:bottom w:val="single" w:sz="4" w:space="0" w:color="000000"/>
-              <w:right w:val="single" w:sz="4" w:space="0" w:color="auto"/>
-            </w:tcBorders>
             <w:vAlign w:val="center"/>
           </w:tcPr>
           <w:p>
             <w:pPr>
-              <w:pStyle w:val="Standard"/>
-              <w:ind w:firstLine="0"/>
+              <w:spacing w:before="0" w:after="20" w:line="240" w:lineRule="auto"/>
+              <w:jc w:val="left"/>
+            </w:pPr>
+            <w:r>
+              <w:rPr>
+                <w:rFonts w:ascii="Times New Roman" w:hAnsi="Times New Roman"/>
+                <w:b/>
+                <w:sz w:val="24"/>
+              </w:rPr>
+              <w:t>Контактная работа обучающихся с преподавателем (по видам учебных занятий), всего</w:t>
+            </w:r>
+          </w:p>
+        </w:tc>
+        <w:tc>
+          <w:tcPr>
+            <w:tcW w:type="dxa" w:w="737"/>
+            <w:vAlign w:val="center"/>
+          </w:tcPr>
+          <w:p>
+            <w:pPr>
+              <w:spacing w:before="0" w:after="20" w:line="240" w:lineRule="auto"/>
               <w:jc w:val="center"/>
-              <w:rPr>
-                <w:color w:val="auto"/>
-              </w:rPr>
-            </w:pPr>
-            <w:r>
-              <w:rPr>
-                <w:color w:val="auto"/>
+            </w:pPr>
+            <w:r>
+              <w:rPr>
+                <w:rFonts w:ascii="Times New Roman" w:hAnsi="Times New Roman"/>
+                <w:b w:val="0"/>
+                <w:sz w:val="24"/>
               </w:rPr>
               <w:t>38</w:t>
             </w:r>
@@ -2889,309 +2524,142 @@
         </w:tc>
         <w:tc>
           <w:tcPr>
-            <w:tcW w:w="1148" w:type="dxa"/>
-            <w:tcBorders>
-              <w:top w:val="single" w:sz="4" w:space="0" w:color="000000"/>
-              <w:left w:val="single" w:sz="4" w:space="0" w:color="auto"/>
-              <w:bottom w:val="single" w:sz="4" w:space="0" w:color="000000"/>
-            </w:tcBorders>
+            <w:tcW w:type="dxa" w:w="1587"/>
             <w:vAlign w:val="center"/>
           </w:tcPr>
           <w:p>
             <w:pPr>
-              <w:pStyle w:val="Standard"/>
-              <w:ind w:firstLine="0"/>
+              <w:spacing w:before="0" w:after="20" w:line="240" w:lineRule="auto"/>
               <w:jc w:val="center"/>
-              <w:rPr>
-                <w:color w:val="auto"/>
-              </w:rPr>
-            </w:pPr>
-            <w:r/>
-          </w:p>
-        </w:tc>
-        <w:tc>
-          <w:tcPr>
-            <w:tcW w:w="856" w:type="dxa"/>
-            <w:tcBorders>
-              <w:top w:val="single" w:sz="4" w:space="0" w:color="000000"/>
-              <w:left w:val="single" w:sz="4" w:space="0" w:color="000000"/>
-              <w:bottom w:val="single" w:sz="4" w:space="0" w:color="000000"/>
-            </w:tcBorders>
+            </w:pPr>
+            <w:r>
+              <w:rPr>
+                <w:rFonts w:ascii="Times New Roman" w:hAnsi="Times New Roman"/>
+                <w:b w:val="0"/>
+                <w:sz w:val="24"/>
+              </w:rPr>
+              <w:t>8</w:t>
+            </w:r>
+          </w:p>
+        </w:tc>
+        <w:tc>
+          <w:tcPr>
+            <w:tcW w:type="dxa" w:w="3402"/>
             <w:vAlign w:val="center"/>
           </w:tcPr>
           <w:p>
             <w:pPr>
-              <w:pStyle w:val="Standard"/>
-              <w:ind w:firstLine="0"/>
+              <w:spacing w:before="0" w:after="20" w:line="240" w:lineRule="auto"/>
               <w:jc w:val="center"/>
-              <w:rPr>
-                <w:color w:val="auto"/>
-              </w:rPr>
-            </w:pPr>
-            <w:r>
-              <w:rPr>
-                <w:color w:val="auto"/>
+            </w:pPr>
+            <w:r>
+              <w:rPr>
+                <w:rFonts w:ascii="Times New Roman" w:hAnsi="Times New Roman"/>
+                <w:b w:val="0"/>
+                <w:sz w:val="24"/>
               </w:rPr>
               <w:t>38</w:t>
             </w:r>
-          </w:p>
-        </w:tc>
-        <w:tc>
-          <w:tcPr>
-            <w:tcW w:w="860" w:type="dxa"/>
-            <w:tcBorders>
-              <w:top w:val="single" w:sz="4" w:space="0" w:color="000000"/>
-              <w:left w:val="single" w:sz="4" w:space="0" w:color="000000"/>
-              <w:bottom w:val="single" w:sz="4" w:space="0" w:color="000000"/>
-            </w:tcBorders>
-            <w:vAlign w:val="center"/>
-          </w:tcPr>
-          <w:p>
-            <w:pPr>
-              <w:pStyle w:val="Standard"/>
-              <w:ind w:firstLine="0"/>
-              <w:jc w:val="center"/>
-              <w:rPr>
-                <w:color w:val="auto"/>
-              </w:rPr>
-            </w:pPr>
-            <w:r>
-              <w:rPr>
-                <w:color w:val="auto"/>
-              </w:rPr>
-            </w:r>
-          </w:p>
-        </w:tc>
-        <w:tc>
-          <w:tcPr>
-            <w:tcW w:w="853" w:type="dxa"/>
-            <w:tcBorders>
-              <w:top w:val="single" w:sz="4" w:space="0" w:color="000000"/>
-              <w:left w:val="single" w:sz="4" w:space="0" w:color="000000"/>
-              <w:bottom w:val="single" w:sz="4" w:space="0" w:color="000000"/>
-            </w:tcBorders>
-            <w:vAlign w:val="center"/>
-          </w:tcPr>
-          <w:p>
-            <w:pPr>
-              <w:pStyle w:val="Standard"/>
-              <w:ind w:firstLine="0"/>
-              <w:jc w:val="center"/>
-              <w:rPr>
-                <w:color w:val="auto"/>
-              </w:rPr>
-            </w:pPr>
-            <w:r/>
-          </w:p>
-        </w:tc>
-        <w:tc>
-          <w:tcPr>
-            <w:tcW w:w="804" w:type="dxa"/>
-            <w:tcBorders>
-              <w:top w:val="single" w:sz="4" w:space="0" w:color="000000"/>
-              <w:left w:val="single" w:sz="4" w:space="0" w:color="000000"/>
-              <w:bottom w:val="single" w:sz="4" w:space="0" w:color="000000"/>
-              <w:right w:val="single" w:sz="4" w:space="0" w:color="000000"/>
-            </w:tcBorders>
-            <w:vAlign w:val="center"/>
-          </w:tcPr>
-          <w:p>
-            <w:pPr>
-              <w:pStyle w:val="Standard"/>
-              <w:ind w:firstLine="0"/>
-              <w:jc w:val="center"/>
-              <w:rPr>
-                <w:color w:val="auto"/>
-              </w:rPr>
-            </w:pPr>
-            <w:r/>
           </w:p>
         </w:tc>
       </w:tr>
       <w:tr>
         <w:tc>
           <w:tcPr>
-            <w:tcW w:w="4249" w:type="dxa"/>
+            <w:tcW w:type="dxa" w:w="454"/>
+            <w:vAlign w:val="center"/>
+          </w:tcPr>
+          <w:p>
+            <w:pPr>
+              <w:spacing w:before="0" w:after="20" w:line="240" w:lineRule="auto"/>
+              <w:jc w:val="center"/>
+            </w:pPr>
+            <w:r>
+              <w:rPr>
+                <w:rFonts w:ascii="Times New Roman" w:hAnsi="Times New Roman"/>
+                <w:b w:val="0"/>
+                <w:sz w:val="24"/>
+              </w:rPr>
+            </w:r>
+          </w:p>
+        </w:tc>
+        <w:tc>
+          <w:tcPr>
+            <w:tcW w:type="dxa" w:w="3175"/>
             <w:gridSpan w:val="2"/>
-            <w:tcBorders>
-              <w:top w:val="single" w:sz="4" w:space="0" w:color="000000"/>
-              <w:left w:val="single" w:sz="4" w:space="0" w:color="000000"/>
-              <w:bottom w:val="single" w:sz="4" w:space="0" w:color="000000"/>
-            </w:tcBorders>
-            <w:tcMar>
-              <w:left w:w="108" w:type="dxa"/>
-              <w:right w:w="108" w:type="dxa"/>
-            </w:tcMar>
-          </w:tcPr>
-          <w:p>
-            <w:pPr>
-              <w:pStyle w:val="Standard"/>
-              <w:ind w:firstLine="0"/>
-              <w:rPr>
-                <w:color w:val="auto"/>
-              </w:rPr>
-            </w:pPr>
-            <w:r>
-              <w:rPr>
-                <w:color w:val="auto"/>
-              </w:rPr>
-              <w:t>В том числе:</w:t>
-            </w:r>
-          </w:p>
-        </w:tc>
-        <w:tc>
-          <w:tcPr>
-            <w:tcW w:w="884" w:type="dxa"/>
-            <w:tcBorders>
-              <w:top w:val="single" w:sz="4" w:space="0" w:color="000000"/>
-              <w:left w:val="single" w:sz="4" w:space="0" w:color="000000"/>
-              <w:bottom w:val="single" w:sz="4" w:space="0" w:color="000000"/>
-              <w:right w:val="single" w:sz="4" w:space="0" w:color="auto"/>
-            </w:tcBorders>
-          </w:tcPr>
-          <w:p>
-            <w:pPr>
-              <w:pStyle w:val="Standard"/>
-              <w:ind w:firstLine="0"/>
-              <w:rPr>
-                <w:color w:val="auto"/>
-              </w:rPr>
-            </w:pPr>
-            <w:r/>
-          </w:p>
-        </w:tc>
-        <w:tc>
-          <w:tcPr>
-            <w:tcW w:w="1148" w:type="dxa"/>
-            <w:tcBorders>
-              <w:top w:val="single" w:sz="4" w:space="0" w:color="000000"/>
-              <w:left w:val="single" w:sz="4" w:space="0" w:color="auto"/>
-              <w:bottom w:val="single" w:sz="4" w:space="0" w:color="000000"/>
-            </w:tcBorders>
-          </w:tcPr>
-          <w:p>
-            <w:pPr>
-              <w:pStyle w:val="Standard"/>
-              <w:ind w:firstLine="0"/>
-              <w:rPr>
-                <w:color w:val="auto"/>
-              </w:rPr>
-            </w:pPr>
-            <w:r/>
-          </w:p>
-        </w:tc>
-        <w:tc>
-          <w:tcPr>
-            <w:tcW w:w="856" w:type="dxa"/>
-            <w:tcBorders>
-              <w:top w:val="single" w:sz="4" w:space="0" w:color="000000"/>
-              <w:left w:val="single" w:sz="4" w:space="0" w:color="000000"/>
-              <w:bottom w:val="single" w:sz="4" w:space="0" w:color="000000"/>
-            </w:tcBorders>
-          </w:tcPr>
-          <w:p>
-            <w:pPr>
-              <w:pStyle w:val="Standard"/>
-              <w:ind w:firstLine="0"/>
-              <w:jc w:val="center"/>
-              <w:rPr>
-                <w:color w:val="auto"/>
-              </w:rPr>
-            </w:pPr>
-            <w:r/>
-          </w:p>
-        </w:tc>
-        <w:tc>
-          <w:tcPr>
-            <w:tcW w:w="860" w:type="dxa"/>
-            <w:tcBorders>
-              <w:top w:val="single" w:sz="4" w:space="0" w:color="000000"/>
-              <w:left w:val="single" w:sz="4" w:space="0" w:color="000000"/>
-              <w:bottom w:val="single" w:sz="4" w:space="0" w:color="000000"/>
-            </w:tcBorders>
-          </w:tcPr>
-          <w:p>
-            <w:pPr>
-              <w:pStyle w:val="Standard"/>
-              <w:ind w:firstLine="0"/>
-              <w:jc w:val="center"/>
-              <w:rPr>
-                <w:color w:val="auto"/>
-              </w:rPr>
-            </w:pPr>
-            <w:r/>
-          </w:p>
-        </w:tc>
-        <w:tc>
-          <w:tcPr>
-            <w:tcW w:w="853" w:type="dxa"/>
-            <w:tcBorders>
-              <w:top w:val="single" w:sz="4" w:space="0" w:color="000000"/>
-              <w:left w:val="single" w:sz="4" w:space="0" w:color="000000"/>
-              <w:bottom w:val="single" w:sz="4" w:space="0" w:color="000000"/>
-            </w:tcBorders>
-          </w:tcPr>
-          <w:p>
-            <w:pPr>
-              <w:pStyle w:val="Standard"/>
-              <w:ind w:firstLine="0"/>
-              <w:jc w:val="center"/>
-              <w:rPr>
-                <w:color w:val="auto"/>
-              </w:rPr>
-            </w:pPr>
-            <w:r/>
-          </w:p>
-        </w:tc>
-        <w:tc>
-          <w:tcPr>
-            <w:tcW w:w="804" w:type="dxa"/>
-            <w:tcBorders>
-              <w:top w:val="single" w:sz="4" w:space="0" w:color="000000"/>
-              <w:left w:val="single" w:sz="4" w:space="0" w:color="000000"/>
-              <w:bottom w:val="single" w:sz="4" w:space="0" w:color="000000"/>
-              <w:right w:val="single" w:sz="4" w:space="0" w:color="000000"/>
-            </w:tcBorders>
-          </w:tcPr>
-          <w:p>
-            <w:pPr>
-              <w:pStyle w:val="Standard"/>
-              <w:ind w:firstLine="0"/>
-              <w:jc w:val="center"/>
-              <w:rPr>
-                <w:color w:val="auto"/>
-              </w:rPr>
-            </w:pPr>
-            <w:r/>
-          </w:p>
+            <w:vAlign w:val="center"/>
+          </w:tcPr>
+          <w:p>
+            <w:pPr>
+              <w:spacing w:before="0" w:after="20" w:line="240" w:lineRule="auto"/>
+              <w:jc w:val="left"/>
+            </w:pPr>
+            <w:r>
+              <w:rPr>
+                <w:rFonts w:ascii="Times New Roman" w:hAnsi="Times New Roman"/>
+                <w:b w:val="0"/>
+                <w:sz w:val="24"/>
+              </w:rPr>
+              <w:t>в том числе:</w:t>
+            </w:r>
+          </w:p>
+        </w:tc>
+        <w:tc>
+          <w:tcPr>
+            <w:tcW w:type="dxa" w:w="737"/>
+          </w:tcPr>
+          <w:p/>
+        </w:tc>
+        <w:tc>
+          <w:tcPr>
+            <w:tcW w:type="dxa" w:w="1587"/>
+          </w:tcPr>
+          <w:p/>
+        </w:tc>
+        <w:tc>
+          <w:tcPr>
+            <w:tcW w:type="dxa" w:w="3402"/>
+          </w:tcPr>
+          <w:p/>
         </w:tc>
       </w:tr>
       <w:tr>
         <w:tc>
           <w:tcPr>
-            <w:tcW w:w="4249" w:type="dxa"/>
+            <w:tcW w:type="dxa" w:w="454"/>
+            <w:vAlign w:val="center"/>
+          </w:tcPr>
+          <w:p>
+            <w:pPr>
+              <w:spacing w:before="0" w:after="20" w:line="240" w:lineRule="auto"/>
+              <w:jc w:val="center"/>
+            </w:pPr>
+            <w:r>
+              <w:rPr>
+                <w:rFonts w:ascii="Times New Roman" w:hAnsi="Times New Roman"/>
+                <w:b w:val="0"/>
+                <w:sz w:val="24"/>
+              </w:rPr>
+              <w:t>1.1</w:t>
+            </w:r>
+          </w:p>
+        </w:tc>
+        <w:tc>
+          <w:tcPr>
+            <w:tcW w:type="dxa" w:w="3175"/>
             <w:gridSpan w:val="2"/>
-            <w:tcBorders>
-              <w:top w:val="single" w:sz="4" w:space="0" w:color="000000"/>
-              <w:left w:val="single" w:sz="4" w:space="0" w:color="000000"/>
-              <w:bottom w:val="single" w:sz="4" w:space="0" w:color="000000"/>
-            </w:tcBorders>
-            <w:tcMar>
-              <w:left w:w="108" w:type="dxa"/>
-              <w:right w:w="108" w:type="dxa"/>
-            </w:tcMar>
-          </w:tcPr>
-          <w:p>
-            <w:pPr>
-              <w:pStyle w:val="Standard"/>
-              <w:ind w:firstLine="0"/>
-              <w:rPr>
-                <w:color w:val="auto"/>
-              </w:rPr>
-            </w:pPr>
-            <w:r>
-              <w:rPr>
-                <w:color w:val="auto"/>
+            <w:vAlign w:val="center"/>
+          </w:tcPr>
+          <w:p>
+            <w:pPr>
+              <w:spacing w:before="0" w:after="20" w:line="240" w:lineRule="auto"/>
+              <w:jc w:val="left"/>
+            </w:pPr>
+            <w:r>
+              <w:rPr>
+                <w:rFonts w:ascii="Times New Roman" w:hAnsi="Times New Roman"/>
+                <w:b w:val="0"/>
+                <w:sz w:val="24"/>
               </w:rPr>
               <w:t>Лекции (Л)</w:t>
             </w:r>
@@ -3199,26 +2667,19 @@
         </w:tc>
         <w:tc>
           <w:tcPr>
-            <w:tcW w:w="884" w:type="dxa"/>
-            <w:tcBorders>
-              <w:top w:val="single" w:sz="4" w:space="0" w:color="000000"/>
-              <w:left w:val="single" w:sz="4" w:space="0" w:color="000000"/>
-              <w:bottom w:val="single" w:sz="4" w:space="0" w:color="000000"/>
-              <w:right w:val="single" w:sz="4" w:space="0" w:color="auto"/>
-            </w:tcBorders>
-          </w:tcPr>
-          <w:p>
-            <w:pPr>
-              <w:pStyle w:val="Standard"/>
-              <w:ind w:firstLine="0"/>
+            <w:tcW w:type="dxa" w:w="737"/>
+            <w:vAlign w:val="center"/>
+          </w:tcPr>
+          <w:p>
+            <w:pPr>
+              <w:spacing w:before="0" w:after="20" w:line="240" w:lineRule="auto"/>
               <w:jc w:val="center"/>
-              <w:rPr>
-                <w:color w:val="auto"/>
-              </w:rPr>
-            </w:pPr>
-            <w:r>
-              <w:rPr>
-                <w:color w:val="auto"/>
+            </w:pPr>
+            <w:r>
+              <w:rPr>
+                <w:rFonts w:ascii="Times New Roman" w:hAnsi="Times New Roman"/>
+                <w:b w:val="0"/>
+                <w:sz w:val="24"/>
               </w:rPr>
               <w:t>12</w:t>
             </w:r>
@@ -3226,1959 +2687,1124 @@
         </w:tc>
         <w:tc>
           <w:tcPr>
-            <w:tcW w:w="1148" w:type="dxa"/>
-            <w:tcBorders>
-              <w:top w:val="single" w:sz="4" w:space="0" w:color="000000"/>
-              <w:left w:val="single" w:sz="4" w:space="0" w:color="auto"/>
-              <w:bottom w:val="single" w:sz="4" w:space="0" w:color="000000"/>
-            </w:tcBorders>
-          </w:tcPr>
-          <w:p>
-            <w:pPr>
-              <w:pStyle w:val="Standard"/>
-              <w:ind w:firstLine="0"/>
+            <w:tcW w:type="dxa" w:w="1587"/>
+            <w:vAlign w:val="center"/>
+          </w:tcPr>
+          <w:p>
+            <w:pPr>
+              <w:spacing w:before="0" w:after="20" w:line="240" w:lineRule="auto"/>
               <w:jc w:val="center"/>
-              <w:rPr>
-                <w:color w:val="auto"/>
-              </w:rPr>
-            </w:pPr>
-            <w:r/>
-          </w:p>
-        </w:tc>
-        <w:tc>
-          <w:tcPr>
-            <w:tcW w:w="856" w:type="dxa"/>
-            <w:tcBorders>
-              <w:top w:val="single" w:sz="4" w:space="0" w:color="000000"/>
-              <w:left w:val="single" w:sz="4" w:space="0" w:color="000000"/>
-              <w:bottom w:val="single" w:sz="4" w:space="0" w:color="000000"/>
-            </w:tcBorders>
-          </w:tcPr>
-          <w:p>
-            <w:pPr>
-              <w:pStyle w:val="Standard"/>
-              <w:ind w:firstLine="0"/>
+            </w:pPr>
+            <w:r>
+              <w:rPr>
+                <w:rFonts w:ascii="Times New Roman" w:hAnsi="Times New Roman"/>
+                <w:b w:val="0"/>
+                <w:sz w:val="24"/>
+              </w:rPr>
+              <w:t>0</w:t>
+            </w:r>
+          </w:p>
+        </w:tc>
+        <w:tc>
+          <w:tcPr>
+            <w:tcW w:type="dxa" w:w="3402"/>
+            <w:vAlign w:val="center"/>
+          </w:tcPr>
+          <w:p>
+            <w:pPr>
+              <w:spacing w:before="0" w:after="20" w:line="240" w:lineRule="auto"/>
               <w:jc w:val="center"/>
-              <w:rPr>
-                <w:color w:val="auto"/>
-              </w:rPr>
-            </w:pPr>
-            <w:r>
-              <w:rPr>
-                <w:color w:val="auto"/>
+            </w:pPr>
+            <w:r>
+              <w:rPr>
+                <w:rFonts w:ascii="Times New Roman" w:hAnsi="Times New Roman"/>
+                <w:b w:val="0"/>
+                <w:sz w:val="24"/>
               </w:rPr>
               <w:t>12</w:t>
             </w:r>
-          </w:p>
-        </w:tc>
-        <w:tc>
-          <w:tcPr>
-            <w:tcW w:w="860" w:type="dxa"/>
-            <w:tcBorders>
-              <w:top w:val="single" w:sz="4" w:space="0" w:color="000000"/>
-              <w:left w:val="single" w:sz="4" w:space="0" w:color="000000"/>
-              <w:bottom w:val="single" w:sz="4" w:space="0" w:color="000000"/>
-            </w:tcBorders>
-          </w:tcPr>
-          <w:p>
-            <w:pPr>
-              <w:pStyle w:val="Standard"/>
-              <w:ind w:firstLine="0"/>
-              <w:jc w:val="center"/>
-              <w:rPr>
-                <w:color w:val="auto"/>
-              </w:rPr>
-            </w:pPr>
-            <w:r>
-              <w:rPr>
-                <w:color w:val="auto"/>
-              </w:rPr>
-            </w:r>
-          </w:p>
-        </w:tc>
-        <w:tc>
-          <w:tcPr>
-            <w:tcW w:w="853" w:type="dxa"/>
-            <w:tcBorders>
-              <w:top w:val="single" w:sz="4" w:space="0" w:color="000000"/>
-              <w:left w:val="single" w:sz="4" w:space="0" w:color="000000"/>
-              <w:bottom w:val="single" w:sz="4" w:space="0" w:color="000000"/>
-            </w:tcBorders>
-          </w:tcPr>
-          <w:p>
-            <w:pPr>
-              <w:pStyle w:val="Standard"/>
-              <w:ind w:firstLine="0"/>
-              <w:jc w:val="center"/>
-              <w:rPr>
-                <w:color w:val="auto"/>
-              </w:rPr>
-            </w:pPr>
-            <w:r/>
-          </w:p>
-        </w:tc>
-        <w:tc>
-          <w:tcPr>
-            <w:tcW w:w="804" w:type="dxa"/>
-            <w:tcBorders>
-              <w:top w:val="single" w:sz="4" w:space="0" w:color="000000"/>
-              <w:left w:val="single" w:sz="4" w:space="0" w:color="000000"/>
-              <w:bottom w:val="single" w:sz="4" w:space="0" w:color="000000"/>
-              <w:right w:val="single" w:sz="4" w:space="0" w:color="000000"/>
-            </w:tcBorders>
-          </w:tcPr>
-          <w:p>
-            <w:pPr>
-              <w:pStyle w:val="Standard"/>
-              <w:ind w:firstLine="0"/>
-              <w:jc w:val="center"/>
-              <w:rPr>
-                <w:color w:val="auto"/>
-              </w:rPr>
-            </w:pPr>
-            <w:r/>
           </w:p>
         </w:tc>
       </w:tr>
       <w:tr>
         <w:tc>
           <w:tcPr>
-            <w:tcW w:w="4249" w:type="dxa"/>
+            <w:tcW w:type="dxa" w:w="454"/>
+            <w:vAlign w:val="center"/>
+          </w:tcPr>
+          <w:p>
+            <w:pPr>
+              <w:spacing w:before="0" w:after="20" w:line="240" w:lineRule="auto"/>
+              <w:jc w:val="center"/>
+            </w:pPr>
+            <w:r>
+              <w:rPr>
+                <w:rFonts w:ascii="Times New Roman" w:hAnsi="Times New Roman"/>
+                <w:b w:val="0"/>
+                <w:sz w:val="24"/>
+              </w:rPr>
+              <w:t>1.2</w:t>
+            </w:r>
+          </w:p>
+        </w:tc>
+        <w:tc>
+          <w:tcPr>
+            <w:tcW w:type="dxa" w:w="3175"/>
             <w:gridSpan w:val="2"/>
-            <w:tcBorders>
-              <w:top w:val="single" w:sz="4" w:space="0" w:color="000000"/>
-              <w:left w:val="single" w:sz="4" w:space="0" w:color="000000"/>
-              <w:bottom w:val="single" w:sz="4" w:space="0" w:color="000000"/>
-            </w:tcBorders>
-            <w:tcMar>
-              <w:left w:w="108" w:type="dxa"/>
-              <w:right w:w="108" w:type="dxa"/>
-            </w:tcMar>
-          </w:tcPr>
-          <w:p>
-            <w:pPr>
-              <w:pStyle w:val="Standard"/>
-              <w:ind w:firstLine="0"/>
-              <w:rPr>
-                <w:color w:val="auto"/>
-              </w:rPr>
-            </w:pPr>
-            <w:r>
-              <w:rPr>
-                <w:color w:val="auto"/>
-              </w:rPr>
-              <w:t>Практические занятия (ПЗ), семин</w:t>
-            </w:r>
-            <w:r>
-              <w:rPr>
-                <w:color w:val="auto"/>
-              </w:rPr>
-              <w:t>а</w:t>
-            </w:r>
-            <w:r>
-              <w:rPr>
-                <w:color w:val="auto"/>
-              </w:rPr>
-              <w:t>ры (С)</w:t>
-            </w:r>
-          </w:p>
-        </w:tc>
-        <w:tc>
-          <w:tcPr>
-            <w:tcW w:w="884" w:type="dxa"/>
-            <w:tcBorders>
-              <w:top w:val="single" w:sz="4" w:space="0" w:color="000000"/>
-              <w:left w:val="single" w:sz="4" w:space="0" w:color="000000"/>
-              <w:bottom w:val="single" w:sz="4" w:space="0" w:color="000000"/>
-              <w:right w:val="single" w:sz="4" w:space="0" w:color="auto"/>
-            </w:tcBorders>
             <w:vAlign w:val="center"/>
           </w:tcPr>
           <w:p>
             <w:pPr>
-              <w:pStyle w:val="Standard"/>
-              <w:ind w:firstLine="0"/>
+              <w:spacing w:before="0" w:after="20" w:line="240" w:lineRule="auto"/>
+              <w:jc w:val="left"/>
+            </w:pPr>
+            <w:r>
+              <w:rPr>
+                <w:rFonts w:ascii="Times New Roman" w:hAnsi="Times New Roman"/>
+                <w:b w:val="0"/>
+                <w:sz w:val="24"/>
+              </w:rPr>
+              <w:t>Практические занятия (ПЗ)</w:t>
+            </w:r>
+          </w:p>
+        </w:tc>
+        <w:tc>
+          <w:tcPr>
+            <w:tcW w:type="dxa" w:w="737"/>
+            <w:vAlign w:val="center"/>
+          </w:tcPr>
+          <w:p>
+            <w:pPr>
+              <w:spacing w:before="0" w:after="20" w:line="240" w:lineRule="auto"/>
               <w:jc w:val="center"/>
-              <w:rPr>
-                <w:color w:val="auto"/>
-              </w:rPr>
-            </w:pPr>
-            <w:r/>
-          </w:p>
-        </w:tc>
-        <w:tc>
-          <w:tcPr>
-            <w:tcW w:w="1148" w:type="dxa"/>
-            <w:tcBorders>
-              <w:top w:val="single" w:sz="4" w:space="0" w:color="000000"/>
-              <w:left w:val="single" w:sz="4" w:space="0" w:color="auto"/>
-              <w:bottom w:val="single" w:sz="4" w:space="0" w:color="000000"/>
-            </w:tcBorders>
+            </w:pPr>
+            <w:r>
+              <w:rPr>
+                <w:rFonts w:ascii="Times New Roman" w:hAnsi="Times New Roman"/>
+                <w:b w:val="0"/>
+                <w:sz w:val="24"/>
+              </w:rPr>
+              <w:t>0</w:t>
+            </w:r>
+          </w:p>
+        </w:tc>
+        <w:tc>
+          <w:tcPr>
+            <w:tcW w:type="dxa" w:w="1587"/>
             <w:vAlign w:val="center"/>
           </w:tcPr>
           <w:p>
             <w:pPr>
-              <w:pStyle w:val="Standard"/>
-              <w:ind w:firstLine="0"/>
+              <w:spacing w:before="0" w:after="20" w:line="240" w:lineRule="auto"/>
               <w:jc w:val="center"/>
-              <w:rPr>
-                <w:color w:val="auto"/>
-              </w:rPr>
-            </w:pPr>
-            <w:r/>
-          </w:p>
-        </w:tc>
-        <w:tc>
-          <w:tcPr>
-            <w:tcW w:w="856" w:type="dxa"/>
-            <w:tcBorders>
-              <w:top w:val="single" w:sz="4" w:space="0" w:color="000000"/>
-              <w:left w:val="single" w:sz="4" w:space="0" w:color="000000"/>
-              <w:bottom w:val="single" w:sz="4" w:space="0" w:color="000000"/>
-            </w:tcBorders>
+            </w:pPr>
+            <w:r>
+              <w:rPr>
+                <w:rFonts w:ascii="Times New Roman" w:hAnsi="Times New Roman"/>
+                <w:b w:val="0"/>
+                <w:sz w:val="24"/>
+              </w:rPr>
+              <w:t>0</w:t>
+            </w:r>
+          </w:p>
+        </w:tc>
+        <w:tc>
+          <w:tcPr>
+            <w:tcW w:type="dxa" w:w="3402"/>
             <w:vAlign w:val="center"/>
           </w:tcPr>
           <w:p>
             <w:pPr>
-              <w:pStyle w:val="Standard"/>
-              <w:ind w:firstLine="0"/>
+              <w:spacing w:before="0" w:after="20" w:line="240" w:lineRule="auto"/>
               <w:jc w:val="center"/>
-              <w:rPr>
-                <w:color w:val="auto"/>
-              </w:rPr>
-            </w:pPr>
-            <w:r/>
-          </w:p>
-        </w:tc>
-        <w:tc>
-          <w:tcPr>
-            <w:tcW w:w="860" w:type="dxa"/>
-            <w:tcBorders>
-              <w:top w:val="single" w:sz="4" w:space="0" w:color="000000"/>
-              <w:left w:val="single" w:sz="4" w:space="0" w:color="000000"/>
-              <w:bottom w:val="single" w:sz="4" w:space="0" w:color="000000"/>
-            </w:tcBorders>
-            <w:vAlign w:val="center"/>
-          </w:tcPr>
-          <w:p>
-            <w:pPr>
-              <w:pStyle w:val="Standard"/>
-              <w:ind w:firstLine="0"/>
-              <w:jc w:val="center"/>
-              <w:rPr>
-                <w:color w:val="auto"/>
-              </w:rPr>
-            </w:pPr>
-            <w:r/>
-          </w:p>
-        </w:tc>
-        <w:tc>
-          <w:tcPr>
-            <w:tcW w:w="853" w:type="dxa"/>
-            <w:tcBorders>
-              <w:top w:val="single" w:sz="4" w:space="0" w:color="000000"/>
-              <w:left w:val="single" w:sz="4" w:space="0" w:color="000000"/>
-              <w:bottom w:val="single" w:sz="4" w:space="0" w:color="000000"/>
-            </w:tcBorders>
-            <w:vAlign w:val="center"/>
-          </w:tcPr>
-          <w:p>
-            <w:pPr>
-              <w:pStyle w:val="Standard"/>
-              <w:ind w:firstLine="0"/>
-              <w:jc w:val="center"/>
-              <w:rPr>
-                <w:color w:val="auto"/>
-              </w:rPr>
-            </w:pPr>
-            <w:r/>
-          </w:p>
-        </w:tc>
-        <w:tc>
-          <w:tcPr>
-            <w:tcW w:w="804" w:type="dxa"/>
-            <w:tcBorders>
-              <w:top w:val="single" w:sz="4" w:space="0" w:color="000000"/>
-              <w:left w:val="single" w:sz="4" w:space="0" w:color="000000"/>
-              <w:bottom w:val="single" w:sz="4" w:space="0" w:color="000000"/>
-              <w:right w:val="single" w:sz="4" w:space="0" w:color="000000"/>
-            </w:tcBorders>
-            <w:vAlign w:val="center"/>
-          </w:tcPr>
-          <w:p>
-            <w:pPr>
-              <w:pStyle w:val="Standard"/>
-              <w:ind w:firstLine="0"/>
-              <w:jc w:val="center"/>
-              <w:rPr>
-                <w:color w:val="auto"/>
-              </w:rPr>
-            </w:pPr>
-            <w:r/>
+            </w:pPr>
+            <w:r>
+              <w:rPr>
+                <w:rFonts w:ascii="Times New Roman" w:hAnsi="Times New Roman"/>
+                <w:b w:val="0"/>
+                <w:sz w:val="24"/>
+              </w:rPr>
+              <w:t>0</w:t>
+            </w:r>
           </w:p>
         </w:tc>
       </w:tr>
       <w:tr>
         <w:tc>
           <w:tcPr>
-            <w:tcW w:w="4249" w:type="dxa"/>
+            <w:tcW w:type="dxa" w:w="454"/>
+            <w:vAlign w:val="center"/>
+          </w:tcPr>
+          <w:p>
+            <w:pPr>
+              <w:spacing w:before="0" w:after="20" w:line="240" w:lineRule="auto"/>
+              <w:jc w:val="center"/>
+            </w:pPr>
+            <w:r>
+              <w:rPr>
+                <w:rFonts w:ascii="Times New Roman" w:hAnsi="Times New Roman"/>
+                <w:b w:val="0"/>
+                <w:sz w:val="24"/>
+              </w:rPr>
+              <w:t>1.3</w:t>
+            </w:r>
+          </w:p>
+        </w:tc>
+        <w:tc>
+          <w:tcPr>
+            <w:tcW w:type="dxa" w:w="3175"/>
             <w:gridSpan w:val="2"/>
-            <w:tcBorders>
-              <w:top w:val="single" w:sz="4" w:space="0" w:color="000000"/>
-              <w:left w:val="single" w:sz="4" w:space="0" w:color="000000"/>
-              <w:bottom w:val="single" w:sz="4" w:space="0" w:color="000000"/>
-            </w:tcBorders>
-            <w:tcMar>
-              <w:left w:w="108" w:type="dxa"/>
-              <w:right w:w="108" w:type="dxa"/>
-            </w:tcMar>
-          </w:tcPr>
-          <w:p>
-            <w:pPr>
-              <w:pStyle w:val="Standard"/>
-              <w:ind w:firstLine="0"/>
-              <w:rPr>
-                <w:color w:val="auto"/>
-              </w:rPr>
-            </w:pPr>
-            <w:r>
-              <w:rPr>
-                <w:color w:val="auto"/>
-              </w:rPr>
-              <w:t>Лабораторные работы (ЛР)</w:t>
-            </w:r>
-          </w:p>
-        </w:tc>
-        <w:tc>
-          <w:tcPr>
-            <w:tcW w:w="884" w:type="dxa"/>
-            <w:tcBorders>
-              <w:top w:val="single" w:sz="4" w:space="0" w:color="000000"/>
-              <w:left w:val="single" w:sz="4" w:space="0" w:color="000000"/>
-              <w:bottom w:val="single" w:sz="4" w:space="0" w:color="000000"/>
-              <w:right w:val="single" w:sz="4" w:space="0" w:color="auto"/>
-            </w:tcBorders>
             <w:vAlign w:val="center"/>
           </w:tcPr>
           <w:p>
             <w:pPr>
-              <w:pStyle w:val="Standard"/>
-              <w:ind w:firstLine="0"/>
+              <w:spacing w:before="0" w:after="20" w:line="240" w:lineRule="auto"/>
+              <w:jc w:val="left"/>
+            </w:pPr>
+            <w:r>
+              <w:rPr>
+                <w:rFonts w:ascii="Times New Roman" w:hAnsi="Times New Roman"/>
+                <w:b w:val="0"/>
+                <w:sz w:val="24"/>
+              </w:rPr>
+              <w:t>Семинары (С)</w:t>
+            </w:r>
+          </w:p>
+        </w:tc>
+        <w:tc>
+          <w:tcPr>
+            <w:tcW w:type="dxa" w:w="737"/>
+            <w:vAlign w:val="center"/>
+          </w:tcPr>
+          <w:p>
+            <w:pPr>
+              <w:spacing w:before="0" w:after="20" w:line="240" w:lineRule="auto"/>
               <w:jc w:val="center"/>
-              <w:rPr>
-                <w:color w:val="auto"/>
-              </w:rPr>
-            </w:pPr>
-            <w:r>
-              <w:rPr>
-                <w:color w:val="auto"/>
-              </w:rPr>
-              <w:t>26</w:t>
-            </w:r>
-          </w:p>
-        </w:tc>
-        <w:tc>
-          <w:tcPr>
-            <w:tcW w:w="1148" w:type="dxa"/>
-            <w:tcBorders>
-              <w:top w:val="single" w:sz="4" w:space="0" w:color="000000"/>
-              <w:left w:val="single" w:sz="4" w:space="0" w:color="auto"/>
-              <w:bottom w:val="single" w:sz="4" w:space="0" w:color="000000"/>
-            </w:tcBorders>
+            </w:pPr>
+            <w:r>
+              <w:rPr>
+                <w:rFonts w:ascii="Times New Roman" w:hAnsi="Times New Roman"/>
+                <w:b w:val="0"/>
+                <w:sz w:val="24"/>
+              </w:rPr>
+              <w:t>0</w:t>
+            </w:r>
+          </w:p>
+        </w:tc>
+        <w:tc>
+          <w:tcPr>
+            <w:tcW w:type="dxa" w:w="1587"/>
             <w:vAlign w:val="center"/>
           </w:tcPr>
           <w:p>
             <w:pPr>
-              <w:pStyle w:val="Standard"/>
-              <w:ind w:firstLine="0"/>
+              <w:spacing w:before="0" w:after="20" w:line="240" w:lineRule="auto"/>
               <w:jc w:val="center"/>
-              <w:rPr>
-                <w:color w:val="auto"/>
-              </w:rPr>
-            </w:pPr>
-            <w:r>
-              <w:rPr>
-                <w:color w:val="auto"/>
-              </w:rPr>
-            </w:r>
-          </w:p>
-        </w:tc>
-        <w:tc>
-          <w:tcPr>
-            <w:tcW w:w="856" w:type="dxa"/>
-            <w:tcBorders>
-              <w:top w:val="single" w:sz="4" w:space="0" w:color="000000"/>
-              <w:left w:val="single" w:sz="4" w:space="0" w:color="000000"/>
-              <w:bottom w:val="single" w:sz="4" w:space="0" w:color="000000"/>
-            </w:tcBorders>
+            </w:pPr>
+            <w:r>
+              <w:rPr>
+                <w:rFonts w:ascii="Times New Roman" w:hAnsi="Times New Roman"/>
+                <w:b w:val="0"/>
+                <w:sz w:val="24"/>
+              </w:rPr>
+              <w:t>0</w:t>
+            </w:r>
+          </w:p>
+        </w:tc>
+        <w:tc>
+          <w:tcPr>
+            <w:tcW w:type="dxa" w:w="3402"/>
             <w:vAlign w:val="center"/>
           </w:tcPr>
           <w:p>
             <w:pPr>
-              <w:pStyle w:val="Standard"/>
-              <w:ind w:firstLine="0"/>
+              <w:spacing w:before="0" w:after="20" w:line="240" w:lineRule="auto"/>
               <w:jc w:val="center"/>
-              <w:rPr>
-                <w:color w:val="auto"/>
-              </w:rPr>
-            </w:pPr>
-            <w:r>
-              <w:rPr>
-                <w:color w:val="auto"/>
-              </w:rPr>
-              <w:t>26</w:t>
-            </w:r>
-          </w:p>
-        </w:tc>
-        <w:tc>
-          <w:tcPr>
-            <w:tcW w:w="860" w:type="dxa"/>
-            <w:tcBorders>
-              <w:top w:val="single" w:sz="4" w:space="0" w:color="000000"/>
-              <w:left w:val="single" w:sz="4" w:space="0" w:color="000000"/>
-              <w:bottom w:val="single" w:sz="4" w:space="0" w:color="000000"/>
-            </w:tcBorders>
-            <w:vAlign w:val="center"/>
-          </w:tcPr>
-          <w:p>
-            <w:pPr>
-              <w:pStyle w:val="Standard"/>
-              <w:ind w:firstLine="0"/>
-              <w:jc w:val="center"/>
-              <w:rPr>
-                <w:color w:val="auto"/>
-              </w:rPr>
-            </w:pPr>
-            <w:r>
-              <w:rPr>
-                <w:color w:val="auto"/>
-              </w:rPr>
-            </w:r>
-          </w:p>
-        </w:tc>
-        <w:tc>
-          <w:tcPr>
-            <w:tcW w:w="853" w:type="dxa"/>
-            <w:tcBorders>
-              <w:top w:val="single" w:sz="4" w:space="0" w:color="000000"/>
-              <w:left w:val="single" w:sz="4" w:space="0" w:color="000000"/>
-              <w:bottom w:val="single" w:sz="4" w:space="0" w:color="000000"/>
-            </w:tcBorders>
-            <w:vAlign w:val="center"/>
-          </w:tcPr>
-          <w:p>
-            <w:pPr>
-              <w:pStyle w:val="Standard"/>
-              <w:ind w:firstLine="0"/>
-              <w:jc w:val="center"/>
-              <w:rPr>
-                <w:color w:val="auto"/>
-              </w:rPr>
-            </w:pPr>
-            <w:r/>
-          </w:p>
-        </w:tc>
-        <w:tc>
-          <w:tcPr>
-            <w:tcW w:w="804" w:type="dxa"/>
-            <w:tcBorders>
-              <w:top w:val="single" w:sz="4" w:space="0" w:color="000000"/>
-              <w:left w:val="single" w:sz="4" w:space="0" w:color="000000"/>
-              <w:bottom w:val="single" w:sz="4" w:space="0" w:color="000000"/>
-              <w:right w:val="single" w:sz="4" w:space="0" w:color="000000"/>
-            </w:tcBorders>
-            <w:vAlign w:val="center"/>
-          </w:tcPr>
-          <w:p>
-            <w:pPr>
-              <w:pStyle w:val="Standard"/>
-              <w:ind w:firstLine="0"/>
-              <w:jc w:val="center"/>
-              <w:rPr>
-                <w:color w:val="auto"/>
-              </w:rPr>
-            </w:pPr>
-            <w:r/>
+            </w:pPr>
+            <w:r>
+              <w:rPr>
+                <w:rFonts w:ascii="Times New Roman" w:hAnsi="Times New Roman"/>
+                <w:b w:val="0"/>
+                <w:sz w:val="24"/>
+              </w:rPr>
+              <w:t>0</w:t>
+            </w:r>
           </w:p>
         </w:tc>
       </w:tr>
       <w:tr>
         <w:tc>
           <w:tcPr>
-            <w:tcW w:w="4249" w:type="dxa"/>
+            <w:tcW w:type="dxa" w:w="454"/>
+            <w:vAlign w:val="center"/>
+          </w:tcPr>
+          <w:p>
+            <w:pPr>
+              <w:spacing w:before="0" w:after="20" w:line="240" w:lineRule="auto"/>
+              <w:jc w:val="center"/>
+            </w:pPr>
+            <w:r>
+              <w:rPr>
+                <w:rFonts w:ascii="Times New Roman" w:hAnsi="Times New Roman"/>
+                <w:b w:val="0"/>
+                <w:sz w:val="24"/>
+              </w:rPr>
+              <w:t>1.4</w:t>
+            </w:r>
+          </w:p>
+        </w:tc>
+        <w:tc>
+          <w:tcPr>
+            <w:tcW w:type="dxa" w:w="3175"/>
             <w:gridSpan w:val="2"/>
-            <w:tcBorders>
-              <w:top w:val="single" w:sz="4" w:space="0" w:color="000000"/>
-              <w:left w:val="single" w:sz="4" w:space="0" w:color="000000"/>
-              <w:bottom w:val="single" w:sz="4" w:space="0" w:color="000000"/>
-            </w:tcBorders>
-            <w:tcMar>
-              <w:left w:w="108" w:type="dxa"/>
-              <w:right w:w="108" w:type="dxa"/>
-            </w:tcMar>
-          </w:tcPr>
-          <w:p>
-            <w:pPr>
-              <w:pStyle w:val="Standard"/>
-              <w:ind w:firstLine="0"/>
-              <w:rPr>
-                <w:color w:val="auto"/>
-              </w:rPr>
-            </w:pPr>
-            <w:r>
-              <w:rPr>
-                <w:rFonts w:eastAsia="Calibri"/>
-                <w:color w:val="auto"/>
-              </w:rPr>
-              <w:t>Иные виды занятий</w:t>
-            </w:r>
-          </w:p>
-        </w:tc>
-        <w:tc>
-          <w:tcPr>
-            <w:tcW w:w="884" w:type="dxa"/>
-            <w:tcBorders>
-              <w:top w:val="single" w:sz="4" w:space="0" w:color="000000"/>
-              <w:left w:val="single" w:sz="4" w:space="0" w:color="000000"/>
-              <w:bottom w:val="single" w:sz="4" w:space="0" w:color="000000"/>
-              <w:right w:val="single" w:sz="4" w:space="0" w:color="auto"/>
-            </w:tcBorders>
             <w:vAlign w:val="center"/>
           </w:tcPr>
           <w:p>
             <w:pPr>
-              <w:pStyle w:val="Standard"/>
-              <w:ind w:firstLine="0"/>
+              <w:spacing w:before="0" w:after="20" w:line="240" w:lineRule="auto"/>
+              <w:jc w:val="left"/>
+            </w:pPr>
+            <w:r>
+              <w:rPr>
+                <w:rFonts w:ascii="Times New Roman" w:hAnsi="Times New Roman"/>
+                <w:b w:val="0"/>
+                <w:sz w:val="24"/>
+              </w:rPr>
+              <w:t>Лабораторные работы (ЛР)</w:t>
+            </w:r>
+          </w:p>
+        </w:tc>
+        <w:tc>
+          <w:tcPr>
+            <w:tcW w:type="dxa" w:w="737"/>
+            <w:vAlign w:val="center"/>
+          </w:tcPr>
+          <w:p>
+            <w:pPr>
+              <w:spacing w:before="0" w:after="20" w:line="240" w:lineRule="auto"/>
               <w:jc w:val="center"/>
-              <w:rPr>
-                <w:color w:val="auto"/>
-              </w:rPr>
-            </w:pPr>
-            <w:r/>
-          </w:p>
-        </w:tc>
-        <w:tc>
-          <w:tcPr>
-            <w:tcW w:w="1148" w:type="dxa"/>
-            <w:tcBorders>
-              <w:top w:val="single" w:sz="4" w:space="0" w:color="000000"/>
-              <w:left w:val="single" w:sz="4" w:space="0" w:color="auto"/>
-              <w:bottom w:val="single" w:sz="4" w:space="0" w:color="000000"/>
-            </w:tcBorders>
+            </w:pPr>
+            <w:r>
+              <w:rPr>
+                <w:rFonts w:ascii="Times New Roman" w:hAnsi="Times New Roman"/>
+                <w:b w:val="0"/>
+                <w:sz w:val="24"/>
+              </w:rPr>
+              <w:t>26</w:t>
+            </w:r>
+          </w:p>
+        </w:tc>
+        <w:tc>
+          <w:tcPr>
+            <w:tcW w:type="dxa" w:w="1587"/>
             <w:vAlign w:val="center"/>
           </w:tcPr>
           <w:p>
             <w:pPr>
-              <w:pStyle w:val="Standard"/>
-              <w:ind w:firstLine="0"/>
+              <w:spacing w:before="0" w:after="20" w:line="240" w:lineRule="auto"/>
               <w:jc w:val="center"/>
-              <w:rPr>
-                <w:color w:val="auto"/>
-              </w:rPr>
-            </w:pPr>
-            <w:r/>
-          </w:p>
-        </w:tc>
-        <w:tc>
-          <w:tcPr>
-            <w:tcW w:w="856" w:type="dxa"/>
-            <w:tcBorders>
-              <w:top w:val="single" w:sz="4" w:space="0" w:color="000000"/>
-              <w:left w:val="single" w:sz="4" w:space="0" w:color="000000"/>
-              <w:bottom w:val="single" w:sz="4" w:space="0" w:color="000000"/>
-            </w:tcBorders>
+            </w:pPr>
+            <w:r>
+              <w:rPr>
+                <w:rFonts w:ascii="Times New Roman" w:hAnsi="Times New Roman"/>
+                <w:b w:val="0"/>
+                <w:sz w:val="24"/>
+              </w:rPr>
+              <w:t>8</w:t>
+            </w:r>
+          </w:p>
+        </w:tc>
+        <w:tc>
+          <w:tcPr>
+            <w:tcW w:type="dxa" w:w="3402"/>
             <w:vAlign w:val="center"/>
           </w:tcPr>
           <w:p>
             <w:pPr>
-              <w:pStyle w:val="Standard"/>
-              <w:ind w:firstLine="0"/>
+              <w:spacing w:before="0" w:after="20" w:line="240" w:lineRule="auto"/>
               <w:jc w:val="center"/>
-              <w:rPr>
-                <w:color w:val="auto"/>
-              </w:rPr>
-            </w:pPr>
-            <w:r/>
-          </w:p>
-        </w:tc>
-        <w:tc>
-          <w:tcPr>
-            <w:tcW w:w="860" w:type="dxa"/>
-            <w:tcBorders>
-              <w:top w:val="single" w:sz="4" w:space="0" w:color="000000"/>
-              <w:left w:val="single" w:sz="4" w:space="0" w:color="000000"/>
-              <w:bottom w:val="single" w:sz="4" w:space="0" w:color="000000"/>
-            </w:tcBorders>
-            <w:vAlign w:val="center"/>
-          </w:tcPr>
-          <w:p>
-            <w:pPr>
-              <w:pStyle w:val="Standard"/>
-              <w:ind w:firstLine="0"/>
-              <w:jc w:val="center"/>
-              <w:rPr>
-                <w:color w:val="auto"/>
-              </w:rPr>
-            </w:pPr>
-            <w:r/>
-          </w:p>
-        </w:tc>
-        <w:tc>
-          <w:tcPr>
-            <w:tcW w:w="853" w:type="dxa"/>
-            <w:tcBorders>
-              <w:top w:val="single" w:sz="4" w:space="0" w:color="000000"/>
-              <w:left w:val="single" w:sz="4" w:space="0" w:color="000000"/>
-              <w:bottom w:val="single" w:sz="4" w:space="0" w:color="000000"/>
-            </w:tcBorders>
-            <w:vAlign w:val="center"/>
-          </w:tcPr>
-          <w:p>
-            <w:pPr>
-              <w:pStyle w:val="Standard"/>
-              <w:ind w:firstLine="0"/>
-              <w:jc w:val="center"/>
-              <w:rPr>
-                <w:color w:val="auto"/>
-              </w:rPr>
-            </w:pPr>
-            <w:r/>
-          </w:p>
-        </w:tc>
-        <w:tc>
-          <w:tcPr>
-            <w:tcW w:w="804" w:type="dxa"/>
-            <w:tcBorders>
-              <w:top w:val="single" w:sz="4" w:space="0" w:color="000000"/>
-              <w:left w:val="single" w:sz="4" w:space="0" w:color="000000"/>
-              <w:bottom w:val="single" w:sz="4" w:space="0" w:color="000000"/>
-              <w:right w:val="single" w:sz="4" w:space="0" w:color="000000"/>
-            </w:tcBorders>
-            <w:vAlign w:val="center"/>
-          </w:tcPr>
-          <w:p>
-            <w:pPr>
-              <w:pStyle w:val="Standard"/>
-              <w:ind w:firstLine="0"/>
-              <w:jc w:val="center"/>
-              <w:rPr>
-                <w:color w:val="auto"/>
-              </w:rPr>
-            </w:pPr>
-            <w:r/>
+            </w:pPr>
+            <w:r>
+              <w:rPr>
+                <w:rFonts w:ascii="Times New Roman" w:hAnsi="Times New Roman"/>
+                <w:b w:val="0"/>
+                <w:sz w:val="24"/>
+              </w:rPr>
+              <w:t>26</w:t>
+            </w:r>
           </w:p>
         </w:tc>
       </w:tr>
       <w:tr>
         <w:tc>
           <w:tcPr>
-            <w:tcW w:w="4249" w:type="dxa"/>
+            <w:tcW w:type="dxa" w:w="454"/>
+            <w:vAlign w:val="center"/>
+          </w:tcPr>
+          <w:p>
+            <w:pPr>
+              <w:spacing w:before="0" w:after="20" w:line="240" w:lineRule="auto"/>
+              <w:jc w:val="center"/>
+            </w:pPr>
+            <w:r>
+              <w:rPr>
+                <w:rFonts w:ascii="Times New Roman" w:hAnsi="Times New Roman"/>
+                <w:b w:val="0"/>
+                <w:sz w:val="24"/>
+              </w:rPr>
+              <w:t>1.5</w:t>
+            </w:r>
+          </w:p>
+        </w:tc>
+        <w:tc>
+          <w:tcPr>
+            <w:tcW w:type="dxa" w:w="3175"/>
             <w:gridSpan w:val="2"/>
-            <w:tcBorders>
-              <w:top w:val="single" w:sz="4" w:space="0" w:color="000000"/>
-              <w:left w:val="single" w:sz="4" w:space="0" w:color="000000"/>
-              <w:bottom w:val="single" w:sz="4" w:space="0" w:color="000000"/>
-            </w:tcBorders>
-            <w:tcMar>
-              <w:left w:w="108" w:type="dxa"/>
-              <w:right w:w="108" w:type="dxa"/>
-            </w:tcMar>
-          </w:tcPr>
-          <w:p>
-            <w:pPr>
-              <w:pStyle w:val="Standard"/>
-              <w:ind w:firstLine="0"/>
-              <w:rPr>
-                <w:color w:val="auto"/>
-              </w:rPr>
-            </w:pPr>
-            <w:r>
-              <w:rPr>
-                <w:color w:val="auto"/>
-              </w:rPr>
-              <w:t>2.Самостоятельная работа студента (всего)</w:t>
-            </w:r>
-          </w:p>
-        </w:tc>
-        <w:tc>
-          <w:tcPr>
-            <w:tcW w:w="884" w:type="dxa"/>
-            <w:tcBorders>
-              <w:top w:val="single" w:sz="4" w:space="0" w:color="000000"/>
-              <w:left w:val="single" w:sz="4" w:space="0" w:color="000000"/>
-              <w:bottom w:val="single" w:sz="4" w:space="0" w:color="000000"/>
-              <w:right w:val="single" w:sz="4" w:space="0" w:color="auto"/>
-            </w:tcBorders>
             <w:vAlign w:val="center"/>
           </w:tcPr>
           <w:p>
             <w:pPr>
-              <w:pStyle w:val="Standard"/>
-              <w:ind w:firstLine="0"/>
+              <w:spacing w:before="0" w:after="20" w:line="240" w:lineRule="auto"/>
+              <w:jc w:val="left"/>
+            </w:pPr>
+            <w:r>
+              <w:rPr>
+                <w:rFonts w:ascii="Times New Roman" w:hAnsi="Times New Roman"/>
+                <w:b w:val="0"/>
+                <w:sz w:val="24"/>
+              </w:rPr>
+              <w:t>Иные виды занятий</w:t>
+            </w:r>
+          </w:p>
+        </w:tc>
+        <w:tc>
+          <w:tcPr>
+            <w:tcW w:type="dxa" w:w="737"/>
+            <w:vAlign w:val="center"/>
+          </w:tcPr>
+          <w:p>
+            <w:pPr>
+              <w:spacing w:before="0" w:after="20" w:line="240" w:lineRule="auto"/>
               <w:jc w:val="center"/>
-              <w:rPr>
-                <w:color w:val="auto"/>
-              </w:rPr>
-            </w:pPr>
-            <w:r>
-              <w:rPr>
-                <w:color w:val="auto"/>
-              </w:rPr>
-              <w:t>70</w:t>
-            </w:r>
-          </w:p>
-        </w:tc>
-        <w:tc>
-          <w:tcPr>
-            <w:tcW w:w="1148" w:type="dxa"/>
-            <w:tcBorders>
-              <w:top w:val="single" w:sz="4" w:space="0" w:color="000000"/>
-              <w:left w:val="single" w:sz="4" w:space="0" w:color="auto"/>
-              <w:bottom w:val="single" w:sz="4" w:space="0" w:color="000000"/>
-            </w:tcBorders>
+            </w:pPr>
+            <w:r>
+              <w:rPr>
+                <w:rFonts w:ascii="Times New Roman" w:hAnsi="Times New Roman"/>
+                <w:b w:val="0"/>
+                <w:sz w:val="24"/>
+              </w:rPr>
+              <w:t>0</w:t>
+            </w:r>
+          </w:p>
+        </w:tc>
+        <w:tc>
+          <w:tcPr>
+            <w:tcW w:type="dxa" w:w="1587"/>
             <w:vAlign w:val="center"/>
           </w:tcPr>
           <w:p>
             <w:pPr>
-              <w:pStyle w:val="Standard"/>
-              <w:ind w:firstLine="0"/>
+              <w:spacing w:before="0" w:after="20" w:line="240" w:lineRule="auto"/>
               <w:jc w:val="center"/>
-              <w:rPr>
-                <w:color w:val="auto"/>
-              </w:rPr>
-            </w:pPr>
-            <w:r/>
-          </w:p>
-        </w:tc>
-        <w:tc>
-          <w:tcPr>
-            <w:tcW w:w="856" w:type="dxa"/>
-            <w:tcBorders>
-              <w:top w:val="single" w:sz="4" w:space="0" w:color="000000"/>
-              <w:left w:val="single" w:sz="4" w:space="0" w:color="000000"/>
-              <w:bottom w:val="single" w:sz="4" w:space="0" w:color="000000"/>
-            </w:tcBorders>
+            </w:pPr>
+            <w:r>
+              <w:rPr>
+                <w:rFonts w:ascii="Times New Roman" w:hAnsi="Times New Roman"/>
+                <w:b w:val="0"/>
+                <w:sz w:val="24"/>
+              </w:rPr>
+              <w:t>0</w:t>
+            </w:r>
+          </w:p>
+        </w:tc>
+        <w:tc>
+          <w:tcPr>
+            <w:tcW w:type="dxa" w:w="3402"/>
             <w:vAlign w:val="center"/>
           </w:tcPr>
           <w:p>
             <w:pPr>
-              <w:pStyle w:val="Standard"/>
-              <w:ind w:firstLine="0"/>
+              <w:spacing w:before="0" w:after="20" w:line="240" w:lineRule="auto"/>
               <w:jc w:val="center"/>
-              <w:rPr>
-                <w:color w:val="auto"/>
-              </w:rPr>
-            </w:pPr>
-            <w:r>
-              <w:rPr>
-                <w:color w:val="auto"/>
-              </w:rPr>
-              <w:t>70</w:t>
-            </w:r>
-          </w:p>
-        </w:tc>
-        <w:tc>
-          <w:tcPr>
-            <w:tcW w:w="860" w:type="dxa"/>
-            <w:tcBorders>
-              <w:top w:val="single" w:sz="4" w:space="0" w:color="000000"/>
-              <w:left w:val="single" w:sz="4" w:space="0" w:color="000000"/>
-              <w:bottom w:val="single" w:sz="4" w:space="0" w:color="000000"/>
-            </w:tcBorders>
-            <w:vAlign w:val="center"/>
-          </w:tcPr>
-          <w:p>
-            <w:pPr>
-              <w:pStyle w:val="Standard"/>
-              <w:ind w:firstLine="0"/>
-              <w:jc w:val="center"/>
-              <w:rPr>
-                <w:color w:val="auto"/>
-              </w:rPr>
-            </w:pPr>
-            <w:r>
-              <w:rPr>
-                <w:color w:val="auto"/>
-              </w:rPr>
-            </w:r>
-          </w:p>
-        </w:tc>
-        <w:tc>
-          <w:tcPr>
-            <w:tcW w:w="853" w:type="dxa"/>
-            <w:tcBorders>
-              <w:top w:val="single" w:sz="4" w:space="0" w:color="000000"/>
-              <w:left w:val="single" w:sz="4" w:space="0" w:color="000000"/>
-              <w:bottom w:val="single" w:sz="4" w:space="0" w:color="000000"/>
-            </w:tcBorders>
-            <w:vAlign w:val="center"/>
-          </w:tcPr>
-          <w:p>
-            <w:pPr>
-              <w:pStyle w:val="Standard"/>
-              <w:ind w:firstLine="0"/>
-              <w:jc w:val="center"/>
-              <w:rPr>
-                <w:color w:val="auto"/>
-              </w:rPr>
-            </w:pPr>
-            <w:r/>
-          </w:p>
-        </w:tc>
-        <w:tc>
-          <w:tcPr>
-            <w:tcW w:w="804" w:type="dxa"/>
-            <w:tcBorders>
-              <w:top w:val="single" w:sz="4" w:space="0" w:color="000000"/>
-              <w:left w:val="single" w:sz="4" w:space="0" w:color="000000"/>
-              <w:bottom w:val="single" w:sz="4" w:space="0" w:color="000000"/>
-              <w:right w:val="single" w:sz="4" w:space="0" w:color="000000"/>
-            </w:tcBorders>
-            <w:vAlign w:val="center"/>
-          </w:tcPr>
-          <w:p>
-            <w:pPr>
-              <w:pStyle w:val="Standard"/>
-              <w:tabs>
-                <w:tab w:val="center" w:pos="409"/>
-              </w:tabs>
-              <w:ind w:firstLine="0"/>
-              <w:jc w:val="center"/>
-              <w:rPr>
-                <w:color w:val="auto"/>
-              </w:rPr>
-            </w:pPr>
-            <w:r/>
+            </w:pPr>
+            <w:r>
+              <w:rPr>
+                <w:rFonts w:ascii="Times New Roman" w:hAnsi="Times New Roman"/>
+                <w:b w:val="0"/>
+                <w:sz w:val="24"/>
+              </w:rPr>
+              <w:t>0</w:t>
+            </w:r>
           </w:p>
         </w:tc>
       </w:tr>
       <w:tr>
         <w:tc>
           <w:tcPr>
-            <w:tcW w:w="2915" w:type="dxa"/>
-            <w:vMerge w:val="restart"/>
-            <w:tcBorders>
-              <w:top w:val="single" w:sz="4" w:space="0" w:color="000000"/>
-              <w:left w:val="single" w:sz="4" w:space="0" w:color="000000"/>
-              <w:bottom w:val="single" w:sz="4" w:space="0" w:color="000000"/>
-            </w:tcBorders>
-            <w:tcMar>
-              <w:left w:w="108" w:type="dxa"/>
-              <w:right w:w="108" w:type="dxa"/>
-            </w:tcMar>
+            <w:tcW w:type="dxa" w:w="454"/>
             <w:vAlign w:val="center"/>
           </w:tcPr>
           <w:p>
             <w:pPr>
-              <w:pStyle w:val="Standard"/>
-              <w:ind w:firstLine="0"/>
+              <w:spacing w:before="0" w:after="20" w:line="240" w:lineRule="auto"/>
+              <w:jc w:val="center"/>
+            </w:pPr>
+            <w:r>
+              <w:rPr>
+                <w:rFonts w:ascii="Times New Roman" w:hAnsi="Times New Roman"/>
+                <w:b w:val="0"/>
+                <w:sz w:val="24"/>
+              </w:rPr>
+              <w:t>2</w:t>
+            </w:r>
+          </w:p>
+        </w:tc>
+        <w:tc>
+          <w:tcPr>
+            <w:tcW w:type="dxa" w:w="3175"/>
+            <w:gridSpan w:val="2"/>
+            <w:vAlign w:val="center"/>
+          </w:tcPr>
+          <w:p>
+            <w:pPr>
+              <w:spacing w:before="0" w:after="20" w:line="240" w:lineRule="auto"/>
               <w:jc w:val="left"/>
-              <w:rPr>
-                <w:color w:val="auto"/>
-              </w:rPr>
-            </w:pPr>
-            <w:r>
-              <w:rPr>
-                <w:color w:val="auto"/>
-              </w:rPr>
-              <w:t>3.</w:t>
-            </w:r>
-            <w:r>
-              <w:rPr>
-                <w:rFonts w:eastAsia="Calibri"/>
-                <w:color w:val="auto"/>
-              </w:rPr>
-              <w:t xml:space="preserve"> Курсовая работа</w:t>
-            </w:r>
-            <w:r>
-              <w:rPr>
-                <w:rFonts w:eastAsia="Calibri"/>
-                <w:color w:val="auto"/>
-              </w:rPr>
-              <w:br/>
-              <w:t xml:space="preserve"> (при нал</w:t>
-            </w:r>
-            <w:r>
-              <w:rPr>
-                <w:rFonts w:eastAsia="Calibri"/>
-                <w:color w:val="auto"/>
-              </w:rPr>
-              <w:t>и</w:t>
-            </w:r>
-            <w:r>
-              <w:rPr>
-                <w:rFonts w:eastAsia="Calibri"/>
-                <w:color w:val="auto"/>
-              </w:rPr>
-              <w:t>чии)</w:t>
-            </w:r>
-          </w:p>
-        </w:tc>
-        <w:tc>
-          <w:tcPr>
-            <w:tcW w:w="1334" w:type="dxa"/>
-            <w:tcBorders>
-              <w:top w:val="single" w:sz="4" w:space="0" w:color="000000"/>
-              <w:left w:val="single" w:sz="4" w:space="0" w:color="000000"/>
-              <w:bottom w:val="single" w:sz="4" w:space="0" w:color="000000"/>
-            </w:tcBorders>
-          </w:tcPr>
-          <w:p>
-            <w:pPr>
-              <w:pStyle w:val="Standard"/>
-              <w:ind w:firstLine="0"/>
+            </w:pPr>
+            <w:r>
+              <w:rPr>
+                <w:rFonts w:ascii="Times New Roman" w:hAnsi="Times New Roman"/>
+                <w:b/>
+                <w:sz w:val="24"/>
+              </w:rPr>
+              <w:t>Самостоятельная работа, всего</w:t>
+            </w:r>
+          </w:p>
+        </w:tc>
+        <w:tc>
+          <w:tcPr>
+            <w:tcW w:type="dxa" w:w="737"/>
+            <w:vAlign w:val="center"/>
+          </w:tcPr>
+          <w:p>
+            <w:pPr>
+              <w:spacing w:before="0" w:after="20" w:line="240" w:lineRule="auto"/>
               <w:jc w:val="center"/>
-              <w:rPr>
-                <w:color w:val="auto"/>
-              </w:rPr>
-            </w:pPr>
-            <w:r>
-              <w:rPr>
-                <w:color w:val="auto"/>
-              </w:rPr>
-              <w:t>КП</w:t>
-            </w:r>
-          </w:p>
-        </w:tc>
-        <w:tc>
-          <w:tcPr>
-            <w:tcW w:w="884" w:type="dxa"/>
-            <w:tcBorders>
-              <w:top w:val="single" w:sz="4" w:space="0" w:color="000000"/>
-              <w:left w:val="single" w:sz="4" w:space="0" w:color="000000"/>
-              <w:bottom w:val="single" w:sz="4" w:space="0" w:color="000000"/>
-              <w:right w:val="single" w:sz="4" w:space="0" w:color="auto"/>
-            </w:tcBorders>
-          </w:tcPr>
-          <w:p>
-            <w:pPr>
-              <w:pStyle w:val="Standard"/>
-              <w:ind w:firstLine="0"/>
+            </w:pPr>
+            <w:r>
+              <w:rPr>
+                <w:rFonts w:ascii="Times New Roman" w:hAnsi="Times New Roman"/>
+                <w:b w:val="0"/>
+                <w:sz w:val="24"/>
+              </w:rPr>
+              <w:t>70</w:t>
+            </w:r>
+          </w:p>
+        </w:tc>
+        <w:tc>
+          <w:tcPr>
+            <w:tcW w:type="dxa" w:w="1587"/>
+            <w:vAlign w:val="center"/>
+          </w:tcPr>
+          <w:p>
+            <w:pPr>
+              <w:spacing w:before="0" w:after="20" w:line="240" w:lineRule="auto"/>
               <w:jc w:val="center"/>
-              <w:rPr>
-                <w:color w:val="auto"/>
-              </w:rPr>
-            </w:pPr>
-            <w:r>
-              <w:rPr>
-                <w:color w:val="auto"/>
-              </w:rPr>
-              <w:t>-</w:t>
-            </w:r>
-          </w:p>
-        </w:tc>
-        <w:tc>
-          <w:tcPr>
-            <w:tcW w:w="1148" w:type="dxa"/>
-            <w:tcBorders>
-              <w:top w:val="single" w:sz="4" w:space="0" w:color="000000"/>
-              <w:left w:val="single" w:sz="4" w:space="0" w:color="auto"/>
-              <w:bottom w:val="single" w:sz="4" w:space="0" w:color="000000"/>
-            </w:tcBorders>
-          </w:tcPr>
-          <w:p>
-            <w:pPr>
-              <w:pStyle w:val="Standard"/>
-              <w:ind w:firstLine="0"/>
+            </w:pPr>
+            <w:r>
+              <w:rPr>
+                <w:rFonts w:ascii="Times New Roman" w:hAnsi="Times New Roman"/>
+                <w:b w:val="0"/>
+                <w:sz w:val="24"/>
+              </w:rPr>
+              <w:t>0</w:t>
+            </w:r>
+          </w:p>
+        </w:tc>
+        <w:tc>
+          <w:tcPr>
+            <w:tcW w:type="dxa" w:w="3402"/>
+            <w:vAlign w:val="center"/>
+          </w:tcPr>
+          <w:p>
+            <w:pPr>
+              <w:spacing w:before="0" w:after="20" w:line="240" w:lineRule="auto"/>
               <w:jc w:val="center"/>
-              <w:rPr>
-                <w:color w:val="auto"/>
-              </w:rPr>
-            </w:pPr>
-            <w:r/>
-          </w:p>
-        </w:tc>
-        <w:tc>
-          <w:tcPr>
-            <w:tcW w:w="856" w:type="dxa"/>
-            <w:tcBorders>
-              <w:top w:val="single" w:sz="4" w:space="0" w:color="000000"/>
-              <w:left w:val="single" w:sz="4" w:space="0" w:color="000000"/>
-              <w:bottom w:val="single" w:sz="4" w:space="0" w:color="000000"/>
-            </w:tcBorders>
-          </w:tcPr>
-          <w:p>
-            <w:pPr>
-              <w:pStyle w:val="Standard"/>
-              <w:ind w:firstLine="0"/>
-              <w:jc w:val="center"/>
-              <w:rPr>
-                <w:color w:val="auto"/>
-              </w:rPr>
-            </w:pPr>
-            <w:r>
-              <w:rPr>
-                <w:color w:val="auto"/>
-              </w:rPr>
-              <w:t>-</w:t>
-            </w:r>
-          </w:p>
-        </w:tc>
-        <w:tc>
-          <w:tcPr>
-            <w:tcW w:w="860" w:type="dxa"/>
-            <w:tcBorders>
-              <w:top w:val="single" w:sz="4" w:space="0" w:color="000000"/>
-              <w:left w:val="single" w:sz="4" w:space="0" w:color="000000"/>
-              <w:bottom w:val="single" w:sz="4" w:space="0" w:color="000000"/>
-            </w:tcBorders>
-          </w:tcPr>
-          <w:p>
-            <w:pPr>
-              <w:pStyle w:val="Standard"/>
-              <w:ind w:firstLine="0"/>
-              <w:jc w:val="center"/>
-              <w:rPr>
-                <w:color w:val="auto"/>
-              </w:rPr>
-            </w:pPr>
-            <w:r/>
-          </w:p>
-        </w:tc>
-        <w:tc>
-          <w:tcPr>
-            <w:tcW w:w="853" w:type="dxa"/>
-            <w:tcBorders>
-              <w:top w:val="single" w:sz="4" w:space="0" w:color="000000"/>
-              <w:left w:val="single" w:sz="4" w:space="0" w:color="000000"/>
-              <w:bottom w:val="single" w:sz="4" w:space="0" w:color="000000"/>
-            </w:tcBorders>
-          </w:tcPr>
-          <w:p>
-            <w:pPr>
-              <w:pStyle w:val="Standard"/>
-              <w:ind w:firstLine="0"/>
-              <w:jc w:val="center"/>
-              <w:rPr>
-                <w:color w:val="auto"/>
-              </w:rPr>
-            </w:pPr>
-            <w:r/>
-          </w:p>
-        </w:tc>
-        <w:tc>
-          <w:tcPr>
-            <w:tcW w:w="804" w:type="dxa"/>
-            <w:tcBorders>
-              <w:top w:val="single" w:sz="4" w:space="0" w:color="000000"/>
-              <w:left w:val="single" w:sz="4" w:space="0" w:color="000000"/>
-              <w:bottom w:val="single" w:sz="4" w:space="0" w:color="000000"/>
-              <w:right w:val="single" w:sz="4" w:space="0" w:color="000000"/>
-            </w:tcBorders>
-          </w:tcPr>
-          <w:p>
-            <w:pPr>
-              <w:pStyle w:val="Standard"/>
-              <w:ind w:firstLine="0"/>
-              <w:jc w:val="center"/>
-              <w:rPr>
-                <w:color w:val="auto"/>
-              </w:rPr>
-            </w:pPr>
-            <w:r/>
+            </w:pPr>
+            <w:r>
+              <w:rPr>
+                <w:rFonts w:ascii="Times New Roman" w:hAnsi="Times New Roman"/>
+                <w:b w:val="0"/>
+                <w:sz w:val="24"/>
+              </w:rPr>
+              <w:t>70</w:t>
+            </w:r>
           </w:p>
         </w:tc>
       </w:tr>
       <w:tr>
         <w:tc>
           <w:tcPr>
-            <w:tcW w:w="2915" w:type="dxa"/>
-            <w:vMerge/>
-            <w:tcBorders>
-              <w:top w:val="single" w:sz="4" w:space="0" w:color="000000"/>
-              <w:left w:val="single" w:sz="4" w:space="0" w:color="000000"/>
-              <w:bottom w:val="single" w:sz="4" w:space="0" w:color="000000"/>
-            </w:tcBorders>
-            <w:tcMar>
-              <w:left w:w="108" w:type="dxa"/>
-              <w:right w:w="108" w:type="dxa"/>
-            </w:tcMar>
+            <w:tcW w:type="dxa" w:w="454"/>
             <w:vAlign w:val="center"/>
           </w:tcPr>
           <w:p>
             <w:pPr>
-              <w:suppressAutoHyphens w:val="0"/>
-              <w:rPr>
-                <w:rStyle w:val="Standard"/>
-                <w:color w:val="auto"/>
-                <w:sz w:val="24"/>
-              </w:rPr>
-            </w:pPr>
-          </w:p>
-        </w:tc>
-        <w:tc>
-          <w:tcPr>
-            <w:tcW w:w="1334" w:type="dxa"/>
-            <w:tcBorders>
-              <w:top w:val="single" w:sz="4" w:space="0" w:color="000000"/>
-              <w:left w:val="single" w:sz="4" w:space="0" w:color="000000"/>
-              <w:bottom w:val="single" w:sz="4" w:space="0" w:color="000000"/>
-            </w:tcBorders>
-          </w:tcPr>
-          <w:p>
-            <w:pPr>
-              <w:pStyle w:val="Standard"/>
-              <w:ind w:firstLine="0"/>
+              <w:spacing w:before="0" w:after="20" w:line="240" w:lineRule="auto"/>
               <w:jc w:val="center"/>
-              <w:rPr>
-                <w:color w:val="auto"/>
-              </w:rPr>
-            </w:pPr>
-            <w:r>
-              <w:rPr>
-                <w:color w:val="auto"/>
-              </w:rPr>
-              <w:t>КР</w:t>
-            </w:r>
-          </w:p>
-        </w:tc>
-        <w:tc>
-          <w:tcPr>
-            <w:tcW w:w="884" w:type="dxa"/>
-            <w:tcBorders>
-              <w:top w:val="single" w:sz="4" w:space="0" w:color="000000"/>
-              <w:left w:val="single" w:sz="4" w:space="0" w:color="000000"/>
-              <w:bottom w:val="single" w:sz="4" w:space="0" w:color="000000"/>
-              <w:right w:val="single" w:sz="4" w:space="0" w:color="auto"/>
-            </w:tcBorders>
-          </w:tcPr>
-          <w:p>
-            <w:pPr>
-              <w:pStyle w:val="Standard"/>
-              <w:ind w:firstLine="0"/>
-              <w:jc w:val="center"/>
-              <w:rPr>
-                <w:color w:val="auto"/>
-              </w:rPr>
-            </w:pPr>
-            <w:r>
-              <w:rPr>
-                <w:color w:val="auto"/>
-              </w:rPr>
-              <w:t>-</w:t>
-            </w:r>
-          </w:p>
-        </w:tc>
-        <w:tc>
-          <w:tcPr>
-            <w:tcW w:w="1148" w:type="dxa"/>
-            <w:tcBorders>
-              <w:top w:val="single" w:sz="4" w:space="0" w:color="000000"/>
-              <w:left w:val="single" w:sz="4" w:space="0" w:color="auto"/>
-              <w:bottom w:val="single" w:sz="4" w:space="0" w:color="000000"/>
-            </w:tcBorders>
-          </w:tcPr>
-          <w:p>
-            <w:pPr>
-              <w:pStyle w:val="Standard"/>
-              <w:ind w:firstLine="0"/>
-              <w:rPr>
-                <w:color w:val="auto"/>
-              </w:rPr>
-            </w:pPr>
-            <w:r/>
-          </w:p>
-        </w:tc>
-        <w:tc>
-          <w:tcPr>
-            <w:tcW w:w="856" w:type="dxa"/>
-            <w:tcBorders>
-              <w:top w:val="single" w:sz="4" w:space="0" w:color="000000"/>
-              <w:left w:val="single" w:sz="4" w:space="0" w:color="000000"/>
-              <w:bottom w:val="single" w:sz="4" w:space="0" w:color="000000"/>
-            </w:tcBorders>
-          </w:tcPr>
-          <w:p>
-            <w:pPr>
-              <w:pStyle w:val="Standard"/>
-              <w:ind w:firstLine="0"/>
-              <w:jc w:val="center"/>
-              <w:rPr>
-                <w:color w:val="auto"/>
-              </w:rPr>
-            </w:pPr>
-            <w:r>
-              <w:rPr>
-                <w:color w:val="auto"/>
-              </w:rPr>
-              <w:t>-</w:t>
-            </w:r>
-          </w:p>
-        </w:tc>
-        <w:tc>
-          <w:tcPr>
-            <w:tcW w:w="860" w:type="dxa"/>
-            <w:tcBorders>
-              <w:top w:val="single" w:sz="4" w:space="0" w:color="000000"/>
-              <w:left w:val="single" w:sz="4" w:space="0" w:color="000000"/>
-              <w:bottom w:val="single" w:sz="4" w:space="0" w:color="000000"/>
-            </w:tcBorders>
-          </w:tcPr>
-          <w:p>
-            <w:pPr>
-              <w:pStyle w:val="Standard"/>
-              <w:ind w:firstLine="0"/>
-              <w:jc w:val="center"/>
-              <w:rPr>
-                <w:color w:val="auto"/>
-              </w:rPr>
-            </w:pPr>
-            <w:r/>
-          </w:p>
-        </w:tc>
-        <w:tc>
-          <w:tcPr>
-            <w:tcW w:w="853" w:type="dxa"/>
-            <w:tcBorders>
-              <w:top w:val="single" w:sz="4" w:space="0" w:color="000000"/>
-              <w:left w:val="single" w:sz="4" w:space="0" w:color="000000"/>
-              <w:bottom w:val="single" w:sz="4" w:space="0" w:color="000000"/>
-            </w:tcBorders>
-          </w:tcPr>
-          <w:p>
-            <w:pPr>
-              <w:pStyle w:val="Standard"/>
-              <w:ind w:firstLine="0"/>
-              <w:jc w:val="center"/>
-              <w:rPr>
-                <w:color w:val="auto"/>
-              </w:rPr>
-            </w:pPr>
-            <w:r/>
-          </w:p>
-        </w:tc>
-        <w:tc>
-          <w:tcPr>
-            <w:tcW w:w="804" w:type="dxa"/>
-            <w:tcBorders>
-              <w:top w:val="single" w:sz="4" w:space="0" w:color="000000"/>
-              <w:left w:val="single" w:sz="4" w:space="0" w:color="000000"/>
-              <w:bottom w:val="single" w:sz="4" w:space="0" w:color="000000"/>
-              <w:right w:val="single" w:sz="4" w:space="0" w:color="000000"/>
-            </w:tcBorders>
-          </w:tcPr>
-          <w:p>
-            <w:pPr>
-              <w:pStyle w:val="Standard"/>
-              <w:ind w:firstLine="0"/>
-              <w:jc w:val="center"/>
-              <w:rPr>
-                <w:color w:val="auto"/>
-              </w:rPr>
-            </w:pPr>
-            <w:r/>
-          </w:p>
+            </w:pPr>
+            <w:r>
+              <w:rPr>
+                <w:rFonts w:ascii="Times New Roman" w:hAnsi="Times New Roman"/>
+                <w:b w:val="0"/>
+                <w:sz w:val="24"/>
+              </w:rPr>
+            </w:r>
+          </w:p>
+        </w:tc>
+        <w:tc>
+          <w:tcPr>
+            <w:tcW w:type="dxa" w:w="3175"/>
+            <w:gridSpan w:val="2"/>
+            <w:vAlign w:val="center"/>
+          </w:tcPr>
+          <w:p>
+            <w:pPr>
+              <w:spacing w:before="0" w:after="20" w:line="240" w:lineRule="auto"/>
+              <w:jc w:val="left"/>
+            </w:pPr>
+            <w:r>
+              <w:rPr>
+                <w:rFonts w:ascii="Times New Roman" w:hAnsi="Times New Roman"/>
+                <w:b w:val="0"/>
+                <w:sz w:val="24"/>
+              </w:rPr>
+              <w:t>в том числе:</w:t>
+            </w:r>
+          </w:p>
+        </w:tc>
+        <w:tc>
+          <w:tcPr>
+            <w:tcW w:type="dxa" w:w="737"/>
+          </w:tcPr>
+          <w:p/>
+        </w:tc>
+        <w:tc>
+          <w:tcPr>
+            <w:tcW w:type="dxa" w:w="1587"/>
+          </w:tcPr>
+          <w:p/>
+        </w:tc>
+        <w:tc>
+          <w:tcPr>
+            <w:tcW w:type="dxa" w:w="3402"/>
+          </w:tcPr>
+          <w:p/>
         </w:tc>
       </w:tr>
       <w:tr>
         <w:tc>
           <w:tcPr>
-            <w:tcW w:w="2915" w:type="dxa"/>
-            <w:vMerge w:val="restart"/>
-            <w:tcBorders>
-              <w:top w:val="single" w:sz="4" w:space="0" w:color="000000"/>
-              <w:left w:val="single" w:sz="4" w:space="0" w:color="000000"/>
-              <w:bottom w:val="single" w:sz="4" w:space="0" w:color="000000"/>
-            </w:tcBorders>
-            <w:tcMar>
-              <w:left w:w="108" w:type="dxa"/>
-              <w:right w:w="108" w:type="dxa"/>
-            </w:tcMar>
+            <w:tcW w:type="dxa" w:w="454"/>
             <w:vAlign w:val="center"/>
           </w:tcPr>
           <w:p>
             <w:pPr>
-              <w:pStyle w:val="Standard"/>
-              <w:ind w:firstLine="0"/>
-              <w:rPr>
-                <w:color w:val="auto"/>
-              </w:rPr>
-            </w:pPr>
-            <w:r>
-              <w:rPr>
-                <w:color w:val="auto"/>
-              </w:rPr>
-              <w:t>Вид промежуточной</w:t>
-            </w:r>
-          </w:p>
-          <w:p>
-            <w:pPr>
-              <w:pStyle w:val="Standard"/>
-              <w:ind w:firstLine="0"/>
-              <w:rPr>
-                <w:color w:val="auto"/>
-              </w:rPr>
-            </w:pPr>
-            <w:r>
-              <w:rPr>
-                <w:color w:val="auto"/>
-              </w:rPr>
-              <w:t>аттестации</w:t>
-            </w:r>
-          </w:p>
-        </w:tc>
-        <w:tc>
-          <w:tcPr>
-            <w:tcW w:w="1334" w:type="dxa"/>
-            <w:tcBorders>
-              <w:top w:val="single" w:sz="4" w:space="0" w:color="000000"/>
-              <w:left w:val="single" w:sz="4" w:space="0" w:color="000000"/>
-              <w:bottom w:val="single" w:sz="4" w:space="0" w:color="000000"/>
-            </w:tcBorders>
-          </w:tcPr>
-          <w:p>
-            <w:pPr>
-              <w:pStyle w:val="Standard"/>
-              <w:ind w:firstLine="0"/>
-              <w:rPr>
-                <w:color w:val="auto"/>
-              </w:rPr>
-            </w:pPr>
-            <w:r>
-              <w:rPr>
-                <w:color w:val="auto"/>
-              </w:rPr>
-              <w:t>зачет (З)</w:t>
-            </w:r>
-          </w:p>
-        </w:tc>
-        <w:tc>
-          <w:tcPr>
-            <w:tcW w:w="884" w:type="dxa"/>
-            <w:tcBorders>
-              <w:top w:val="single" w:sz="4" w:space="0" w:color="000000"/>
-              <w:left w:val="single" w:sz="4" w:space="0" w:color="000000"/>
-              <w:bottom w:val="single" w:sz="4" w:space="0" w:color="000000"/>
-              <w:right w:val="single" w:sz="4" w:space="0" w:color="auto"/>
-            </w:tcBorders>
+              <w:spacing w:before="0" w:after="20" w:line="240" w:lineRule="auto"/>
+              <w:jc w:val="center"/>
+            </w:pPr>
+            <w:r>
+              <w:rPr>
+                <w:rFonts w:ascii="Times New Roman" w:hAnsi="Times New Roman"/>
+                <w:b w:val="0"/>
+                <w:sz w:val="24"/>
+              </w:rPr>
+              <w:t>2.1</w:t>
+            </w:r>
+          </w:p>
+        </w:tc>
+        <w:tc>
+          <w:tcPr>
+            <w:tcW w:type="dxa" w:w="1814"/>
             <w:vAlign w:val="center"/>
           </w:tcPr>
           <w:p>
             <w:pPr>
-              <w:pStyle w:val="Standard"/>
-              <w:ind w:firstLine="0"/>
+              <w:spacing w:before="0" w:after="20" w:line="240" w:lineRule="auto"/>
+              <w:jc w:val="left"/>
+            </w:pPr>
+            <w:r>
+              <w:rPr>
+                <w:rFonts w:ascii="Times New Roman" w:hAnsi="Times New Roman"/>
+                <w:b w:val="0"/>
+                <w:sz w:val="24"/>
+              </w:rPr>
+              <w:t>Курсовая работа/проект (при наличии)</w:t>
+            </w:r>
+          </w:p>
+        </w:tc>
+        <w:tc>
+          <w:tcPr>
+            <w:tcW w:type="dxa" w:w="1361"/>
+            <w:vAlign w:val="center"/>
+          </w:tcPr>
+          <w:p>
+            <w:pPr>
+              <w:spacing w:before="0" w:after="20" w:line="240" w:lineRule="auto"/>
               <w:jc w:val="center"/>
-              <w:rPr>
-                <w:color w:val="auto"/>
-              </w:rPr>
-            </w:pPr>
-            <w:r/>
-          </w:p>
-        </w:tc>
-        <w:tc>
-          <w:tcPr>
-            <w:tcW w:w="1148" w:type="dxa"/>
-            <w:tcBorders>
-              <w:top w:val="single" w:sz="4" w:space="0" w:color="000000"/>
-              <w:left w:val="single" w:sz="4" w:space="0" w:color="auto"/>
-              <w:bottom w:val="single" w:sz="4" w:space="0" w:color="000000"/>
-            </w:tcBorders>
+            </w:pPr>
+            <w:r>
+              <w:rPr>
+                <w:rFonts w:ascii="Times New Roman" w:hAnsi="Times New Roman"/>
+                <w:b w:val="0"/>
+                <w:sz w:val="24"/>
+              </w:rPr>
+              <w:t>КР</w:t>
+            </w:r>
+          </w:p>
+        </w:tc>
+        <w:tc>
+          <w:tcPr>
+            <w:tcW w:type="dxa" w:w="737"/>
             <w:vAlign w:val="center"/>
           </w:tcPr>
           <w:p>
             <w:pPr>
-              <w:pStyle w:val="Standard"/>
-              <w:ind w:firstLine="0"/>
+              <w:spacing w:before="0" w:after="20" w:line="240" w:lineRule="auto"/>
               <w:jc w:val="center"/>
-              <w:rPr>
-                <w:color w:val="auto"/>
-              </w:rPr>
-            </w:pPr>
-            <w:r/>
-          </w:p>
-        </w:tc>
-        <w:tc>
-          <w:tcPr>
-            <w:tcW w:w="856" w:type="dxa"/>
-            <w:tcBorders>
-              <w:top w:val="single" w:sz="4" w:space="0" w:color="000000"/>
-              <w:left w:val="single" w:sz="4" w:space="0" w:color="000000"/>
-              <w:bottom w:val="single" w:sz="4" w:space="0" w:color="000000"/>
-            </w:tcBorders>
+            </w:pPr>
+            <w:r>
+              <w:rPr>
+                <w:rFonts w:ascii="Times New Roman" w:hAnsi="Times New Roman"/>
+                <w:b w:val="0"/>
+                <w:sz w:val="24"/>
+              </w:rPr>
+              <w:t>—</w:t>
+            </w:r>
+          </w:p>
+        </w:tc>
+        <w:tc>
+          <w:tcPr>
+            <w:tcW w:type="dxa" w:w="1587"/>
             <w:vAlign w:val="center"/>
           </w:tcPr>
           <w:p>
             <w:pPr>
-              <w:pStyle w:val="Standard"/>
-              <w:ind w:firstLine="0"/>
+              <w:spacing w:before="0" w:after="20" w:line="240" w:lineRule="auto"/>
               <w:jc w:val="center"/>
-              <w:rPr>
-                <w:color w:val="auto"/>
-              </w:rPr>
-            </w:pPr>
-            <w:r>
-              <w:rPr>
-                <w:color w:val="auto"/>
-              </w:rPr>
-              <w:t>З</w:t>
-            </w:r>
-          </w:p>
-        </w:tc>
-        <w:tc>
-          <w:tcPr>
-            <w:tcW w:w="860" w:type="dxa"/>
-            <w:tcBorders>
-              <w:top w:val="single" w:sz="4" w:space="0" w:color="000000"/>
-              <w:left w:val="single" w:sz="4" w:space="0" w:color="000000"/>
-              <w:bottom w:val="single" w:sz="4" w:space="0" w:color="000000"/>
-            </w:tcBorders>
+            </w:pPr>
+            <w:r>
+              <w:rPr>
+                <w:rFonts w:ascii="Times New Roman" w:hAnsi="Times New Roman"/>
+                <w:b w:val="0"/>
+                <w:sz w:val="24"/>
+              </w:rPr>
+              <w:t>—</w:t>
+            </w:r>
+          </w:p>
+        </w:tc>
+        <w:tc>
+          <w:tcPr>
+            <w:tcW w:type="dxa" w:w="3402"/>
             <w:vAlign w:val="center"/>
           </w:tcPr>
           <w:p>
             <w:pPr>
-              <w:pStyle w:val="Standard"/>
-              <w:ind w:firstLine="0"/>
+              <w:spacing w:before="0" w:after="20" w:line="240" w:lineRule="auto"/>
               <w:jc w:val="center"/>
-              <w:rPr>
-                <w:color w:val="auto"/>
-              </w:rPr>
-            </w:pPr>
-            <w:r/>
-          </w:p>
-        </w:tc>
-        <w:tc>
-          <w:tcPr>
-            <w:tcW w:w="853" w:type="dxa"/>
-            <w:tcBorders>
-              <w:top w:val="single" w:sz="4" w:space="0" w:color="000000"/>
-              <w:left w:val="single" w:sz="4" w:space="0" w:color="000000"/>
-              <w:bottom w:val="single" w:sz="4" w:space="0" w:color="000000"/>
-            </w:tcBorders>
-            <w:vAlign w:val="center"/>
-          </w:tcPr>
-          <w:p>
-            <w:pPr>
-              <w:pStyle w:val="Standard"/>
-              <w:ind w:firstLine="0"/>
-              <w:jc w:val="center"/>
-              <w:rPr>
-                <w:color w:val="auto"/>
-              </w:rPr>
-            </w:pPr>
-            <w:r/>
-          </w:p>
-        </w:tc>
-        <w:tc>
-          <w:tcPr>
-            <w:tcW w:w="804" w:type="dxa"/>
-            <w:tcBorders>
-              <w:top w:val="single" w:sz="4" w:space="0" w:color="000000"/>
-              <w:left w:val="single" w:sz="4" w:space="0" w:color="000000"/>
-              <w:bottom w:val="single" w:sz="4" w:space="0" w:color="000000"/>
-              <w:right w:val="single" w:sz="4" w:space="0" w:color="000000"/>
-            </w:tcBorders>
-            <w:vAlign w:val="center"/>
-          </w:tcPr>
-          <w:p>
-            <w:pPr>
-              <w:pStyle w:val="Standard"/>
-              <w:ind w:firstLine="0"/>
-              <w:jc w:val="center"/>
-              <w:rPr>
-                <w:color w:val="auto"/>
-              </w:rPr>
-            </w:pPr>
-            <w:r/>
+            </w:pPr>
+            <w:r>
+              <w:rPr>
+                <w:rFonts w:ascii="Times New Roman" w:hAnsi="Times New Roman"/>
+                <w:b w:val="0"/>
+                <w:sz w:val="24"/>
+              </w:rPr>
+              <w:t>—</w:t>
+            </w:r>
           </w:p>
         </w:tc>
       </w:tr>
       <w:tr>
         <w:tc>
           <w:tcPr>
-            <w:tcW w:w="2915" w:type="dxa"/>
-            <w:vMerge/>
-            <w:tcBorders>
-              <w:top w:val="single" w:sz="4" w:space="0" w:color="000000"/>
-              <w:left w:val="single" w:sz="4" w:space="0" w:color="000000"/>
-              <w:bottom w:val="single" w:sz="4" w:space="0" w:color="000000"/>
-            </w:tcBorders>
-            <w:tcMar>
-              <w:left w:w="108" w:type="dxa"/>
-              <w:right w:w="108" w:type="dxa"/>
-            </w:tcMar>
+            <w:tcW w:type="dxa" w:w="454"/>
             <w:vAlign w:val="center"/>
           </w:tcPr>
           <w:p>
             <w:pPr>
-              <w:suppressAutoHyphens w:val="0"/>
-              <w:rPr>
-                <w:rStyle w:val="Standard"/>
-                <w:color w:val="auto"/>
-                <w:sz w:val="24"/>
-              </w:rPr>
-            </w:pPr>
-          </w:p>
-        </w:tc>
-        <w:tc>
-          <w:tcPr>
-            <w:tcW w:w="1334" w:type="dxa"/>
-            <w:tcBorders>
-              <w:top w:val="single" w:sz="4" w:space="0" w:color="000000"/>
-              <w:left w:val="single" w:sz="4" w:space="0" w:color="000000"/>
-              <w:bottom w:val="single" w:sz="4" w:space="0" w:color="000000"/>
-            </w:tcBorders>
-          </w:tcPr>
-          <w:p>
-            <w:pPr>
-              <w:pStyle w:val="Standard"/>
-              <w:ind w:firstLine="0"/>
-              <w:rPr>
-                <w:color w:val="auto"/>
-              </w:rPr>
-            </w:pPr>
-            <w:r>
-              <w:rPr>
-                <w:color w:val="auto"/>
-              </w:rPr>
-              <w:t>экзамен (Э)</w:t>
-            </w:r>
-          </w:p>
-        </w:tc>
-        <w:tc>
-          <w:tcPr>
-            <w:tcW w:w="884" w:type="dxa"/>
-            <w:tcBorders>
-              <w:top w:val="single" w:sz="4" w:space="0" w:color="000000"/>
-              <w:left w:val="single" w:sz="4" w:space="0" w:color="000000"/>
-              <w:bottom w:val="single" w:sz="4" w:space="0" w:color="000000"/>
-              <w:right w:val="single" w:sz="4" w:space="0" w:color="auto"/>
-            </w:tcBorders>
-          </w:tcPr>
-          <w:p>
-            <w:pPr>
-              <w:pStyle w:val="Standard"/>
-              <w:ind w:firstLine="0"/>
+              <w:spacing w:before="0" w:after="20" w:line="240" w:lineRule="auto"/>
               <w:jc w:val="center"/>
-              <w:rPr>
-                <w:color w:val="auto"/>
-              </w:rPr>
-            </w:pPr>
-            <w:r>
-              <w:rPr>
-                <w:color w:val="auto"/>
-              </w:rPr>
-            </w:r>
-          </w:p>
-        </w:tc>
-        <w:tc>
-          <w:tcPr>
-            <w:tcW w:w="1148" w:type="dxa"/>
-            <w:tcBorders>
-              <w:top w:val="single" w:sz="4" w:space="0" w:color="000000"/>
-              <w:left w:val="single" w:sz="4" w:space="0" w:color="auto"/>
-              <w:bottom w:val="single" w:sz="4" w:space="0" w:color="000000"/>
-            </w:tcBorders>
-          </w:tcPr>
-          <w:p>
-            <w:pPr>
-              <w:pStyle w:val="Standard"/>
-              <w:ind w:firstLine="0"/>
+            </w:pPr>
+            <w:r>
+              <w:rPr>
+                <w:rFonts w:ascii="Times New Roman" w:hAnsi="Times New Roman"/>
+                <w:b w:val="0"/>
+                <w:sz w:val="24"/>
+              </w:rPr>
+              <w:t>2.1</w:t>
+            </w:r>
+          </w:p>
+        </w:tc>
+        <w:tc>
+          <w:tcPr>
+            <w:tcW w:type="dxa" w:w="1814"/>
+            <w:vAlign w:val="center"/>
+          </w:tcPr>
+          <w:p>
+            <w:pPr>
+              <w:spacing w:before="0" w:after="20" w:line="240" w:lineRule="auto"/>
+              <w:jc w:val="left"/>
+            </w:pPr>
+            <w:r>
+              <w:rPr>
+                <w:rFonts w:ascii="Times New Roman" w:hAnsi="Times New Roman"/>
+                <w:b w:val="0"/>
+                <w:sz w:val="24"/>
+              </w:rPr>
+              <w:t>Курсовая работа/проект (при наличии)</w:t>
+            </w:r>
+          </w:p>
+        </w:tc>
+        <w:tc>
+          <w:tcPr>
+            <w:tcW w:type="dxa" w:w="1361"/>
+            <w:vAlign w:val="center"/>
+          </w:tcPr>
+          <w:p>
+            <w:pPr>
+              <w:spacing w:before="0" w:after="20" w:line="240" w:lineRule="auto"/>
               <w:jc w:val="center"/>
-              <w:rPr>
-                <w:color w:val="auto"/>
-              </w:rPr>
-            </w:pPr>
-            <w:r/>
-          </w:p>
-        </w:tc>
-        <w:tc>
-          <w:tcPr>
-            <w:tcW w:w="856" w:type="dxa"/>
-            <w:tcBorders>
-              <w:top w:val="single" w:sz="4" w:space="0" w:color="000000"/>
-              <w:left w:val="single" w:sz="4" w:space="0" w:color="000000"/>
-              <w:bottom w:val="single" w:sz="4" w:space="0" w:color="000000"/>
-            </w:tcBorders>
-          </w:tcPr>
-          <w:p>
-            <w:pPr>
-              <w:pStyle w:val="Standard"/>
-              <w:ind w:firstLine="0"/>
+            </w:pPr>
+            <w:r>
+              <w:rPr>
+                <w:rFonts w:ascii="Times New Roman" w:hAnsi="Times New Roman"/>
+                <w:b w:val="0"/>
+                <w:sz w:val="24"/>
+              </w:rPr>
+              <w:t>КП</w:t>
+            </w:r>
+          </w:p>
+        </w:tc>
+        <w:tc>
+          <w:tcPr>
+            <w:tcW w:type="dxa" w:w="737"/>
+            <w:vAlign w:val="center"/>
+          </w:tcPr>
+          <w:p>
+            <w:pPr>
+              <w:spacing w:before="0" w:after="20" w:line="240" w:lineRule="auto"/>
               <w:jc w:val="center"/>
-              <w:rPr>
-                <w:color w:val="auto"/>
-              </w:rPr>
-            </w:pPr>
-            <w:r/>
-          </w:p>
-        </w:tc>
-        <w:tc>
-          <w:tcPr>
-            <w:tcW w:w="860" w:type="dxa"/>
-            <w:tcBorders>
-              <w:top w:val="single" w:sz="4" w:space="0" w:color="000000"/>
-              <w:left w:val="single" w:sz="4" w:space="0" w:color="000000"/>
-              <w:bottom w:val="single" w:sz="4" w:space="0" w:color="000000"/>
-            </w:tcBorders>
-          </w:tcPr>
-          <w:p>
-            <w:pPr>
-              <w:pStyle w:val="Standard"/>
-              <w:tabs>
-                <w:tab w:val="left" w:pos="360"/>
-                <w:tab w:val="center" w:pos="440"/>
-              </w:tabs>
-              <w:ind w:firstLine="0"/>
+            </w:pPr>
+            <w:r>
+              <w:rPr>
+                <w:rFonts w:ascii="Times New Roman" w:hAnsi="Times New Roman"/>
+                <w:b w:val="0"/>
+                <w:sz w:val="24"/>
+              </w:rPr>
+              <w:t>—</w:t>
+            </w:r>
+          </w:p>
+        </w:tc>
+        <w:tc>
+          <w:tcPr>
+            <w:tcW w:type="dxa" w:w="1587"/>
+            <w:vAlign w:val="center"/>
+          </w:tcPr>
+          <w:p>
+            <w:pPr>
+              <w:spacing w:before="0" w:after="20" w:line="240" w:lineRule="auto"/>
               <w:jc w:val="center"/>
-              <w:rPr>
-                <w:color w:val="auto"/>
-              </w:rPr>
-            </w:pPr>
-            <w:r>
-              <w:rPr>
-                <w:color w:val="auto"/>
-              </w:rPr>
-            </w:r>
-          </w:p>
-        </w:tc>
-        <w:tc>
-          <w:tcPr>
-            <w:tcW w:w="853" w:type="dxa"/>
-            <w:tcBorders>
-              <w:top w:val="single" w:sz="4" w:space="0" w:color="000000"/>
-              <w:left w:val="single" w:sz="4" w:space="0" w:color="000000"/>
-              <w:bottom w:val="single" w:sz="4" w:space="0" w:color="000000"/>
-            </w:tcBorders>
-          </w:tcPr>
-          <w:p>
-            <w:pPr>
-              <w:pStyle w:val="Standard"/>
-              <w:ind w:firstLine="0"/>
+            </w:pPr>
+            <w:r>
+              <w:rPr>
+                <w:rFonts w:ascii="Times New Roman" w:hAnsi="Times New Roman"/>
+                <w:b w:val="0"/>
+                <w:sz w:val="24"/>
+              </w:rPr>
+              <w:t>—</w:t>
+            </w:r>
+          </w:p>
+        </w:tc>
+        <w:tc>
+          <w:tcPr>
+            <w:tcW w:type="dxa" w:w="3402"/>
+            <w:vAlign w:val="center"/>
+          </w:tcPr>
+          <w:p>
+            <w:pPr>
+              <w:spacing w:before="0" w:after="20" w:line="240" w:lineRule="auto"/>
               <w:jc w:val="center"/>
-              <w:rPr>
-                <w:color w:val="auto"/>
-              </w:rPr>
-            </w:pPr>
-            <w:r/>
-          </w:p>
-        </w:tc>
-        <w:tc>
-          <w:tcPr>
-            <w:tcW w:w="804" w:type="dxa"/>
-            <w:tcBorders>
-              <w:top w:val="single" w:sz="4" w:space="0" w:color="000000"/>
-              <w:left w:val="single" w:sz="4" w:space="0" w:color="000000"/>
-              <w:bottom w:val="single" w:sz="4" w:space="0" w:color="000000"/>
-              <w:right w:val="single" w:sz="4" w:space="0" w:color="000000"/>
-            </w:tcBorders>
-          </w:tcPr>
-          <w:p>
-            <w:pPr>
-              <w:pStyle w:val="Standard"/>
-              <w:tabs>
-                <w:tab w:val="left" w:pos="315"/>
-                <w:tab w:val="center" w:pos="409"/>
-              </w:tabs>
-              <w:ind w:firstLine="0"/>
-              <w:jc w:val="center"/>
-              <w:rPr>
-                <w:color w:val="auto"/>
-              </w:rPr>
-            </w:pPr>
-            <w:r/>
+            </w:pPr>
+            <w:r>
+              <w:rPr>
+                <w:rFonts w:ascii="Times New Roman" w:hAnsi="Times New Roman"/>
+                <w:b w:val="0"/>
+                <w:sz w:val="24"/>
+              </w:rPr>
+              <w:t>—</w:t>
+            </w:r>
           </w:p>
         </w:tc>
       </w:tr>
       <w:tr>
         <w:tc>
           <w:tcPr>
-            <w:tcW w:w="2915" w:type="dxa"/>
-            <w:vMerge w:val="restart"/>
-            <w:tcBorders>
-              <w:top w:val="single" w:sz="4" w:space="0" w:color="000000"/>
-              <w:left w:val="single" w:sz="4" w:space="0" w:color="000000"/>
-              <w:bottom w:val="single" w:sz="4" w:space="0" w:color="000000"/>
-            </w:tcBorders>
-            <w:tcMar>
-              <w:left w:w="108" w:type="dxa"/>
-              <w:right w:w="108" w:type="dxa"/>
-            </w:tcMar>
+            <w:tcW w:type="dxa" w:w="454"/>
             <w:vAlign w:val="center"/>
           </w:tcPr>
           <w:p>
             <w:pPr>
-              <w:pStyle w:val="Standard"/>
-              <w:ind w:firstLine="0"/>
-              <w:rPr>
-                <w:color w:val="auto"/>
-              </w:rPr>
-            </w:pPr>
-            <w:r>
-              <w:rPr>
-                <w:color w:val="auto"/>
-              </w:rPr>
-              <w:t>ИТОГО: общая трудое</w:t>
-            </w:r>
-            <w:r>
-              <w:rPr>
-                <w:color w:val="auto"/>
-              </w:rPr>
-              <w:t>м</w:t>
-            </w:r>
-            <w:r>
-              <w:rPr>
-                <w:color w:val="auto"/>
-              </w:rPr>
-              <w:t>кость</w:t>
-            </w:r>
-          </w:p>
-        </w:tc>
-        <w:tc>
-          <w:tcPr>
-            <w:tcW w:w="1334" w:type="dxa"/>
-            <w:tcBorders>
-              <w:top w:val="single" w:sz="4" w:space="0" w:color="000000"/>
-              <w:left w:val="single" w:sz="4" w:space="0" w:color="000000"/>
-              <w:bottom w:val="single" w:sz="4" w:space="0" w:color="000000"/>
-            </w:tcBorders>
-          </w:tcPr>
-          <w:p>
-            <w:pPr>
-              <w:pStyle w:val="Standard"/>
-              <w:ind w:firstLine="0"/>
+              <w:spacing w:before="0" w:after="20" w:line="240" w:lineRule="auto"/>
               <w:jc w:val="center"/>
-              <w:rPr>
-                <w:color w:val="auto"/>
-              </w:rPr>
-            </w:pPr>
-            <w:r>
-              <w:rPr>
-                <w:color w:val="auto"/>
-              </w:rPr>
-              <w:t>часов</w:t>
-            </w:r>
-          </w:p>
-        </w:tc>
-        <w:tc>
-          <w:tcPr>
-            <w:tcW w:w="884" w:type="dxa"/>
-            <w:tcBorders>
-              <w:top w:val="single" w:sz="4" w:space="0" w:color="000000"/>
-              <w:left w:val="single" w:sz="4" w:space="0" w:color="000000"/>
-              <w:bottom w:val="single" w:sz="4" w:space="0" w:color="000000"/>
-              <w:right w:val="single" w:sz="4" w:space="0" w:color="auto"/>
-            </w:tcBorders>
-          </w:tcPr>
-          <w:p>
-            <w:pPr>
-              <w:pStyle w:val="Standard"/>
-              <w:tabs>
-                <w:tab w:val="left" w:pos="270"/>
-                <w:tab w:val="center" w:pos="529"/>
-              </w:tabs>
-              <w:ind w:firstLine="0"/>
+            </w:pPr>
+            <w:r>
+              <w:rPr>
+                <w:rFonts w:ascii="Times New Roman" w:hAnsi="Times New Roman"/>
+                <w:b w:val="0"/>
+                <w:sz w:val="24"/>
+              </w:rPr>
+              <w:t>3</w:t>
+            </w:r>
+          </w:p>
+        </w:tc>
+        <w:tc>
+          <w:tcPr>
+            <w:tcW w:type="dxa" w:w="1814"/>
+            <w:vAlign w:val="center"/>
+          </w:tcPr>
+          <w:p>
+            <w:pPr>
+              <w:spacing w:before="0" w:after="20" w:line="240" w:lineRule="auto"/>
+              <w:jc w:val="left"/>
+            </w:pPr>
+            <w:r>
+              <w:rPr>
+                <w:rFonts w:ascii="Times New Roman" w:hAnsi="Times New Roman"/>
+                <w:b w:val="0"/>
+                <w:sz w:val="24"/>
+              </w:rPr>
+              <w:t>Промежуточная аттестация</w:t>
+            </w:r>
+          </w:p>
+        </w:tc>
+        <w:tc>
+          <w:tcPr>
+            <w:tcW w:type="dxa" w:w="1361"/>
+            <w:vAlign w:val="center"/>
+          </w:tcPr>
+          <w:p>
+            <w:pPr>
+              <w:spacing w:before="0" w:after="20" w:line="240" w:lineRule="auto"/>
               <w:jc w:val="center"/>
-              <w:rPr>
-                <w:color w:val="auto"/>
-              </w:rPr>
-            </w:pPr>
-            <w:r>
-              <w:rPr>
-                <w:color w:val="auto"/>
-              </w:rPr>
-              <w:t>108</w:t>
-            </w:r>
-          </w:p>
-        </w:tc>
-        <w:tc>
-          <w:tcPr>
-            <w:tcW w:w="1148" w:type="dxa"/>
-            <w:tcBorders>
-              <w:top w:val="single" w:sz="4" w:space="0" w:color="000000"/>
-              <w:left w:val="single" w:sz="4" w:space="0" w:color="auto"/>
-              <w:bottom w:val="single" w:sz="4" w:space="0" w:color="000000"/>
-            </w:tcBorders>
-          </w:tcPr>
-          <w:p>
-            <w:pPr>
-              <w:pStyle w:val="Standard"/>
-              <w:tabs>
-                <w:tab w:val="left" w:pos="270"/>
-                <w:tab w:val="center" w:pos="529"/>
-              </w:tabs>
-              <w:ind w:firstLine="0"/>
+            </w:pPr>
+            <w:r>
+              <w:rPr>
+                <w:rFonts w:ascii="Times New Roman" w:hAnsi="Times New Roman"/>
+                <w:b w:val="0"/>
+                <w:sz w:val="24"/>
+              </w:rPr>
+              <w:t>зачёт (З)</w:t>
+            </w:r>
+          </w:p>
+        </w:tc>
+        <w:tc>
+          <w:tcPr>
+            <w:tcW w:type="dxa" w:w="737"/>
+            <w:vAlign w:val="center"/>
+          </w:tcPr>
+          <w:p>
+            <w:pPr>
+              <w:spacing w:before="0" w:after="20" w:line="240" w:lineRule="auto"/>
               <w:jc w:val="center"/>
-              <w:rPr>
-                <w:color w:val="auto"/>
-              </w:rPr>
-            </w:pPr>
-            <w:r>
-              <w:rPr>
-                <w:color w:val="auto"/>
-              </w:rPr>
-            </w:r>
-          </w:p>
-        </w:tc>
-        <w:tc>
-          <w:tcPr>
-            <w:tcW w:w="856" w:type="dxa"/>
-            <w:tcBorders>
-              <w:top w:val="single" w:sz="4" w:space="0" w:color="000000"/>
-              <w:left w:val="single" w:sz="4" w:space="0" w:color="000000"/>
-              <w:bottom w:val="single" w:sz="4" w:space="0" w:color="000000"/>
-            </w:tcBorders>
-          </w:tcPr>
-          <w:p>
-            <w:pPr>
-              <w:pStyle w:val="Standard"/>
-              <w:ind w:firstLine="0"/>
+            </w:pPr>
+            <w:r>
+              <w:rPr>
+                <w:rFonts w:ascii="Times New Roman" w:hAnsi="Times New Roman"/>
+                <w:b w:val="0"/>
+                <w:sz w:val="24"/>
+              </w:rPr>
+              <w:t>0</w:t>
+            </w:r>
+          </w:p>
+        </w:tc>
+        <w:tc>
+          <w:tcPr>
+            <w:tcW w:type="dxa" w:w="1587"/>
+            <w:vAlign w:val="center"/>
+          </w:tcPr>
+          <w:p>
+            <w:pPr>
+              <w:spacing w:before="0" w:after="20" w:line="240" w:lineRule="auto"/>
               <w:jc w:val="center"/>
-              <w:rPr>
-                <w:color w:val="auto"/>
-              </w:rPr>
-            </w:pPr>
-            <w:r>
-              <w:rPr>
-                <w:color w:val="auto"/>
-              </w:rPr>
-              <w:t>108</w:t>
-            </w:r>
-          </w:p>
-        </w:tc>
-        <w:tc>
-          <w:tcPr>
-            <w:tcW w:w="860" w:type="dxa"/>
-            <w:tcBorders>
-              <w:top w:val="single" w:sz="4" w:space="0" w:color="000000"/>
-              <w:left w:val="single" w:sz="4" w:space="0" w:color="000000"/>
-              <w:bottom w:val="single" w:sz="4" w:space="0" w:color="000000"/>
-            </w:tcBorders>
-          </w:tcPr>
-          <w:p>
-            <w:pPr>
-              <w:pStyle w:val="Standard"/>
-              <w:ind w:firstLine="0"/>
+            </w:pPr>
+            <w:r>
+              <w:rPr>
+                <w:rFonts w:ascii="Times New Roman" w:hAnsi="Times New Roman"/>
+                <w:b w:val="0"/>
+                <w:sz w:val="24"/>
+              </w:rPr>
+              <w:t>0</w:t>
+            </w:r>
+          </w:p>
+        </w:tc>
+        <w:tc>
+          <w:tcPr>
+            <w:tcW w:type="dxa" w:w="3402"/>
+            <w:vAlign w:val="center"/>
+          </w:tcPr>
+          <w:p>
+            <w:pPr>
+              <w:spacing w:before="0" w:after="20" w:line="240" w:lineRule="auto"/>
               <w:jc w:val="center"/>
-              <w:rPr>
-                <w:color w:val="auto"/>
-              </w:rPr>
-            </w:pPr>
-            <w:r>
-              <w:rPr>
-                <w:color w:val="auto"/>
-              </w:rPr>
-            </w:r>
-          </w:p>
-        </w:tc>
-        <w:tc>
-          <w:tcPr>
-            <w:tcW w:w="853" w:type="dxa"/>
-            <w:tcBorders>
-              <w:top w:val="single" w:sz="4" w:space="0" w:color="000000"/>
-              <w:left w:val="single" w:sz="4" w:space="0" w:color="000000"/>
-              <w:bottom w:val="single" w:sz="4" w:space="0" w:color="000000"/>
-            </w:tcBorders>
-          </w:tcPr>
-          <w:p>
-            <w:pPr>
-              <w:pStyle w:val="Standard"/>
-              <w:ind w:firstLine="0"/>
-              <w:jc w:val="center"/>
-              <w:rPr>
-                <w:color w:val="auto"/>
-              </w:rPr>
-            </w:pPr>
-            <w:r/>
-          </w:p>
-        </w:tc>
-        <w:tc>
-          <w:tcPr>
-            <w:tcW w:w="804" w:type="dxa"/>
-            <w:tcBorders>
-              <w:top w:val="single" w:sz="4" w:space="0" w:color="000000"/>
-              <w:left w:val="single" w:sz="4" w:space="0" w:color="000000"/>
-              <w:bottom w:val="single" w:sz="4" w:space="0" w:color="000000"/>
-              <w:right w:val="single" w:sz="4" w:space="0" w:color="000000"/>
-            </w:tcBorders>
-          </w:tcPr>
-          <w:p>
-            <w:pPr>
-              <w:pStyle w:val="Standard"/>
-              <w:ind w:firstLine="0"/>
-              <w:jc w:val="center"/>
-              <w:rPr>
-                <w:color w:val="auto"/>
-              </w:rPr>
-            </w:pPr>
-            <w:r/>
+            </w:pPr>
+            <w:r>
+              <w:rPr>
+                <w:rFonts w:ascii="Times New Roman" w:hAnsi="Times New Roman"/>
+                <w:b w:val="0"/>
+                <w:sz w:val="24"/>
+              </w:rPr>
+              <w:t>0</w:t>
+            </w:r>
           </w:p>
         </w:tc>
       </w:tr>
       <w:tr>
         <w:tc>
           <w:tcPr>
-            <w:tcW w:w="2915" w:type="dxa"/>
-            <w:vMerge/>
-            <w:tcBorders>
-              <w:top w:val="single" w:sz="4" w:space="0" w:color="000000"/>
-              <w:left w:val="single" w:sz="4" w:space="0" w:color="000000"/>
-              <w:bottom w:val="single" w:sz="4" w:space="0" w:color="000000"/>
-            </w:tcBorders>
-            <w:tcMar>
-              <w:left w:w="108" w:type="dxa"/>
-              <w:right w:w="108" w:type="dxa"/>
-            </w:tcMar>
+            <w:tcW w:type="dxa" w:w="454"/>
             <w:vAlign w:val="center"/>
           </w:tcPr>
           <w:p>
             <w:pPr>
-              <w:suppressAutoHyphens w:val="0"/>
-              <w:rPr>
-                <w:rStyle w:val="Standard"/>
-                <w:color w:val="auto"/>
-                <w:sz w:val="24"/>
-              </w:rPr>
-            </w:pPr>
-          </w:p>
-        </w:tc>
-        <w:tc>
-          <w:tcPr>
-            <w:tcW w:w="1334" w:type="dxa"/>
-            <w:tcBorders>
-              <w:top w:val="single" w:sz="4" w:space="0" w:color="000000"/>
-              <w:left w:val="single" w:sz="4" w:space="0" w:color="000000"/>
-              <w:bottom w:val="single" w:sz="4" w:space="0" w:color="000000"/>
-            </w:tcBorders>
-          </w:tcPr>
-          <w:p>
-            <w:pPr>
-              <w:pStyle w:val="Standard"/>
-              <w:ind w:firstLine="0"/>
+              <w:spacing w:before="0" w:after="20" w:line="240" w:lineRule="auto"/>
               <w:jc w:val="center"/>
-              <w:rPr>
-                <w:color w:val="auto"/>
-              </w:rPr>
-            </w:pPr>
-            <w:r>
-              <w:rPr>
-                <w:color w:val="auto"/>
-              </w:rPr>
-              <w:t>зач. ед.</w:t>
-            </w:r>
-          </w:p>
-        </w:tc>
-        <w:tc>
-          <w:tcPr>
-            <w:tcW w:w="884" w:type="dxa"/>
-            <w:tcBorders>
-              <w:top w:val="single" w:sz="4" w:space="0" w:color="000000"/>
-              <w:left w:val="single" w:sz="4" w:space="0" w:color="000000"/>
-              <w:bottom w:val="single" w:sz="4" w:space="0" w:color="000000"/>
-              <w:right w:val="single" w:sz="4" w:space="0" w:color="auto"/>
-            </w:tcBorders>
-          </w:tcPr>
-          <w:p>
-            <w:pPr>
-              <w:pStyle w:val="Standard"/>
-              <w:ind w:firstLine="0"/>
+            </w:pPr>
+            <w:r>
+              <w:rPr>
+                <w:rFonts w:ascii="Times New Roman" w:hAnsi="Times New Roman"/>
+                <w:b w:val="0"/>
+                <w:sz w:val="24"/>
+              </w:rPr>
+              <w:t>3</w:t>
+            </w:r>
+          </w:p>
+        </w:tc>
+        <w:tc>
+          <w:tcPr>
+            <w:tcW w:type="dxa" w:w="1814"/>
+            <w:vAlign w:val="center"/>
+          </w:tcPr>
+          <w:p>
+            <w:pPr>
+              <w:spacing w:before="0" w:after="20" w:line="240" w:lineRule="auto"/>
+              <w:jc w:val="left"/>
+            </w:pPr>
+            <w:r>
+              <w:rPr>
+                <w:rFonts w:ascii="Times New Roman" w:hAnsi="Times New Roman"/>
+                <w:b w:val="0"/>
+                <w:sz w:val="24"/>
+              </w:rPr>
+              <w:t>Промежуточная аттестация</w:t>
+            </w:r>
+          </w:p>
+        </w:tc>
+        <w:tc>
+          <w:tcPr>
+            <w:tcW w:type="dxa" w:w="1361"/>
+            <w:vAlign w:val="center"/>
+          </w:tcPr>
+          <w:p>
+            <w:pPr>
+              <w:spacing w:before="0" w:after="20" w:line="240" w:lineRule="auto"/>
               <w:jc w:val="center"/>
-              <w:rPr>
-                <w:color w:val="auto"/>
-              </w:rPr>
-            </w:pPr>
-            <w:r>
-              <w:rPr>
-                <w:color w:val="auto"/>
+            </w:pPr>
+            <w:r>
+              <w:rPr>
+                <w:rFonts w:ascii="Times New Roman" w:hAnsi="Times New Roman"/>
+                <w:b w:val="0"/>
+                <w:sz w:val="24"/>
+              </w:rPr>
+              <w:t>зачёт с оценкой (ЗаО)</w:t>
+            </w:r>
+          </w:p>
+        </w:tc>
+        <w:tc>
+          <w:tcPr>
+            <w:tcW w:type="dxa" w:w="737"/>
+            <w:vAlign w:val="center"/>
+          </w:tcPr>
+          <w:p>
+            <w:pPr>
+              <w:spacing w:before="0" w:after="20" w:line="240" w:lineRule="auto"/>
+              <w:jc w:val="center"/>
+            </w:pPr>
+            <w:r>
+              <w:rPr>
+                <w:rFonts w:ascii="Times New Roman" w:hAnsi="Times New Roman"/>
+                <w:b w:val="0"/>
+                <w:sz w:val="24"/>
+              </w:rPr>
+              <w:t>—</w:t>
+            </w:r>
+          </w:p>
+        </w:tc>
+        <w:tc>
+          <w:tcPr>
+            <w:tcW w:type="dxa" w:w="1587"/>
+            <w:vAlign w:val="center"/>
+          </w:tcPr>
+          <w:p>
+            <w:pPr>
+              <w:spacing w:before="0" w:after="20" w:line="240" w:lineRule="auto"/>
+              <w:jc w:val="center"/>
+            </w:pPr>
+            <w:r>
+              <w:rPr>
+                <w:rFonts w:ascii="Times New Roman" w:hAnsi="Times New Roman"/>
+                <w:b w:val="0"/>
+                <w:sz w:val="24"/>
+              </w:rPr>
+              <w:t>—</w:t>
+            </w:r>
+          </w:p>
+        </w:tc>
+        <w:tc>
+          <w:tcPr>
+            <w:tcW w:type="dxa" w:w="3402"/>
+            <w:vAlign w:val="center"/>
+          </w:tcPr>
+          <w:p>
+            <w:pPr>
+              <w:spacing w:before="0" w:after="20" w:line="240" w:lineRule="auto"/>
+              <w:jc w:val="center"/>
+            </w:pPr>
+            <w:r>
+              <w:rPr>
+                <w:rFonts w:ascii="Times New Roman" w:hAnsi="Times New Roman"/>
+                <w:b w:val="0"/>
+                <w:sz w:val="24"/>
+              </w:rPr>
+              <w:t>—</w:t>
+            </w:r>
+          </w:p>
+        </w:tc>
+      </w:tr>
+      <w:tr>
+        <w:tc>
+          <w:tcPr>
+            <w:tcW w:type="dxa" w:w="454"/>
+            <w:vAlign w:val="center"/>
+          </w:tcPr>
+          <w:p>
+            <w:pPr>
+              <w:spacing w:before="0" w:after="20" w:line="240" w:lineRule="auto"/>
+              <w:jc w:val="center"/>
+            </w:pPr>
+            <w:r>
+              <w:rPr>
+                <w:rFonts w:ascii="Times New Roman" w:hAnsi="Times New Roman"/>
+                <w:b w:val="0"/>
+                <w:sz w:val="24"/>
               </w:rPr>
               <w:t>3</w:t>
             </w:r>
@@ -5186,46 +3812,360 @@
         </w:tc>
         <w:tc>
           <w:tcPr>
-            <w:tcW w:w="1148" w:type="dxa"/>
-            <w:tcBorders>
-              <w:top w:val="single" w:sz="4" w:space="0" w:color="000000"/>
-              <w:left w:val="single" w:sz="4" w:space="0" w:color="auto"/>
-              <w:bottom w:val="single" w:sz="4" w:space="0" w:color="000000"/>
-            </w:tcBorders>
-          </w:tcPr>
-          <w:p>
-            <w:pPr>
-              <w:pStyle w:val="Standard"/>
-              <w:ind w:firstLine="0"/>
+            <w:tcW w:type="dxa" w:w="1814"/>
+            <w:vAlign w:val="center"/>
+          </w:tcPr>
+          <w:p>
+            <w:pPr>
+              <w:spacing w:before="0" w:after="20" w:line="240" w:lineRule="auto"/>
+              <w:jc w:val="left"/>
+            </w:pPr>
+            <w:r>
+              <w:rPr>
+                <w:rFonts w:ascii="Times New Roman" w:hAnsi="Times New Roman"/>
+                <w:b w:val="0"/>
+                <w:sz w:val="24"/>
+              </w:rPr>
+              <w:t>Промежуточная аттестация</w:t>
+            </w:r>
+          </w:p>
+        </w:tc>
+        <w:tc>
+          <w:tcPr>
+            <w:tcW w:type="dxa" w:w="1361"/>
+            <w:vAlign w:val="center"/>
+          </w:tcPr>
+          <w:p>
+            <w:pPr>
+              <w:spacing w:before="0" w:after="20" w:line="240" w:lineRule="auto"/>
               <w:jc w:val="center"/>
-              <w:rPr>
-                <w:color w:val="auto"/>
-              </w:rPr>
-            </w:pPr>
-            <w:r/>
-          </w:p>
-        </w:tc>
-        <w:tc>
-          <w:tcPr>
-            <w:tcW w:w="856" w:type="dxa"/>
-            <w:tcBorders>
-              <w:top w:val="single" w:sz="4" w:space="0" w:color="000000"/>
-              <w:left w:val="single" w:sz="4" w:space="0" w:color="000000"/>
-              <w:bottom w:val="single" w:sz="4" w:space="0" w:color="000000"/>
-            </w:tcBorders>
-          </w:tcPr>
-          <w:p>
-            <w:pPr>
-              <w:pStyle w:val="Standard"/>
-              <w:ind w:firstLine="0"/>
+            </w:pPr>
+            <w:r>
+              <w:rPr>
+                <w:rFonts w:ascii="Times New Roman" w:hAnsi="Times New Roman"/>
+                <w:b w:val="0"/>
+                <w:sz w:val="24"/>
+              </w:rPr>
+              <w:t>экзамен (Э)</w:t>
+            </w:r>
+          </w:p>
+        </w:tc>
+        <w:tc>
+          <w:tcPr>
+            <w:tcW w:type="dxa" w:w="737"/>
+            <w:vAlign w:val="center"/>
+          </w:tcPr>
+          <w:p>
+            <w:pPr>
+              <w:spacing w:before="0" w:after="20" w:line="240" w:lineRule="auto"/>
               <w:jc w:val="center"/>
-              <w:rPr>
-                <w:color w:val="auto"/>
-              </w:rPr>
-            </w:pPr>
-            <w:r>
-              <w:rPr>
-                <w:color w:val="auto"/>
+            </w:pPr>
+            <w:r>
+              <w:rPr>
+                <w:rFonts w:ascii="Times New Roman" w:hAnsi="Times New Roman"/>
+                <w:b w:val="0"/>
+                <w:sz w:val="24"/>
+              </w:rPr>
+              <w:t>—</w:t>
+            </w:r>
+          </w:p>
+        </w:tc>
+        <w:tc>
+          <w:tcPr>
+            <w:tcW w:type="dxa" w:w="1587"/>
+            <w:vAlign w:val="center"/>
+          </w:tcPr>
+          <w:p>
+            <w:pPr>
+              <w:spacing w:before="0" w:after="20" w:line="240" w:lineRule="auto"/>
+              <w:jc w:val="center"/>
+            </w:pPr>
+            <w:r>
+              <w:rPr>
+                <w:rFonts w:ascii="Times New Roman" w:hAnsi="Times New Roman"/>
+                <w:b w:val="0"/>
+                <w:sz w:val="24"/>
+              </w:rPr>
+              <w:t>—</w:t>
+            </w:r>
+          </w:p>
+        </w:tc>
+        <w:tc>
+          <w:tcPr>
+            <w:tcW w:type="dxa" w:w="3402"/>
+            <w:vAlign w:val="center"/>
+          </w:tcPr>
+          <w:p>
+            <w:pPr>
+              <w:spacing w:before="0" w:after="20" w:line="240" w:lineRule="auto"/>
+              <w:jc w:val="center"/>
+            </w:pPr>
+            <w:r>
+              <w:rPr>
+                <w:rFonts w:ascii="Times New Roman" w:hAnsi="Times New Roman"/>
+                <w:b w:val="0"/>
+                <w:sz w:val="24"/>
+              </w:rPr>
+              <w:t>—</w:t>
+            </w:r>
+          </w:p>
+        </w:tc>
+      </w:tr>
+      <w:tr>
+        <w:tc>
+          <w:tcPr>
+            <w:tcW w:type="dxa" w:w="454"/>
+            <w:vAlign w:val="center"/>
+          </w:tcPr>
+          <w:p>
+            <w:pPr>
+              <w:spacing w:before="0" w:after="20" w:line="240" w:lineRule="auto"/>
+              <w:jc w:val="center"/>
+            </w:pPr>
+            <w:r>
+              <w:rPr>
+                <w:rFonts w:ascii="Times New Roman" w:hAnsi="Times New Roman"/>
+                <w:b w:val="0"/>
+                <w:sz w:val="24"/>
+              </w:rPr>
+            </w:r>
+          </w:p>
+        </w:tc>
+        <w:tc>
+          <w:tcPr>
+            <w:tcW w:type="dxa" w:w="3175"/>
+            <w:gridSpan w:val="2"/>
+            <w:vAlign w:val="center"/>
+          </w:tcPr>
+          <w:p>
+            <w:pPr>
+              <w:spacing w:before="0" w:after="20" w:line="240" w:lineRule="auto"/>
+              <w:jc w:val="left"/>
+            </w:pPr>
+            <w:r>
+              <w:rPr>
+                <w:rFonts w:ascii="Times New Roman" w:hAnsi="Times New Roman"/>
+                <w:b w:val="0"/>
+                <w:sz w:val="24"/>
+              </w:rPr>
+            </w:r>
+          </w:p>
+        </w:tc>
+        <w:tc>
+          <w:tcPr>
+            <w:tcW w:type="dxa" w:w="737"/>
+          </w:tcPr>
+          <w:p/>
+        </w:tc>
+        <w:tc>
+          <w:tcPr>
+            <w:tcW w:type="dxa" w:w="1587"/>
+          </w:tcPr>
+          <w:p/>
+        </w:tc>
+        <w:tc>
+          <w:tcPr>
+            <w:tcW w:type="dxa" w:w="3402"/>
+          </w:tcPr>
+          <w:p/>
+        </w:tc>
+      </w:tr>
+      <w:tr>
+        <w:tc>
+          <w:tcPr>
+            <w:tcW w:type="dxa" w:w="454"/>
+            <w:vAlign w:val="center"/>
+          </w:tcPr>
+          <w:p>
+            <w:pPr>
+              <w:spacing w:before="0" w:after="20" w:line="240" w:lineRule="auto"/>
+              <w:jc w:val="center"/>
+            </w:pPr>
+            <w:r>
+              <w:rPr>
+                <w:rFonts w:ascii="Times New Roman" w:hAnsi="Times New Roman"/>
+                <w:b w:val="0"/>
+                <w:sz w:val="24"/>
+              </w:rPr>
+            </w:r>
+          </w:p>
+        </w:tc>
+        <w:tc>
+          <w:tcPr>
+            <w:tcW w:type="dxa" w:w="1814"/>
+            <w:vAlign w:val="center"/>
+          </w:tcPr>
+          <w:p>
+            <w:pPr>
+              <w:spacing w:before="0" w:after="20" w:line="240" w:lineRule="auto"/>
+              <w:jc w:val="left"/>
+            </w:pPr>
+            <w:r>
+              <w:rPr>
+                <w:rFonts w:ascii="Times New Roman" w:hAnsi="Times New Roman"/>
+                <w:b/>
+                <w:sz w:val="24"/>
+              </w:rPr>
+              <w:t>ИТОГО: общая трудоёмкость</w:t>
+            </w:r>
+          </w:p>
+        </w:tc>
+        <w:tc>
+          <w:tcPr>
+            <w:tcW w:type="dxa" w:w="1361"/>
+            <w:vAlign w:val="center"/>
+          </w:tcPr>
+          <w:p>
+            <w:pPr>
+              <w:spacing w:before="0" w:after="20" w:line="240" w:lineRule="auto"/>
+              <w:jc w:val="center"/>
+            </w:pPr>
+            <w:r>
+              <w:rPr>
+                <w:rFonts w:ascii="Times New Roman" w:hAnsi="Times New Roman"/>
+                <w:b w:val="0"/>
+                <w:sz w:val="24"/>
+              </w:rPr>
+              <w:t>часов</w:t>
+            </w:r>
+          </w:p>
+        </w:tc>
+        <w:tc>
+          <w:tcPr>
+            <w:tcW w:type="dxa" w:w="737"/>
+            <w:vAlign w:val="center"/>
+          </w:tcPr>
+          <w:p>
+            <w:pPr>
+              <w:spacing w:before="0" w:after="20" w:line="240" w:lineRule="auto"/>
+              <w:jc w:val="center"/>
+            </w:pPr>
+            <w:r>
+              <w:rPr>
+                <w:rFonts w:ascii="Times New Roman" w:hAnsi="Times New Roman"/>
+                <w:b/>
+                <w:sz w:val="24"/>
+              </w:rPr>
+              <w:t>108</w:t>
+            </w:r>
+          </w:p>
+        </w:tc>
+        <w:tc>
+          <w:tcPr>
+            <w:tcW w:type="dxa" w:w="1587"/>
+            <w:vAlign w:val="center"/>
+          </w:tcPr>
+          <w:p>
+            <w:pPr>
+              <w:spacing w:before="0" w:after="20" w:line="240" w:lineRule="auto"/>
+              <w:jc w:val="center"/>
+            </w:pPr>
+            <w:r>
+              <w:rPr>
+                <w:rFonts w:ascii="Times New Roman" w:hAnsi="Times New Roman"/>
+                <w:b w:val="0"/>
+                <w:sz w:val="24"/>
+              </w:rPr>
+              <w:t>8</w:t>
+            </w:r>
+          </w:p>
+        </w:tc>
+        <w:tc>
+          <w:tcPr>
+            <w:tcW w:type="dxa" w:w="3402"/>
+            <w:vAlign w:val="center"/>
+          </w:tcPr>
+          <w:p>
+            <w:pPr>
+              <w:spacing w:before="0" w:after="20" w:line="240" w:lineRule="auto"/>
+              <w:jc w:val="center"/>
+            </w:pPr>
+            <w:r>
+              <w:rPr>
+                <w:rFonts w:ascii="Times New Roman" w:hAnsi="Times New Roman"/>
+                <w:b/>
+                <w:sz w:val="24"/>
+              </w:rPr>
+              <w:t>108</w:t>
+            </w:r>
+          </w:p>
+        </w:tc>
+      </w:tr>
+      <w:tr>
+        <w:tc>
+          <w:tcPr>
+            <w:tcW w:type="dxa" w:w="454"/>
+            <w:vAlign w:val="center"/>
+          </w:tcPr>
+          <w:p>
+            <w:pPr>
+              <w:spacing w:before="0" w:after="20" w:line="240" w:lineRule="auto"/>
+              <w:jc w:val="center"/>
+            </w:pPr>
+            <w:r>
+              <w:rPr>
+                <w:rFonts w:ascii="Times New Roman" w:hAnsi="Times New Roman"/>
+                <w:b w:val="0"/>
+                <w:sz w:val="24"/>
+              </w:rPr>
+            </w:r>
+          </w:p>
+        </w:tc>
+        <w:tc>
+          <w:tcPr>
+            <w:tcW w:type="dxa" w:w="1814"/>
+            <w:vAlign w:val="center"/>
+          </w:tcPr>
+          <w:p>
+            <w:pPr>
+              <w:spacing w:before="0" w:after="20" w:line="240" w:lineRule="auto"/>
+              <w:jc w:val="left"/>
+            </w:pPr>
+            <w:r>
+              <w:rPr>
+                <w:rFonts w:ascii="Times New Roman" w:hAnsi="Times New Roman"/>
+                <w:b/>
+                <w:sz w:val="24"/>
+              </w:rPr>
+              <w:t>ИТОГО: общая трудоёмкость</w:t>
+            </w:r>
+          </w:p>
+        </w:tc>
+        <w:tc>
+          <w:tcPr>
+            <w:tcW w:type="dxa" w:w="1361"/>
+            <w:vAlign w:val="center"/>
+          </w:tcPr>
+          <w:p>
+            <w:pPr>
+              <w:spacing w:before="0" w:after="20" w:line="240" w:lineRule="auto"/>
+              <w:jc w:val="center"/>
+            </w:pPr>
+            <w:r>
+              <w:rPr>
+                <w:rFonts w:ascii="Times New Roman" w:hAnsi="Times New Roman"/>
+                <w:b w:val="0"/>
+                <w:sz w:val="24"/>
+              </w:rPr>
+              <w:t>з.е.</w:t>
+            </w:r>
+          </w:p>
+        </w:tc>
+        <w:tc>
+          <w:tcPr>
+            <w:tcW w:type="dxa" w:w="737"/>
+            <w:vAlign w:val="center"/>
+          </w:tcPr>
+          <w:p>
+            <w:pPr>
+              <w:spacing w:before="0" w:after="20" w:line="240" w:lineRule="auto"/>
+              <w:jc w:val="center"/>
+            </w:pPr>
+            <w:r>
+              <w:rPr>
+                <w:rFonts w:ascii="Times New Roman" w:hAnsi="Times New Roman"/>
+                <w:b/>
+                <w:sz w:val="24"/>
               </w:rPr>
               <w:t>3</w:t>
             </w:r>
@@ -5233,70 +4173,42 @@
         </w:tc>
         <w:tc>
           <w:tcPr>
-            <w:tcW w:w="860" w:type="dxa"/>
-            <w:tcBorders>
-              <w:top w:val="single" w:sz="4" w:space="0" w:color="000000"/>
-              <w:left w:val="single" w:sz="4" w:space="0" w:color="000000"/>
-              <w:bottom w:val="single" w:sz="4" w:space="0" w:color="000000"/>
-            </w:tcBorders>
-          </w:tcPr>
-          <w:p>
-            <w:pPr>
-              <w:pStyle w:val="Standard"/>
-              <w:ind w:firstLine="0"/>
+            <w:tcW w:type="dxa" w:w="1587"/>
+            <w:vAlign w:val="center"/>
+          </w:tcPr>
+          <w:p>
+            <w:pPr>
+              <w:spacing w:before="0" w:after="20" w:line="240" w:lineRule="auto"/>
               <w:jc w:val="center"/>
-              <w:rPr>
-                <w:color w:val="auto"/>
-              </w:rPr>
-            </w:pPr>
-            <w:r>
-              <w:rPr>
-                <w:color w:val="auto"/>
-              </w:rPr>
-            </w:r>
-          </w:p>
-        </w:tc>
-        <w:tc>
-          <w:tcPr>
-            <w:tcW w:w="853" w:type="dxa"/>
-            <w:tcBorders>
-              <w:top w:val="single" w:sz="4" w:space="0" w:color="000000"/>
-              <w:left w:val="single" w:sz="4" w:space="0" w:color="000000"/>
-              <w:bottom w:val="single" w:sz="4" w:space="0" w:color="000000"/>
-            </w:tcBorders>
-          </w:tcPr>
-          <w:p>
-            <w:pPr>
-              <w:pStyle w:val="Standard"/>
-              <w:ind w:firstLine="0"/>
+            </w:pPr>
+            <w:r>
+              <w:rPr>
+                <w:rFonts w:ascii="Times New Roman" w:hAnsi="Times New Roman"/>
+                <w:b w:val="0"/>
+                <w:sz w:val="24"/>
+              </w:rPr>
+              <w:t>—</w:t>
+            </w:r>
+          </w:p>
+        </w:tc>
+        <w:tc>
+          <w:tcPr>
+            <w:tcW w:type="dxa" w:w="3402"/>
+            <w:vAlign w:val="center"/>
+          </w:tcPr>
+          <w:p>
+            <w:pPr>
+              <w:spacing w:before="0" w:after="20" w:line="240" w:lineRule="auto"/>
               <w:jc w:val="center"/>
-              <w:rPr>
-                <w:color w:val="auto"/>
-              </w:rPr>
-            </w:pPr>
-            <w:r/>
-          </w:p>
-        </w:tc>
-        <w:tc>
-          <w:tcPr>
-            <w:tcW w:w="804" w:type="dxa"/>
-            <w:tcBorders>
-              <w:top w:val="single" w:sz="4" w:space="0" w:color="000000"/>
-              <w:left w:val="single" w:sz="4" w:space="0" w:color="000000"/>
-              <w:bottom w:val="single" w:sz="4" w:space="0" w:color="000000"/>
-              <w:right w:val="single" w:sz="4" w:space="0" w:color="000000"/>
-            </w:tcBorders>
-          </w:tcPr>
-          <w:p>
-            <w:pPr>
-              <w:pStyle w:val="Standard"/>
-              <w:ind w:firstLine="0"/>
-              <w:jc w:val="center"/>
-              <w:rPr>
-                <w:color w:val="auto"/>
-              </w:rPr>
-            </w:pPr>
-            <w:r/>
+            </w:pPr>
+            <w:r>
+              <w:rPr>
+                <w:rFonts w:ascii="Times New Roman" w:hAnsi="Times New Roman"/>
+                <w:b/>
+                <w:sz w:val="24"/>
+              </w:rPr>
+              <w:t>3</w:t>
+            </w:r>
           </w:p>
         </w:tc>
       </w:tr>
@@ -5348,20 +4260,13 @@
       </w:pPr>
       <w:r>
         <w:rPr>
-          <w:color w:val="auto"/>
-          <w:sz w:val="28"/>
-          <w:szCs w:val="28"/>
-        </w:rPr>
-        <w:br w:type="page"/>
-      </w:r>
-      <w:r>
-        <w:rPr>
-          <w:color w:val="auto"/>
-          <w:sz w:val="28"/>
-          <w:szCs w:val="28"/>
-        </w:rPr>
-        <w:lastRenderedPageBreak/>
-        <w:t xml:space="preserve">2. СОДЕРЖАНИЕ УЧЕБНОЙ ДИСЦИПЛИНЫ </w:t>
+          <w:rFonts w:ascii="Times New Roman" w:hAnsi="Times New Roman"/>
+          <w:b/>
+          <w:color w:val="000000"/>
+          <w:sz w:val="28"/>
+          <w:szCs w:val="28"/>
+        </w:rPr>
+        <w:t xml:space="preserve">2. СОДЕРЖАНИЕ ДИСЦИПЛИНЫ (МОДУЛЯ)</w:t>
       </w:r>
     </w:p>
     <w:p>
@@ -5390,11 +4295,13 @@
       </w:pPr>
       <w:r>
         <w:rPr>
-          <w:color w:val="auto"/>
-          <w:sz w:val="28"/>
-          <w:szCs w:val="28"/>
-        </w:rPr>
-        <w:t>2.1. Содержание разделов учебной дисциплины</w:t>
+          <w:rFonts w:ascii="Times New Roman" w:hAnsi="Times New Roman"/>
+          <w:b/>
+          <w:color w:val="000000"/>
+          <w:sz w:val="28"/>
+          <w:szCs w:val="28"/>
+        </w:rPr>
+        <w:t xml:space="preserve">2.1. Содержание разделов дисциплины (модуля)</w:t>
       </w:r>
     </w:p>
     <w:p>
@@ -5406,6 +4313,7 @@
           <w:sz w:val="28"/>
           <w:szCs w:val="28"/>
         </w:rPr>
+        <w:keepNext/>
       </w:pPr>
       <w:r>
         <w:rPr>
@@ -5443,23 +4351,20 @@
           <w:tcPr>
             <w:tcW w:w="0" w:type="auto"/>
             <w:shd w:val="clear" w:color="auto" w:fill="auto"/>
-          </w:tcPr>
-          <w:p>
-            <w:pPr>
-              <w:keepNext/>
+            <w:vAlign w:val="center"/>
+          </w:tcPr>
+          <w:p>
+            <w:pPr>
+              <w:spacing w:before="0" w:after="20" w:line="240" w:lineRule="auto"/>
               <w:jc w:val="center"/>
-              <w:rPr>
-                <w:szCs w:val="22"/>
-              </w:rPr>
             </w:pPr>
             <w:r>
               <w:rPr>
                 <w:rFonts w:ascii="Times New Roman" w:hAnsi="Times New Roman"/>
                 <w:b/>
                 <w:sz w:val="24"/>
-                <w:szCs w:val="22"/>
-              </w:rPr>
-              <w:t>№ семестра</w:t>
+              </w:rPr>
+              <w:t>№ семестра/курса</w:t>
             </w:r>
           </w:p>
         </w:tc>
@@ -5880,38 +4785,6 @@
           <w:szCs w:val="28"/>
         </w:rPr>
       </w:pPr>
-    </w:p>
-    <w:p>
-      <w:pPr>
-        <w:keepNext/>
-        <w:keepLines/>
-        <w:widowControl/>
-        <w:numPr>
-          <w:ilvl w:val="1"/>
-          <w:numId w:val="17"/>
-        </w:numPr>
-        <w:suppressAutoHyphens w:val="0"/>
-        <w:autoSpaceDE w:val="0"/>
-        <w:autoSpaceDN w:val="0"/>
-        <w:jc w:val="both"/>
-        <w:rPr>
-          <w:rFonts w:ascii="Times New Roman" w:eastAsia="Times New Roman" w:hAnsi="Times New Roman" w:cs="Times New Roman"/>
-          <w:color w:val="auto"/>
-          <w:sz w:val="28"/>
-          <w:szCs w:val="28"/>
-          <w:lang w:eastAsia="en-US" w:bidi="ar-SA"/>
-        </w:rPr>
-      </w:pPr>
-      <w:r>
-        <w:rPr>
-          <w:rFonts w:ascii="Times New Roman" w:eastAsia="Times New Roman" w:hAnsi="Times New Roman" w:cs="Times New Roman"/>
-          <w:color w:val="auto"/>
-          <w:sz w:val="28"/>
-          <w:szCs w:val="28"/>
-          <w:lang w:eastAsia="en-US" w:bidi="ar-SA"/>
-        </w:rPr>
-        <w:t>Перечень лабораторных работ (при наличии)</w:t>
-      </w:r>
     </w:p>
     <w:p>
       <w:pPr>
@@ -5930,573 +4803,6 @@
         </w:rPr>
       </w:pPr>
     </w:p>
-    <w:tbl>
-      <w:tblPr>
-        <w:tblW w:w="0" w:type="auto"/>
-        <w:tblBorders>
-          <w:top w:val="single" w:sz="4" w:space="0" w:color="auto"/>
-          <w:left w:val="single" w:sz="4" w:space="0" w:color="auto"/>
-          <w:bottom w:val="single" w:sz="4" w:space="0" w:color="auto"/>
-          <w:right w:val="single" w:sz="4" w:space="0" w:color="auto"/>
-          <w:insideH w:val="single" w:sz="4" w:space="0" w:color="auto"/>
-          <w:insideV w:val="single" w:sz="4" w:space="0" w:color="auto"/>
-        </w:tblBorders>
-        <w:tblLook w:val="04A0" w:firstRow="1" w:lastRow="0" w:firstColumn="1" w:lastColumn="0" w:noHBand="0" w:noVBand="1"/>
-      </w:tblPr>
-      <w:tblGrid>
-        <w:gridCol w:w="1218"/>
-        <w:gridCol w:w="1091"/>
-        <w:gridCol w:w="2654"/>
-        <w:gridCol w:w="4607"/>
-      </w:tblGrid>
-      <w:tr>
-        <w:trPr>
-          <w:tblHeader/>
-        </w:trPr>
-        <w:tc>
-          <w:tcPr>
-            <w:tcW w:w="0" w:type="auto"/>
-            <w:shd w:val="clear" w:color="auto" w:fill="auto"/>
-          </w:tcPr>
-          <w:p>
-            <w:pPr>
-              <w:keepNext/>
-              <w:jc w:val="center"/>
-              <w:rPr>
-                <w:szCs w:val="22"/>
-              </w:rPr>
-            </w:pPr>
-            <w:r>
-              <w:rPr>
-                <w:rFonts w:ascii="Times New Roman" w:hAnsi="Times New Roman"/>
-                <w:b/>
-                <w:sz w:val="24"/>
-                <w:szCs w:val="22"/>
-              </w:rPr>
-              <w:t>№ семестра</w:t>
-            </w:r>
-          </w:p>
-        </w:tc>
-        <w:tc>
-          <w:tcPr>
-            <w:tcW w:w="0" w:type="auto"/>
-            <w:shd w:val="clear" w:color="auto" w:fill="auto"/>
-          </w:tcPr>
-          <w:p>
-            <w:pPr>
-              <w:keepNext/>
-              <w:jc w:val="center"/>
-              <w:rPr>
-                <w:szCs w:val="22"/>
-              </w:rPr>
-            </w:pPr>
-            <w:r>
-              <w:rPr>
-                <w:rFonts w:ascii="Times New Roman" w:hAnsi="Times New Roman"/>
-                <w:b/>
-                <w:sz w:val="24"/>
-                <w:szCs w:val="22"/>
-              </w:rPr>
-              <w:t>№ раздела</w:t>
-            </w:r>
-          </w:p>
-        </w:tc>
-        <w:tc>
-          <w:tcPr>
-            <w:tcW w:w="0" w:type="auto"/>
-            <w:shd w:val="clear" w:color="auto" w:fill="auto"/>
-          </w:tcPr>
-          <w:p>
-            <w:pPr>
-              <w:keepNext/>
-              <w:jc w:val="center"/>
-              <w:rPr>
-                <w:szCs w:val="22"/>
-              </w:rPr>
-            </w:pPr>
-            <w:r>
-              <w:rPr>
-                <w:rFonts w:ascii="Times New Roman" w:hAnsi="Times New Roman"/>
-                <w:b/>
-                <w:sz w:val="24"/>
-                <w:szCs w:val="22"/>
-              </w:rPr>
-              <w:t>Наименование раздела учебной дисциплины</w:t>
-            </w:r>
-          </w:p>
-        </w:tc>
-        <w:tc>
-          <w:tcPr>
-            <w:tcW w:w="0" w:type="auto"/>
-            <w:shd w:val="clear" w:color="auto" w:fill="auto"/>
-          </w:tcPr>
-          <w:p>
-            <w:pPr>
-              <w:keepNext/>
-              <w:jc w:val="center"/>
-              <w:rPr>
-                <w:szCs w:val="22"/>
-              </w:rPr>
-            </w:pPr>
-            <w:r>
-              <w:rPr>
-                <w:rFonts w:ascii="Times New Roman" w:hAnsi="Times New Roman"/>
-                <w:b/>
-                <w:sz w:val="24"/>
-                <w:szCs w:val="22"/>
-              </w:rPr>
-              <w:t>Название лабораторной работы</w:t>
-            </w:r>
-          </w:p>
-        </w:tc>
-      </w:tr>
-      <w:tr>
-        <w:trPr>
-          <w:cantSplit/>
-        </w:trPr>
-        <w:tc>
-          <w:tcPr>
-            <w:tcW w:w="0" w:type="auto"/>
-            <w:vMerge w:val="restart"/>
-            <w:shd w:val="clear" w:color="auto" w:fill="auto"/>
-          </w:tcPr>
-          <w:p>
-            <w:pPr>
-              <w:keepNext/>
-              <w:jc w:val="center"/>
-              <w:rPr>
-                <w:szCs w:val="22"/>
-              </w:rPr>
-            </w:pPr>
-            <w:r>
-              <w:rPr>
-                <w:rFonts w:ascii="Times New Roman" w:hAnsi="Times New Roman"/>
-                <w:sz w:val="24"/>
-                <w:szCs w:val="22"/>
-              </w:rPr>
-              <w:t>10</w:t>
-            </w:r>
-          </w:p>
-        </w:tc>
-        <w:tc>
-          <w:tcPr>
-            <w:tcW w:w="0" w:type="auto"/>
-            <w:shd w:val="clear" w:color="auto" w:fill="auto"/>
-          </w:tcPr>
-          <w:p>
-            <w:pPr>
-              <w:keepNext/>
-              <w:jc w:val="center"/>
-              <w:rPr>
-                <w:szCs w:val="22"/>
-              </w:rPr>
-            </w:pPr>
-            <w:r>
-              <w:rPr>
-                <w:rFonts w:ascii="Times New Roman" w:hAnsi="Times New Roman"/>
-                <w:sz w:val="24"/>
-                <w:szCs w:val="22"/>
-              </w:rPr>
-              <w:t>1</w:t>
-            </w:r>
-          </w:p>
-        </w:tc>
-        <w:tc>
-          <w:tcPr>
-            <w:tcW w:w="0" w:type="auto"/>
-            <w:shd w:val="clear" w:color="auto" w:fill="auto"/>
-          </w:tcPr>
-          <w:p>
-            <w:pPr>
-              <w:keepNext/>
-              <w:jc w:val="center"/>
-              <w:rPr>
-                <w:szCs w:val="22"/>
-              </w:rPr>
-            </w:pPr>
-            <w:r>
-              <w:rPr>
-                <w:rFonts w:ascii="Times New Roman" w:hAnsi="Times New Roman"/>
-                <w:sz w:val="24"/>
-                <w:szCs w:val="22"/>
-              </w:rPr>
-              <w:t>Требования и стратегия качества</w:t>
-            </w:r>
-          </w:p>
-        </w:tc>
-        <w:tc>
-          <w:tcPr>
-            <w:tcW w:w="0" w:type="auto"/>
-            <w:shd w:val="clear" w:color="auto" w:fill="auto"/>
-          </w:tcPr>
-          <w:p>
-            <w:pPr>
-              <w:keepNext/>
-              <w:rPr>
-                <w:szCs w:val="22"/>
-              </w:rPr>
-            </w:pPr>
-            <w:r>
-              <w:rPr>
-                <w:rFonts w:ascii="Times New Roman" w:hAnsi="Times New Roman"/>
-                <w:sz w:val="24"/>
-                <w:szCs w:val="22"/>
-              </w:rPr>
-              <w:t>Лабораторная работа №1. Построение матрицы проверок расчетного сервиса по требованиям и рискам отказа</w:t>
-            </w:r>
-          </w:p>
-        </w:tc>
-      </w:tr>
-      <w:tr>
-        <w:trPr>
-          <w:cantSplit/>
-        </w:trPr>
-        <w:tc>
-          <w:tcPr>
-            <w:tcW w:w="0" w:type="auto"/>
-            <w:vMerge/>
-            <w:shd w:val="clear" w:color="auto" w:fill="auto"/>
-          </w:tcPr>
-          <w:p/>
-        </w:tc>
-        <w:tc>
-          <w:tcPr>
-            <w:tcW w:w="0" w:type="auto"/>
-            <w:vMerge w:val="restart"/>
-            <w:shd w:val="clear" w:color="auto" w:fill="auto"/>
-          </w:tcPr>
-          <w:p>
-            <w:pPr>
-              <w:keepNext/>
-              <w:jc w:val="center"/>
-              <w:rPr>
-                <w:szCs w:val="22"/>
-              </w:rPr>
-            </w:pPr>
-            <w:r>
-              <w:rPr>
-                <w:rFonts w:ascii="Times New Roman" w:hAnsi="Times New Roman"/>
-                <w:sz w:val="24"/>
-                <w:szCs w:val="22"/>
-              </w:rPr>
-              <w:t>2</w:t>
-            </w:r>
-          </w:p>
-        </w:tc>
-        <w:tc>
-          <w:tcPr>
-            <w:tcW w:w="0" w:type="auto"/>
-            <w:vMerge w:val="restart"/>
-            <w:shd w:val="clear" w:color="auto" w:fill="auto"/>
-          </w:tcPr>
-          <w:p>
-            <w:pPr>
-              <w:keepNext/>
-              <w:jc w:val="center"/>
-              <w:rPr>
-                <w:szCs w:val="22"/>
-              </w:rPr>
-            </w:pPr>
-            <w:r>
-              <w:rPr>
-                <w:rFonts w:ascii="Times New Roman" w:hAnsi="Times New Roman"/>
-                <w:sz w:val="24"/>
-                <w:szCs w:val="22"/>
-              </w:rPr>
-              <w:t>Проектирование тестов</w:t>
-            </w:r>
-          </w:p>
-        </w:tc>
-        <w:tc>
-          <w:tcPr>
-            <w:tcW w:w="0" w:type="auto"/>
-            <w:shd w:val="clear" w:color="auto" w:fill="auto"/>
-          </w:tcPr>
-          <w:p>
-            <w:pPr>
-              <w:keepNext/>
-              <w:rPr>
-                <w:szCs w:val="22"/>
-              </w:rPr>
-            </w:pPr>
-            <w:r>
-              <w:rPr>
-                <w:rFonts w:ascii="Times New Roman" w:hAnsi="Times New Roman"/>
-                <w:sz w:val="24"/>
-                <w:szCs w:val="22"/>
-              </w:rPr>
-              <w:t>Лабораторная работа №2. Генерация граничных входов и тестов свойств для функции обработки числовых данных</w:t>
-            </w:r>
-          </w:p>
-        </w:tc>
-      </w:tr>
-      <w:tr>
-        <w:trPr>
-          <w:cantSplit/>
-        </w:trPr>
-        <w:tc>
-          <w:tcPr>
-            <w:tcW w:w="0" w:type="auto"/>
-            <w:vMerge/>
-            <w:shd w:val="clear" w:color="auto" w:fill="auto"/>
-          </w:tcPr>
-          <w:p/>
-        </w:tc>
-        <w:tc>
-          <w:tcPr>
-            <w:tcW w:w="0" w:type="auto"/>
-            <w:vMerge/>
-            <w:shd w:val="clear" w:color="auto" w:fill="auto"/>
-          </w:tcPr>
-          <w:p/>
-        </w:tc>
-        <w:tc>
-          <w:tcPr>
-            <w:tcW w:w="0" w:type="auto"/>
-            <w:vMerge/>
-            <w:shd w:val="clear" w:color="auto" w:fill="auto"/>
-          </w:tcPr>
-          <w:p/>
-        </w:tc>
-        <w:tc>
-          <w:tcPr>
-            <w:tcW w:w="0" w:type="auto"/>
-            <w:shd w:val="clear" w:color="auto" w:fill="auto"/>
-          </w:tcPr>
-          <w:p>
-            <w:pPr>
-              <w:keepNext/>
-              <w:rPr>
-                <w:szCs w:val="22"/>
-              </w:rPr>
-            </w:pPr>
-            <w:r>
-              <w:rPr>
-                <w:rFonts w:ascii="Times New Roman" w:hAnsi="Times New Roman"/>
-                <w:sz w:val="24"/>
-                <w:szCs w:val="22"/>
-              </w:rPr>
-              <w:t>Лабораторная работа №3. Проектирование стенда тестирования контрактов API с изоляцией зависимостей и внедрением отказов</w:t>
-            </w:r>
-          </w:p>
-        </w:tc>
-      </w:tr>
-      <w:tr>
-        <w:trPr>
-          <w:cantSplit/>
-        </w:trPr>
-        <w:tc>
-          <w:tcPr>
-            <w:tcW w:w="0" w:type="auto"/>
-            <w:vMerge/>
-            <w:shd w:val="clear" w:color="auto" w:fill="auto"/>
-          </w:tcPr>
-          <w:p/>
-        </w:tc>
-        <w:tc>
-          <w:tcPr>
-            <w:tcW w:w="0" w:type="auto"/>
-            <w:shd w:val="clear" w:color="auto" w:fill="auto"/>
-          </w:tcPr>
-          <w:p>
-            <w:pPr>
-              <w:keepNext/>
-              <w:jc w:val="center"/>
-              <w:rPr>
-                <w:szCs w:val="22"/>
-              </w:rPr>
-            </w:pPr>
-            <w:r>
-              <w:rPr>
-                <w:rFonts w:ascii="Times New Roman" w:hAnsi="Times New Roman"/>
-                <w:sz w:val="24"/>
-                <w:szCs w:val="22"/>
-              </w:rPr>
-              <w:t>3</w:t>
-            </w:r>
-          </w:p>
-        </w:tc>
-        <w:tc>
-          <w:tcPr>
-            <w:tcW w:w="0" w:type="auto"/>
-            <w:shd w:val="clear" w:color="auto" w:fill="auto"/>
-          </w:tcPr>
-          <w:p>
-            <w:pPr>
-              <w:keepNext/>
-              <w:jc w:val="center"/>
-              <w:rPr>
-                <w:szCs w:val="22"/>
-              </w:rPr>
-            </w:pPr>
-            <w:r>
-              <w:rPr>
-                <w:rFonts w:ascii="Times New Roman" w:hAnsi="Times New Roman"/>
-                <w:sz w:val="24"/>
-                <w:szCs w:val="22"/>
-              </w:rPr>
-              <w:t>Интеграция и нефункциональные свойства</w:t>
-            </w:r>
-          </w:p>
-        </w:tc>
-        <w:tc>
-          <w:tcPr>
-            <w:tcW w:w="0" w:type="auto"/>
-            <w:shd w:val="clear" w:color="auto" w:fill="auto"/>
-          </w:tcPr>
-          <w:p>
-            <w:pPr>
-              <w:keepNext/>
-              <w:rPr>
-                <w:szCs w:val="22"/>
-              </w:rPr>
-            </w:pPr>
-            <w:r>
-              <w:rPr>
-                <w:rFonts w:ascii="Times New Roman" w:hAnsi="Times New Roman"/>
-                <w:sz w:val="24"/>
-                <w:szCs w:val="22"/>
-              </w:rPr>
-              <w:t>Лабораторная работа №4. Нагрузочное испытание расчетного сервиса с измерением задержки и восстановления после сбоя</w:t>
-            </w:r>
-          </w:p>
-        </w:tc>
-      </w:tr>
-      <w:tr>
-        <w:trPr>
-          <w:cantSplit/>
-        </w:trPr>
-        <w:tc>
-          <w:tcPr>
-            <w:tcW w:w="0" w:type="auto"/>
-            <w:vMerge/>
-            <w:shd w:val="clear" w:color="auto" w:fill="auto"/>
-          </w:tcPr>
-          <w:p/>
-        </w:tc>
-        <w:tc>
-          <w:tcPr>
-            <w:tcW w:w="0" w:type="auto"/>
-            <w:vMerge w:val="restart"/>
-            <w:shd w:val="clear" w:color="auto" w:fill="auto"/>
-          </w:tcPr>
-          <w:p>
-            <w:pPr>
-              <w:keepNext/>
-              <w:jc w:val="center"/>
-              <w:rPr>
-                <w:szCs w:val="22"/>
-              </w:rPr>
-            </w:pPr>
-            <w:r>
-              <w:rPr>
-                <w:rFonts w:ascii="Times New Roman" w:hAnsi="Times New Roman"/>
-                <w:sz w:val="24"/>
-                <w:szCs w:val="22"/>
-              </w:rPr>
-              <w:t>4</w:t>
-            </w:r>
-          </w:p>
-        </w:tc>
-        <w:tc>
-          <w:tcPr>
-            <w:tcW w:w="0" w:type="auto"/>
-            <w:vMerge w:val="restart"/>
-            <w:shd w:val="clear" w:color="auto" w:fill="auto"/>
-          </w:tcPr>
-          <w:p>
-            <w:pPr>
-              <w:keepNext/>
-              <w:jc w:val="center"/>
-              <w:rPr>
-                <w:szCs w:val="22"/>
-              </w:rPr>
-            </w:pPr>
-            <w:r>
-              <w:rPr>
-                <w:rFonts w:ascii="Times New Roman" w:hAnsi="Times New Roman"/>
-                <w:sz w:val="24"/>
-                <w:szCs w:val="22"/>
-              </w:rPr>
-              <w:t>Тестирование математических и ИИ-систем</w:t>
-            </w:r>
-          </w:p>
-        </w:tc>
-        <w:tc>
-          <w:tcPr>
-            <w:tcW w:w="0" w:type="auto"/>
-            <w:shd w:val="clear" w:color="auto" w:fill="auto"/>
-          </w:tcPr>
-          <w:p>
-            <w:pPr>
-              <w:keepNext/>
-              <w:rPr>
-                <w:szCs w:val="22"/>
-              </w:rPr>
-            </w:pPr>
-            <w:r>
-              <w:rPr>
-                <w:rFonts w:ascii="Times New Roman" w:hAnsi="Times New Roman"/>
-                <w:sz w:val="24"/>
-                <w:szCs w:val="22"/>
-              </w:rPr>
-              <w:t>Лабораторная работа №5. Метаморфное тестирование численного алгоритма при отсутствии полного аналитического эталона</w:t>
-            </w:r>
-          </w:p>
-        </w:tc>
-      </w:tr>
-      <w:tr>
-        <w:trPr>
-          <w:cantSplit/>
-        </w:trPr>
-        <w:tc>
-          <w:tcPr>
-            <w:tcW w:w="0" w:type="auto"/>
-            <w:vMerge/>
-            <w:shd w:val="clear" w:color="auto" w:fill="auto"/>
-          </w:tcPr>
-          <w:p/>
-        </w:tc>
-        <w:tc>
-          <w:tcPr>
-            <w:tcW w:w="0" w:type="auto"/>
-            <w:vMerge/>
-            <w:shd w:val="clear" w:color="auto" w:fill="auto"/>
-          </w:tcPr>
-          <w:p/>
-        </w:tc>
-        <w:tc>
-          <w:tcPr>
-            <w:tcW w:w="0" w:type="auto"/>
-            <w:vMerge/>
-            <w:shd w:val="clear" w:color="auto" w:fill="auto"/>
-          </w:tcPr>
-          <w:p/>
-        </w:tc>
-        <w:tc>
-          <w:tcPr>
-            <w:tcW w:w="0" w:type="auto"/>
-            <w:shd w:val="clear" w:color="auto" w:fill="auto"/>
-          </w:tcPr>
-          <w:p>
-            <w:pPr>
-              <w:keepNext/>
-              <w:rPr>
-                <w:szCs w:val="22"/>
-              </w:rPr>
-            </w:pPr>
-            <w:r>
-              <w:rPr>
-                <w:rFonts w:ascii="Times New Roman" w:hAnsi="Times New Roman"/>
-                <w:sz w:val="24"/>
-                <w:szCs w:val="22"/>
-              </w:rPr>
-              <w:t>Лабораторная работа №6. Регрессионное тестирование конвейера данных и модели при изменении схемы и распределения входов</w:t>
-            </w:r>
-          </w:p>
-        </w:tc>
-      </w:tr>
-    </w:tbl>
     <w:p>
       <w:pPr>
         <w:pStyle w:val="Standard"/>
@@ -6527,11 +4833,13 @@
       </w:pPr>
       <w:r>
         <w:rPr>
-          <w:color w:val="auto"/>
-          <w:sz w:val="28"/>
-          <w:szCs w:val="28"/>
-        </w:rPr>
-        <w:t>3. САМОСТОЯТЕЛЬНАЯ РАБОТА СТУДЕНТА</w:t>
+          <w:rFonts w:ascii="Times New Roman" w:hAnsi="Times New Roman"/>
+          <w:b/>
+          <w:color w:val="000000"/>
+          <w:sz w:val="28"/>
+          <w:szCs w:val="28"/>
+        </w:rPr>
+        <w:t xml:space="preserve">3. САМОСТОЯТЕЛЬНАЯ РАБОТА ОБУЧАЮЩЕГОСЯ</w:t>
       </w:r>
     </w:p>
     <w:p>
@@ -6604,11 +4912,11 @@
       <w:r>
         <w:rPr>
           <w:rFonts w:ascii="Times New Roman" w:hAnsi="Times New Roman" w:cs="Times New Roman"/>
-          <w:color w:val="auto"/>
-          <w:sz w:val="28"/>
-          <w:szCs w:val="28"/>
-        </w:rPr>
-        <w:t>Видами СРС являются:</w:t>
+          <w:color w:val="000000"/>
+          <w:sz w:val="28"/>
+          <w:szCs w:val="28"/>
+        </w:rPr>
+        <w:t xml:space="preserve">Видами самостоятельной работы обучающегося являются:</w:t>
       </w:r>
     </w:p>
     <w:p>
@@ -6705,305 +5013,68 @@
     </w:p>
     <w:p>
       <w:pPr>
-        <w:pStyle w:val="Standard"/>
         <w:keepNext/>
-        <w:keepLines/>
-        <w:ind w:firstLine="0"/>
-        <w:jc w:val="center"/>
-        <w:rPr>
-          <w:color w:val="auto"/>
-        </w:rPr>
-      </w:pPr>
-      <w:r>
-        <w:rPr>
-          <w:color w:val="auto"/>
-          <w:sz w:val="28"/>
-          <w:szCs w:val="28"/>
-        </w:rPr>
-        <w:t xml:space="preserve">4. </w:t>
-      </w:r>
-      <w:r>
-        <w:rPr>
-          <w:color w:val="auto"/>
-          <w:sz w:val="28"/>
-          <w:szCs w:val="28"/>
-        </w:rPr>
-        <w:t>ОЦЕНОЧНЫЕ СРЕДСТВА ДЛЯ ТЕКУЩЕГО КОНТРОЛЯ УСПЕВАЕМОСТИ И ПРОМЕЖУТОЧНОЙ АТТЕСТАЦИИ</w:t>
+        <w:spacing w:after="160"/>
+      </w:pPr>
+      <w:r>
+        <w:rPr>
+          <w:rFonts w:ascii="Times New Roman" w:hAnsi="Times New Roman"/>
+          <w:b/>
+          <w:sz w:val="28"/>
+        </w:rPr>
+        <w:t>4. ОЦЕНОЧНЫЕ СРЕДСТВА ДЛЯ ТЕКУЩЕГО КОНТРОЛЯ УСПЕВАЕМОСТИ И ПРОМЕЖУТОЧНОЙ АТТЕСТАЦИИ</w:t>
       </w:r>
     </w:p>
     <w:p>
       <w:pPr>
-        <w:pStyle w:val="Standard"/>
-        <w:keepNext/>
-        <w:ind w:firstLine="709"/>
-        <w:rPr>
-          <w:color w:val="auto"/>
-          <w:sz w:val="28"/>
-          <w:szCs w:val="28"/>
-        </w:rPr>
-      </w:pPr>
-      <w:r>
-        <w:rPr>
-          <w:color w:val="auto"/>
-          <w:sz w:val="28"/>
-          <w:szCs w:val="28"/>
-        </w:rPr>
-        <w:t xml:space="preserve"> </w:t>
-      </w:r>
-      <w:r>
-        <w:rPr>
-          <w:color w:val="auto"/>
-          <w:sz w:val="28"/>
-          <w:szCs w:val="28"/>
-        </w:rPr>
-        <w:t>(</w:t>
-      </w:r>
-      <w:r>
-        <w:rPr>
-          <w:i/>
-          <w:color w:val="auto"/>
-          <w:sz w:val="28"/>
-          <w:szCs w:val="28"/>
-        </w:rPr>
-        <w:t>см</w:t>
-      </w:r>
-      <w:r>
-        <w:rPr>
-          <w:color w:val="auto"/>
-          <w:sz w:val="28"/>
-          <w:szCs w:val="28"/>
-        </w:rPr>
-        <w:t xml:space="preserve">. </w:t>
-      </w:r>
-      <w:r>
-        <w:rPr>
-          <w:i/>
-          <w:color w:val="auto"/>
-          <w:sz w:val="28"/>
-          <w:szCs w:val="28"/>
-        </w:rPr>
-        <w:t>Фонд оценочных средств</w:t>
-      </w:r>
-      <w:r>
-        <w:rPr>
-          <w:color w:val="auto"/>
-          <w:sz w:val="28"/>
-          <w:szCs w:val="28"/>
-        </w:rPr>
-        <w:t>)</w:t>
+        <w:spacing w:after="160"/>
+      </w:pPr>
+      <w:r>
+        <w:rPr>
+          <w:rFonts w:ascii="Times New Roman" w:hAnsi="Times New Roman"/>
+          <w:b w:val="0"/>
+          <w:sz w:val="28"/>
+        </w:rPr>
+        <w:t>4.1. Формы текущего контроля успеваемости указаны в Оценочных средствах.</w:t>
       </w:r>
     </w:p>
     <w:p>
       <w:pPr>
-        <w:keepNext/>
-        <w:rPr>
-          <w:color w:val="auto"/>
-          <w:sz w:val="16"/>
-          <w:szCs w:val="16"/>
-        </w:rPr>
-      </w:pPr>
+        <w:spacing w:after="160"/>
+      </w:pPr>
+      <w:r>
+        <w:rPr>
+          <w:rFonts w:ascii="Times New Roman" w:hAnsi="Times New Roman"/>
+          <w:b w:val="0"/>
+          <w:sz w:val="28"/>
+        </w:rPr>
+        <w:t>4.2. Рейтинговая система оценки знаний обучающихся по дисциплине (модулю): нет.</w:t>
+      </w:r>
     </w:p>
     <w:p>
       <w:pPr>
-        <w:pStyle w:val="ad"/>
-        <w:keepNext/>
-        <w:keepLines/>
-        <w:numPr>
-          <w:ilvl w:val="1"/>
-          <w:numId w:val="8"/>
-        </w:numPr>
-        <w:suppressAutoHyphens w:val="0"/>
-        <w:autoSpaceDE w:val="0"/>
-        <w:autoSpaceDN w:val="0"/>
-        <w:ind w:right="-2"/>
-        <w:jc w:val="both"/>
-        <w:rPr>
-          <w:rFonts w:ascii="Times New Roman" w:hAnsi="Times New Roman" w:cs="Times New Roman"/>
-          <w:i/>
-          <w:color w:val="auto"/>
-          <w:sz w:val="28"/>
-        </w:rPr>
-      </w:pPr>
-      <w:r>
-        <w:rPr>
-          <w:rFonts w:ascii="Times New Roman" w:hAnsi="Times New Roman" w:cs="Times New Roman"/>
-          <w:color w:val="auto"/>
-          <w:sz w:val="28"/>
-        </w:rPr>
-        <w:t>Рейтинговая система оценки знаний обучающихся по дисциплине (м</w:t>
-      </w:r>
-      <w:r>
-        <w:rPr>
-          <w:rFonts w:ascii="Times New Roman" w:hAnsi="Times New Roman" w:cs="Times New Roman"/>
-          <w:color w:val="auto"/>
-          <w:sz w:val="28"/>
-        </w:rPr>
-        <w:t>о</w:t>
-      </w:r>
-      <w:r>
-        <w:rPr>
-          <w:rFonts w:ascii="Times New Roman" w:hAnsi="Times New Roman" w:cs="Times New Roman"/>
-          <w:color w:val="auto"/>
-          <w:sz w:val="28"/>
-        </w:rPr>
-        <w:t>дулю</w:t>
-      </w:r>
-      <w:r>
-        <w:rPr>
-          <w:rFonts w:ascii="Times New Roman" w:hAnsi="Times New Roman" w:cs="Times New Roman"/>
-          <w:i/>
-          <w:color w:val="auto"/>
-          <w:sz w:val="28"/>
-        </w:rPr>
-        <w:t>) (при необходимости).</w:t>
+        <w:spacing w:after="160"/>
+      </w:pPr>
+      <w:r>
+        <w:rPr>
+          <w:rFonts w:ascii="Times New Roman" w:hAnsi="Times New Roman"/>
+          <w:b w:val="0"/>
+          <w:sz w:val="28"/>
+        </w:rPr>
+        <w:t>4.3. Лабораторные работы: да (см. Оценочные средства).</w:t>
       </w:r>
     </w:p>
     <w:p>
       <w:pPr>
-        <w:pStyle w:val="ad"/>
-        <w:keepNext w:val="0"/>
-        <w:keepLines/>
-        <w:suppressAutoHyphens w:val="0"/>
-        <w:autoSpaceDE w:val="0"/>
-        <w:autoSpaceDN w:val="0"/>
-        <w:ind w:right="-2"/>
-        <w:jc w:val="both"/>
-        <w:rPr>
-          <w:rFonts w:ascii="Times New Roman" w:hAnsi="Times New Roman" w:cs="Times New Roman"/>
-          <w:i/>
-          <w:color w:val="auto"/>
-          <w:sz w:val="28"/>
-        </w:rPr>
-      </w:pPr>
-      <w:r>
-        <w:rPr>
-          <w:rFonts w:ascii="Times New Roman" w:hAnsi="Times New Roman" w:cs="Times New Roman"/>
-          <w:i/>
-          <w:color w:val="auto"/>
-          <w:sz w:val="28"/>
-        </w:rPr>
-        <w:t>Рейтинговая система не используется</w:t>
-      </w:r>
-    </w:p>
-    <w:p>
-      <w:pPr>
-        <w:pStyle w:val="ad"/>
-        <w:keepNext/>
-        <w:suppressAutoHyphens w:val="0"/>
-        <w:autoSpaceDE w:val="0"/>
-        <w:autoSpaceDN w:val="0"/>
-        <w:ind w:right="-2"/>
-        <w:jc w:val="both"/>
-        <w:rPr>
-          <w:rFonts w:ascii="Times New Roman" w:hAnsi="Times New Roman" w:cs="Times New Roman"/>
-          <w:i/>
-          <w:color w:val="auto"/>
-          <w:sz w:val="28"/>
-        </w:rPr>
-      </w:pPr>
-    </w:p>
-    <w:p>
-      <w:pPr>
-        <w:pStyle w:val="Standard"/>
-        <w:keepNext/>
-        <w:keepLines/>
-        <w:ind w:firstLine="0"/>
-        <w:rPr>
-          <w:sz w:val="28"/>
-          <w:szCs w:val="28"/>
-        </w:rPr>
-      </w:pPr>
-      <w:r>
-        <w:rPr>
-          <w:sz w:val="28"/>
-        </w:rPr>
-        <w:t xml:space="preserve">4.2. </w:t>
-      </w:r>
-      <w:r>
-        <w:rPr>
-          <w:sz w:val="28"/>
-        </w:rPr>
-        <w:t>Формы текущего контроля успеваемости по дисциплине</w:t>
-      </w:r>
-    </w:p>
-    <w:p>
-      <w:pPr>
-        <w:widowControl/>
-        <w:numPr>
-          <w:ilvl w:val="0"/>
-          <w:numId w:val="7"/>
-        </w:numPr>
-        <w:tabs>
-          <w:tab w:val="left" w:pos="709"/>
-        </w:tabs>
-        <w:suppressAutoHyphens w:val="0"/>
-        <w:spacing w:line="0" w:lineRule="atLeast"/>
-        <w:ind w:left="709" w:hanging="709"/>
-        <w:rPr>
-          <w:rFonts w:ascii="Times New Roman" w:hAnsi="Times New Roman" w:cs="Times New Roman"/>
-          <w:color w:val="auto"/>
-          <w:sz w:val="28"/>
-          <w:szCs w:val="28"/>
-        </w:rPr>
-      </w:pPr>
-      <w:r>
-        <w:rPr>
-          <w:rFonts w:ascii="Times New Roman" w:hAnsi="Times New Roman" w:cs="Times New Roman"/>
-          <w:color w:val="auto"/>
-          <w:sz w:val="28"/>
-          <w:szCs w:val="28"/>
-        </w:rPr>
-        <w:t>Защита лабораторных работ;</w:t>
-      </w:r>
-    </w:p>
-    <w:p>
-      <w:pPr>
-        <w:keepNext/>
-        <w:widowControl/>
-        <w:tabs>
-          <w:tab w:val="left" w:pos="709"/>
-        </w:tabs>
-        <w:suppressAutoHyphens w:val="0"/>
-        <w:spacing w:line="0" w:lineRule="atLeast"/>
-        <w:ind w:left="709"/>
-        <w:rPr>
-          <w:rFonts w:ascii="Times New Roman" w:hAnsi="Times New Roman" w:cs="Times New Roman"/>
-          <w:color w:val="auto"/>
-          <w:sz w:val="28"/>
-          <w:szCs w:val="28"/>
-        </w:rPr>
-      </w:pPr>
-    </w:p>
-    <w:p>
-      <w:pPr>
-        <w:keepNext w:val="0"/>
-        <w:keepLines/>
-        <w:widowControl/>
-        <w:numPr>
-          <w:ilvl w:val="0"/>
-          <w:numId w:val="7"/>
-        </w:numPr>
-        <w:tabs>
-          <w:tab w:val="left" w:pos="709"/>
-        </w:tabs>
-        <w:suppressAutoHyphens w:val="0"/>
-        <w:spacing w:line="0" w:lineRule="atLeast"/>
-        <w:ind w:left="709" w:hanging="709"/>
-        <w:rPr>
-          <w:rFonts w:ascii="Times New Roman" w:hAnsi="Times New Roman" w:cs="Times New Roman"/>
-          <w:color w:val="auto"/>
-          <w:sz w:val="28"/>
-          <w:szCs w:val="28"/>
-        </w:rPr>
-      </w:pPr>
-      <w:r>
-        <w:rPr>
-          <w:rFonts w:ascii="Times New Roman" w:hAnsi="Times New Roman" w:cs="Times New Roman"/>
-          <w:color w:val="auto"/>
-          <w:sz w:val="28"/>
-          <w:szCs w:val="28"/>
-        </w:rPr>
-        <w:t>ПК-4.1: Архитектурная схема тестового стенда, структуры тестовых случаев, схема базы данных эталонов/результатов и контракты интерфейсов по лабораторной работе №3. Проверяется: Студент выделил компоненты, связи и интерфейсы стенда для конкретного расчетного или ИИ-сервиса. Спроектированы структуры данных и связанная схема базы; форматы согласованы с API, допусками и идентификатором запуска. Архитектурное решение проверено существующими тестами контрактов, изоляцией зависимости и воспроизводимым протоколом отказа.</w:t>
+        <w:spacing w:after="160"/>
+      </w:pPr>
+      <w:r>
+        <w:rPr>
+          <w:rFonts w:ascii="Times New Roman" w:hAnsi="Times New Roman"/>
+          <w:b w:val="0"/>
+          <w:sz w:val="28"/>
+        </w:rPr>
+        <w:t>4.4. Курсовая работа/курсовой проект: нет.</w:t>
       </w:r>
     </w:p>
     <w:p>
@@ -7168,58 +5239,6 @@
       </w:tr>
       <w:tr>
         <w:trPr>
-          <w:trHeight w:val="276"/>
-          <w:tblHeader/>
-        </w:trPr>
-        <w:tc>
-          <w:tcPr>
-            <w:tcW w:w="625" w:type="dxa"/>
-            <w:vMerge/>
-            <w:shd w:val="clear" w:color="auto" w:fill="auto"/>
-            <w:vAlign w:val="center"/>
-          </w:tcPr>
-          <w:p>
-            <w:pPr>
-              <w:keepNext/>
-              <w:tabs>
-                <w:tab w:val="left" w:pos="0"/>
-              </w:tabs>
-              <w:snapToGrid w:val="0"/>
-              <w:jc w:val="center"/>
-              <w:rPr>
-                <w:rFonts w:ascii="Times New Roman" w:hAnsi="Times New Roman" w:cs="Times New Roman"/>
-                <w:color w:val="auto"/>
-                <w:sz w:val="24"/>
-              </w:rPr>
-            </w:pPr>
-          </w:p>
-        </w:tc>
-        <w:tc>
-          <w:tcPr>
-            <w:tcW w:w="8764" w:type="dxa"/>
-            <w:vMerge/>
-            <w:shd w:val="clear" w:color="auto" w:fill="auto"/>
-            <w:vAlign w:val="center"/>
-          </w:tcPr>
-          <w:p>
-            <w:pPr>
-              <w:keepNext/>
-              <w:tabs>
-                <w:tab w:val="left" w:pos="0"/>
-              </w:tabs>
-              <w:snapToGrid w:val="0"/>
-              <w:jc w:val="center"/>
-              <w:rPr>
-                <w:rFonts w:ascii="Times New Roman" w:hAnsi="Times New Roman" w:cs="Times New Roman"/>
-                <w:color w:val="auto"/>
-                <w:sz w:val="24"/>
-              </w:rPr>
-            </w:pPr>
-          </w:p>
-        </w:tc>
-      </w:tr>
-      <w:tr>
-        <w:trPr>
           <w:trHeight w:val="919"/>
           <w:cantSplit/>
         </w:trPr>
@@ -7231,25 +5250,16 @@
           </w:tcPr>
           <w:p>
             <w:pPr>
-              <w:tabs>
-                <w:tab w:val="left" w:pos="0"/>
-              </w:tabs>
-              <w:snapToGrid w:val="0"/>
+              <w:spacing w:before="0" w:after="20" w:line="240" w:lineRule="auto"/>
               <w:jc w:val="center"/>
-              <w:rPr>
-                <w:rFonts w:ascii="Times New Roman" w:hAnsi="Times New Roman" w:cs="Times New Roman"/>
-                <w:color w:val="auto"/>
-                <w:sz w:val="24"/>
-              </w:rPr>
-            </w:pPr>
-            <w:r>
-              <w:rPr>
-                <w:rFonts w:ascii="Times New Roman" w:hAnsi="Times New Roman" w:cs="Times New Roman"/>
-                <w:color w:val="auto"/>
-                <w:sz w:val="24"/>
-                <w:lang w:val="en-US"/>
-              </w:rPr>
-              <w:t>1.</w:t>
+            </w:pPr>
+            <w:r>
+              <w:rPr>
+                <w:rFonts w:ascii="Times New Roman" w:hAnsi="Times New Roman"/>
+                <w:b w:val="0"/>
+                <w:sz w:val="24"/>
+              </w:rPr>
+              <w:t>1</w:t>
             </w:r>
           </w:p>
         </w:tc>
@@ -7413,58 +5423,6 @@
       </w:tr>
       <w:tr>
         <w:trPr>
-          <w:trHeight w:val="276"/>
-          <w:tblHeader/>
-        </w:trPr>
-        <w:tc>
-          <w:tcPr>
-            <w:tcW w:w="459" w:type="dxa"/>
-            <w:vMerge/>
-            <w:shd w:val="clear" w:color="auto" w:fill="auto"/>
-            <w:vAlign w:val="center"/>
-          </w:tcPr>
-          <w:p>
-            <w:pPr>
-              <w:keepNext/>
-              <w:tabs>
-                <w:tab w:val="left" w:pos="0"/>
-              </w:tabs>
-              <w:snapToGrid w:val="0"/>
-              <w:jc w:val="center"/>
-              <w:rPr>
-                <w:rFonts w:ascii="Times New Roman" w:hAnsi="Times New Roman" w:cs="Times New Roman"/>
-                <w:color w:val="auto"/>
-                <w:sz w:val="24"/>
-              </w:rPr>
-            </w:pPr>
-          </w:p>
-        </w:tc>
-        <w:tc>
-          <w:tcPr>
-            <w:tcW w:w="8930" w:type="dxa"/>
-            <w:vMerge/>
-            <w:shd w:val="clear" w:color="auto" w:fill="auto"/>
-            <w:vAlign w:val="center"/>
-          </w:tcPr>
-          <w:p>
-            <w:pPr>
-              <w:keepNext/>
-              <w:tabs>
-                <w:tab w:val="left" w:pos="0"/>
-              </w:tabs>
-              <w:snapToGrid w:val="0"/>
-              <w:jc w:val="center"/>
-              <w:rPr>
-                <w:rFonts w:ascii="Times New Roman" w:hAnsi="Times New Roman" w:cs="Times New Roman"/>
-                <w:color w:val="auto"/>
-                <w:sz w:val="24"/>
-              </w:rPr>
-            </w:pPr>
-          </w:p>
-        </w:tc>
-      </w:tr>
-      <w:tr>
-        <w:trPr>
           <w:trHeight w:val="556"/>
           <w:cantSplit/>
         </w:trPr>
@@ -7476,24 +5434,16 @@
           </w:tcPr>
           <w:p>
             <w:pPr>
-              <w:tabs>
-                <w:tab w:val="left" w:pos="0"/>
-              </w:tabs>
-              <w:snapToGrid w:val="0"/>
+              <w:spacing w:before="0" w:after="20" w:line="240" w:lineRule="auto"/>
               <w:jc w:val="center"/>
-              <w:rPr>
-                <w:rFonts w:ascii="Times New Roman" w:hAnsi="Times New Roman" w:cs="Times New Roman"/>
-                <w:color w:val="auto"/>
-                <w:sz w:val="24"/>
-              </w:rPr>
-            </w:pPr>
-            <w:r>
-              <w:rPr>
-                <w:rFonts w:ascii="Times New Roman" w:hAnsi="Times New Roman" w:cs="Times New Roman"/>
-                <w:color w:val="auto"/>
-                <w:sz w:val="24"/>
-              </w:rPr>
-              <w:t>1.</w:t>
+            </w:pPr>
+            <w:r>
+              <w:rPr>
+                <w:rFonts w:ascii="Times New Roman" w:hAnsi="Times New Roman"/>
+                <w:b w:val="0"/>
+                <w:sz w:val="24"/>
+              </w:rPr>
+              <w:t>1</w:t>
             </w:r>
           </w:p>
         </w:tc>
@@ -7753,70 +5703,11 @@
         <w:rPr>
           <w:rFonts w:ascii="Times New Roman" w:eastAsia="Times New Roman" w:hAnsi="Times New Roman" w:cs="Times New Roman"/>
           <w:bCs/>
-          <w:sz w:val="28"/>
-          <w:szCs w:val="28"/>
-        </w:rPr>
-        <w:t xml:space="preserve">3. Научная библиотека РГУ имени С. А. Есенина: сайт. – URL: </w:t>
-      </w:r>
-      <w:hyperlink r:id="rId13" w:history="1">
-        <w:r>
-          <w:rPr>
-            <w:rStyle w:val="ab"/>
-            <w:rFonts w:ascii="Times New Roman" w:eastAsia="Times New Roman" w:hAnsi="Times New Roman" w:cs="Times New Roman"/>
-            <w:bCs/>
-            <w:sz w:val="28"/>
-            <w:szCs w:val="28"/>
-          </w:rPr>
-          <w:t>https://library.rsu.edu.ru/</w:t>
-        </w:r>
-      </w:hyperlink>
-      <w:r>
-        <w:rPr>
-          <w:rFonts w:ascii="Times New Roman" w:eastAsia="Times New Roman" w:hAnsi="Times New Roman" w:cs="Times New Roman"/>
-          <w:bCs/>
-          <w:sz w:val="28"/>
-          <w:szCs w:val="28"/>
-          <w:u w:val="single"/>
-        </w:rPr>
-        <w:t xml:space="preserve"> </w:t>
-      </w:r>
-      <w:r>
-        <w:rPr>
-          <w:rFonts w:ascii="Times New Roman" w:eastAsia="Times New Roman" w:hAnsi="Times New Roman" w:cs="Times New Roman"/>
-          <w:bCs/>
-          <w:sz w:val="28"/>
-          <w:szCs w:val="28"/>
-        </w:rPr>
-        <w:t xml:space="preserve">(дата обращения: </w:t>
-      </w:r>
-      <w:bookmarkStart w:id="4" w:name="_Hlk171706115"/>
-      <w:r>
-        <w:rPr>
-          <w:rFonts w:ascii="Times New Roman" w:eastAsia="Times New Roman" w:hAnsi="Times New Roman" w:cs="Times New Roman"/>
-          <w:bCs/>
-          <w:sz w:val="28"/>
-          <w:szCs w:val="28"/>
-        </w:rPr>
-        <w:t>21.02.202</w:t>
-      </w:r>
-      <w:bookmarkEnd w:id="4"/>
-      <w:r>
-        <w:rPr>
-          <w:rFonts w:ascii="Times New Roman" w:eastAsia="Times New Roman" w:hAnsi="Times New Roman" w:cs="Times New Roman"/>
-          <w:bCs/>
-          <w:sz w:val="28"/>
-          <w:szCs w:val="28"/>
-        </w:rPr>
-        <w:t>5</w:t>
-      </w:r>
-      <w:r>
-        <w:rPr>
-          <w:rFonts w:ascii="Times New Roman" w:eastAsia="Times New Roman" w:hAnsi="Times New Roman" w:cs="Times New Roman"/>
-          <w:bCs/>
-          <w:sz w:val="28"/>
-          <w:szCs w:val="28"/>
-        </w:rPr>
-        <w:t xml:space="preserve">). – Режим доступа: свободный. – Текст: электронный. </w:t>
+          <w:color w:val="000000"/>
+          <w:sz w:val="28"/>
+          <w:szCs w:val="28"/>
+        </w:rPr>
+        <w:t xml:space="preserve">3. Научная библиотека РГУ имени С. А. Есенина: сайт. – URL: https://library.rsu-rzn.ru/marc/Default.asp (дата обращения: 21.02.2025). – Режим доступа: свободный. – Текст: электронный. </w:t>
       </w:r>
     </w:p>
     <w:p>
@@ -8103,87 +5994,11 @@
         <w:rPr>
           <w:rFonts w:ascii="Times New Roman" w:eastAsia="Times New Roman" w:hAnsi="Times New Roman" w:cs="Times New Roman"/>
           <w:bCs/>
-          <w:sz w:val="28"/>
-          <w:szCs w:val="28"/>
-        </w:rPr>
-        <w:t xml:space="preserve">6 ЮРАЙТ: образовательная  платформа : сайт. – Москва, 2013. – </w:t>
-      </w:r>
-      <w:r>
-        <w:rPr>
-          <w:rFonts w:ascii="Times New Roman" w:eastAsia="Times New Roman" w:hAnsi="Times New Roman" w:cs="Times New Roman"/>
-          <w:bCs/>
-          <w:sz w:val="28"/>
-          <w:szCs w:val="28"/>
-          <w:lang w:val="en-US"/>
-        </w:rPr>
-        <w:t>URL</w:t>
-      </w:r>
-      <w:r>
-        <w:rPr>
-          <w:rFonts w:ascii="Times New Roman" w:eastAsia="Times New Roman" w:hAnsi="Times New Roman" w:cs="Times New Roman"/>
-          <w:bCs/>
-          <w:sz w:val="28"/>
-          <w:szCs w:val="28"/>
-        </w:rPr>
-        <w:t xml:space="preserve">: </w:t>
-      </w:r>
-      <w:hyperlink r:id="rId16" w:history="1">
-        <w:r>
-          <w:rPr>
-            <w:rStyle w:val="ab"/>
-            <w:rFonts w:ascii="Times New Roman" w:eastAsia="Times New Roman" w:hAnsi="Times New Roman" w:cs="Times New Roman"/>
-            <w:bCs/>
-            <w:sz w:val="28"/>
-            <w:szCs w:val="28"/>
-          </w:rPr>
-          <w:t>https://www.biblio-online.ru</w:t>
-        </w:r>
-      </w:hyperlink>
-      <w:r>
-        <w:rPr>
-          <w:rFonts w:ascii="Times New Roman" w:eastAsia="Times New Roman" w:hAnsi="Times New Roman" w:cs="Times New Roman"/>
-          <w:bCs/>
-          <w:sz w:val="28"/>
-          <w:szCs w:val="28"/>
-          <w:u w:val="single"/>
-        </w:rPr>
-        <w:t xml:space="preserve"> </w:t>
-      </w:r>
-      <w:r>
-        <w:rPr>
-          <w:rFonts w:ascii="Times New Roman" w:eastAsia="Times New Roman" w:hAnsi="Times New Roman" w:cs="Times New Roman"/>
-          <w:bCs/>
-          <w:sz w:val="28"/>
-          <w:szCs w:val="28"/>
-        </w:rPr>
-        <w:t xml:space="preserve">(дата обращения: </w:t>
-      </w:r>
-      <w:r>
-        <w:rPr>
-          <w:rFonts w:ascii="Times New Roman" w:eastAsia="Times New Roman" w:hAnsi="Times New Roman" w:cs="Times New Roman"/>
-          <w:bCs/>
-          <w:sz w:val="28"/>
-          <w:szCs w:val="28"/>
-        </w:rPr>
-        <w:t>21.02.</w:t>
-      </w:r>
-      <w:r>
-        <w:rPr>
-          <w:rFonts w:ascii="Times New Roman" w:eastAsia="Times New Roman" w:hAnsi="Times New Roman" w:cs="Times New Roman"/>
-          <w:bCs/>
-          <w:sz w:val="28"/>
-          <w:szCs w:val="28"/>
-        </w:rPr>
-        <w:t>2025</w:t>
-      </w:r>
-      <w:r>
-        <w:rPr>
-          <w:rFonts w:ascii="Times New Roman" w:eastAsia="Times New Roman" w:hAnsi="Times New Roman" w:cs="Times New Roman"/>
-          <w:bCs/>
-          <w:sz w:val="28"/>
-          <w:szCs w:val="28"/>
-        </w:rPr>
-        <w:t xml:space="preserve">). – Режим доступа: для зарегистрированных пользователей. – Текст : электронный. </w:t>
+          <w:color w:val="000000"/>
+          <w:sz w:val="28"/>
+          <w:szCs w:val="28"/>
+        </w:rPr>
+        <w:t xml:space="preserve">6 ЮРАЙТ: образовательная  платформа : сайт. – Москва, 2013. – URL: https://urait.ru/ (дата обращения: 21.02.2025). – Режим доступа: для зарегистрированных пользователей. – Текст : электронный. </w:t>
       </w:r>
     </w:p>
     <w:p>
@@ -10208,6 +8023,51 @@
         <w:gridCol w:w="4394"/>
       </w:tblGrid>
       <w:tr>
+        <w:trPr>
+          <w:tblHeader/>
+        </w:trPr>
+        <w:tc>
+          <w:tcPr>
+            <w:tcW w:type="dxa" w:w="4957"/>
+            <w:vAlign w:val="center"/>
+          </w:tcPr>
+          <w:p>
+            <w:pPr>
+              <w:spacing w:before="0" w:after="20" w:line="240" w:lineRule="auto"/>
+              <w:jc w:val="center"/>
+            </w:pPr>
+            <w:r>
+              <w:rPr>
+                <w:rFonts w:ascii="Times New Roman" w:hAnsi="Times New Roman"/>
+                <w:b/>
+                <w:sz w:val="24"/>
+              </w:rPr>
+              <w:t>Название ПО</w:t>
+            </w:r>
+          </w:p>
+        </w:tc>
+        <w:tc>
+          <w:tcPr>
+            <w:tcW w:type="dxa" w:w="4394"/>
+            <w:vAlign w:val="center"/>
+          </w:tcPr>
+          <w:p>
+            <w:pPr>
+              <w:spacing w:before="0" w:after="20" w:line="240" w:lineRule="auto"/>
+              <w:jc w:val="center"/>
+            </w:pPr>
+            <w:r>
+              <w:rPr>
+                <w:rFonts w:ascii="Times New Roman" w:hAnsi="Times New Roman"/>
+                <w:b/>
+                <w:sz w:val="24"/>
+              </w:rPr>
+              <w:t>Основание</w:t>
+            </w:r>
+          </w:p>
+        </w:tc>
+      </w:tr>
+      <w:tr>
         <w:tc>
           <w:tcPr>
             <w:tcW w:w="4957" w:type="dxa"/>
@@ -10920,7 +8780,7 @@
       <w:headerReference w:type="default" r:id="rId25"/>
       <w:footerReference w:type="default" r:id="rId26"/>
       <w:pgSz w:w="11906" w:h="16838"/>
-      <w:pgMar w:top="1134" w:right="851" w:bottom="1134" w:left="1701" w:header="720" w:footer="720" w:gutter="0"/>
+      <w:pgMar w:top="1134" w:right="851" w:bottom="1134" w:left="1701" w:header="709" w:footer="709" w:gutter="0"/>
       <w:cols w:space="720"/>
     </w:sectPr>
   </w:body>

--- a/МатМодиИИ/rpd__doc_docx/Б1.В.ДВ.02.01_Тестирование программного обеспечения.docx
+++ b/МатМодиИИ/rpd__doc_docx/Б1.В.ДВ.02.01_Тестирование программного обеспечения.docx
@@ -3306,6 +3306,7 @@
           <w:tcPr>
             <w:tcW w:type="dxa" w:w="454"/>
             <w:vAlign w:val="center"/>
+            <w:vMerge w:val="restart"/>
           </w:tcPr>
           <w:p>
             <w:pPr>
@@ -3326,6 +3327,7 @@
           <w:tcPr>
             <w:tcW w:type="dxa" w:w="1814"/>
             <w:vAlign w:val="center"/>
+            <w:vMerge w:val="restart"/>
           </w:tcPr>
           <w:p>
             <w:pPr>
@@ -3428,6 +3430,22 @@
           <w:tcPr>
             <w:tcW w:type="dxa" w:w="454"/>
             <w:vAlign w:val="center"/>
+            <w:vMerge w:val="continue"/>
+          </w:tcPr>
+          <w:p/>
+        </w:tc>
+        <w:tc>
+          <w:tcPr>
+            <w:tcW w:type="dxa" w:w="1814"/>
+            <w:vAlign w:val="center"/>
+            <w:vMerge w:val="continue"/>
+          </w:tcPr>
+          <w:p/>
+        </w:tc>
+        <w:tc>
+          <w:tcPr>
+            <w:tcW w:type="dxa" w:w="1361"/>
+            <w:vAlign w:val="center"/>
           </w:tcPr>
           <w:p>
             <w:pPr>
@@ -3440,7 +3458,90 @@
                 <w:b w:val="0"/>
                 <w:sz w:val="24"/>
               </w:rPr>
-              <w:t>2.1</w:t>
+              <w:t>КП</w:t>
+            </w:r>
+          </w:p>
+        </w:tc>
+        <w:tc>
+          <w:tcPr>
+            <w:tcW w:type="dxa" w:w="737"/>
+            <w:vAlign w:val="center"/>
+          </w:tcPr>
+          <w:p>
+            <w:pPr>
+              <w:spacing w:before="0" w:after="20" w:line="240" w:lineRule="auto"/>
+              <w:jc w:val="center"/>
+            </w:pPr>
+            <w:r>
+              <w:rPr>
+                <w:rFonts w:ascii="Times New Roman" w:hAnsi="Times New Roman"/>
+                <w:b w:val="0"/>
+                <w:sz w:val="24"/>
+              </w:rPr>
+              <w:t>—</w:t>
+            </w:r>
+          </w:p>
+        </w:tc>
+        <w:tc>
+          <w:tcPr>
+            <w:tcW w:type="dxa" w:w="1587"/>
+            <w:vAlign w:val="center"/>
+          </w:tcPr>
+          <w:p>
+            <w:pPr>
+              <w:spacing w:before="0" w:after="20" w:line="240" w:lineRule="auto"/>
+              <w:jc w:val="center"/>
+            </w:pPr>
+            <w:r>
+              <w:rPr>
+                <w:rFonts w:ascii="Times New Roman" w:hAnsi="Times New Roman"/>
+                <w:b w:val="0"/>
+                <w:sz w:val="24"/>
+              </w:rPr>
+              <w:t>—</w:t>
+            </w:r>
+          </w:p>
+        </w:tc>
+        <w:tc>
+          <w:tcPr>
+            <w:tcW w:type="dxa" w:w="3402"/>
+            <w:vAlign w:val="center"/>
+          </w:tcPr>
+          <w:p>
+            <w:pPr>
+              <w:spacing w:before="0" w:after="20" w:line="240" w:lineRule="auto"/>
+              <w:jc w:val="center"/>
+            </w:pPr>
+            <w:r>
+              <w:rPr>
+                <w:rFonts w:ascii="Times New Roman" w:hAnsi="Times New Roman"/>
+                <w:b w:val="0"/>
+                <w:sz w:val="24"/>
+              </w:rPr>
+              <w:t>—</w:t>
+            </w:r>
+          </w:p>
+        </w:tc>
+      </w:tr>
+      <w:tr>
+        <w:tc>
+          <w:tcPr>
+            <w:tcW w:type="dxa" w:w="454"/>
+            <w:vAlign w:val="center"/>
+            <w:vMerge w:val="restart"/>
+          </w:tcPr>
+          <w:p>
+            <w:pPr>
+              <w:spacing w:before="0" w:after="20" w:line="240" w:lineRule="auto"/>
+              <w:jc w:val="center"/>
+            </w:pPr>
+            <w:r>
+              <w:rPr>
+                <w:rFonts w:ascii="Times New Roman" w:hAnsi="Times New Roman"/>
+                <w:b w:val="0"/>
+                <w:sz w:val="24"/>
+              </w:rPr>
+              <w:t>3</w:t>
             </w:r>
           </w:p>
         </w:tc>
@@ -3448,6 +3549,7 @@
           <w:tcPr>
             <w:tcW w:type="dxa" w:w="1814"/>
             <w:vAlign w:val="center"/>
+            <w:vMerge w:val="restart"/>
           </w:tcPr>
           <w:p>
             <w:pPr>
@@ -3460,7 +3562,7 @@
                 <w:b w:val="0"/>
                 <w:sz w:val="24"/>
               </w:rPr>
-              <w:t>Курсовая работа/проект (при наличии)</w:t>
+              <w:t>Промежуточная аттестация</w:t>
             </w:r>
           </w:p>
         </w:tc>
@@ -3480,7 +3582,7 @@
                 <w:b w:val="0"/>
                 <w:sz w:val="24"/>
               </w:rPr>
-              <w:t>КП</w:t>
+              <w:t>зачёт (З)</w:t>
             </w:r>
           </w:p>
         </w:tc>
@@ -3500,7 +3602,7 @@
                 <w:b w:val="0"/>
                 <w:sz w:val="24"/>
               </w:rPr>
-              <w:t>—</w:t>
+              <w:t>0</w:t>
             </w:r>
           </w:p>
         </w:tc>
@@ -3520,7 +3622,7 @@
                 <w:b w:val="0"/>
                 <w:sz w:val="24"/>
               </w:rPr>
-              <w:t>—</w:t>
+              <w:t>0</w:t>
             </w:r>
           </w:p>
         </w:tc>
@@ -3540,7 +3642,7 @@
                 <w:b w:val="0"/>
                 <w:sz w:val="24"/>
               </w:rPr>
-              <w:t>—</w:t>
+              <w:t>0</w:t>
             </w:r>
           </w:p>
         </w:tc>
@@ -3550,6 +3652,22 @@
           <w:tcPr>
             <w:tcW w:type="dxa" w:w="454"/>
             <w:vAlign w:val="center"/>
+            <w:vMerge w:val="continue"/>
+          </w:tcPr>
+          <w:p/>
+        </w:tc>
+        <w:tc>
+          <w:tcPr>
+            <w:tcW w:type="dxa" w:w="1814"/>
+            <w:vAlign w:val="center"/>
+            <w:vMerge w:val="continue"/>
+          </w:tcPr>
+          <w:p/>
+        </w:tc>
+        <w:tc>
+          <w:tcPr>
+            <w:tcW w:type="dxa" w:w="1361"/>
+            <w:vAlign w:val="center"/>
           </w:tcPr>
           <w:p>
             <w:pPr>
@@ -3562,273 +3680,87 @@
                 <w:b w:val="0"/>
                 <w:sz w:val="24"/>
               </w:rPr>
-              <w:t>3</w:t>
-            </w:r>
-          </w:p>
+              <w:t>зачёт с оценкой (ЗаО)</w:t>
+            </w:r>
+          </w:p>
+        </w:tc>
+        <w:tc>
+          <w:tcPr>
+            <w:tcW w:type="dxa" w:w="737"/>
+            <w:vAlign w:val="center"/>
+          </w:tcPr>
+          <w:p>
+            <w:pPr>
+              <w:spacing w:before="0" w:after="20" w:line="240" w:lineRule="auto"/>
+              <w:jc w:val="center"/>
+            </w:pPr>
+            <w:r>
+              <w:rPr>
+                <w:rFonts w:ascii="Times New Roman" w:hAnsi="Times New Roman"/>
+                <w:b w:val="0"/>
+                <w:sz w:val="24"/>
+              </w:rPr>
+              <w:t>—</w:t>
+            </w:r>
+          </w:p>
+        </w:tc>
+        <w:tc>
+          <w:tcPr>
+            <w:tcW w:type="dxa" w:w="1587"/>
+            <w:vAlign w:val="center"/>
+          </w:tcPr>
+          <w:p>
+            <w:pPr>
+              <w:spacing w:before="0" w:after="20" w:line="240" w:lineRule="auto"/>
+              <w:jc w:val="center"/>
+            </w:pPr>
+            <w:r>
+              <w:rPr>
+                <w:rFonts w:ascii="Times New Roman" w:hAnsi="Times New Roman"/>
+                <w:b w:val="0"/>
+                <w:sz w:val="24"/>
+              </w:rPr>
+              <w:t>—</w:t>
+            </w:r>
+          </w:p>
+        </w:tc>
+        <w:tc>
+          <w:tcPr>
+            <w:tcW w:type="dxa" w:w="3402"/>
+            <w:vAlign w:val="center"/>
+          </w:tcPr>
+          <w:p>
+            <w:pPr>
+              <w:spacing w:before="0" w:after="20" w:line="240" w:lineRule="auto"/>
+              <w:jc w:val="center"/>
+            </w:pPr>
+            <w:r>
+              <w:rPr>
+                <w:rFonts w:ascii="Times New Roman" w:hAnsi="Times New Roman"/>
+                <w:b w:val="0"/>
+                <w:sz w:val="24"/>
+              </w:rPr>
+              <w:t>—</w:t>
+            </w:r>
+          </w:p>
+        </w:tc>
+      </w:tr>
+      <w:tr>
+        <w:tc>
+          <w:tcPr>
+            <w:tcW w:type="dxa" w:w="454"/>
+            <w:vAlign w:val="center"/>
+            <w:vMerge w:val="continue"/>
+          </w:tcPr>
+          <w:p/>
         </w:tc>
         <w:tc>
           <w:tcPr>
             <w:tcW w:type="dxa" w:w="1814"/>
             <w:vAlign w:val="center"/>
-          </w:tcPr>
-          <w:p>
-            <w:pPr>
-              <w:spacing w:before="0" w:after="20" w:line="240" w:lineRule="auto"/>
-              <w:jc w:val="left"/>
-            </w:pPr>
-            <w:r>
-              <w:rPr>
-                <w:rFonts w:ascii="Times New Roman" w:hAnsi="Times New Roman"/>
-                <w:b w:val="0"/>
-                <w:sz w:val="24"/>
-              </w:rPr>
-              <w:t>Промежуточная аттестация</w:t>
-            </w:r>
-          </w:p>
-        </w:tc>
-        <w:tc>
-          <w:tcPr>
-            <w:tcW w:type="dxa" w:w="1361"/>
-            <w:vAlign w:val="center"/>
-          </w:tcPr>
-          <w:p>
-            <w:pPr>
-              <w:spacing w:before="0" w:after="20" w:line="240" w:lineRule="auto"/>
-              <w:jc w:val="center"/>
-            </w:pPr>
-            <w:r>
-              <w:rPr>
-                <w:rFonts w:ascii="Times New Roman" w:hAnsi="Times New Roman"/>
-                <w:b w:val="0"/>
-                <w:sz w:val="24"/>
-              </w:rPr>
-              <w:t>зачёт (З)</w:t>
-            </w:r>
-          </w:p>
-        </w:tc>
-        <w:tc>
-          <w:tcPr>
-            <w:tcW w:type="dxa" w:w="737"/>
-            <w:vAlign w:val="center"/>
-          </w:tcPr>
-          <w:p>
-            <w:pPr>
-              <w:spacing w:before="0" w:after="20" w:line="240" w:lineRule="auto"/>
-              <w:jc w:val="center"/>
-            </w:pPr>
-            <w:r>
-              <w:rPr>
-                <w:rFonts w:ascii="Times New Roman" w:hAnsi="Times New Roman"/>
-                <w:b w:val="0"/>
-                <w:sz w:val="24"/>
-              </w:rPr>
-              <w:t>0</w:t>
-            </w:r>
-          </w:p>
-        </w:tc>
-        <w:tc>
-          <w:tcPr>
-            <w:tcW w:type="dxa" w:w="1587"/>
-            <w:vAlign w:val="center"/>
-          </w:tcPr>
-          <w:p>
-            <w:pPr>
-              <w:spacing w:before="0" w:after="20" w:line="240" w:lineRule="auto"/>
-              <w:jc w:val="center"/>
-            </w:pPr>
-            <w:r>
-              <w:rPr>
-                <w:rFonts w:ascii="Times New Roman" w:hAnsi="Times New Roman"/>
-                <w:b w:val="0"/>
-                <w:sz w:val="24"/>
-              </w:rPr>
-              <w:t>0</w:t>
-            </w:r>
-          </w:p>
-        </w:tc>
-        <w:tc>
-          <w:tcPr>
-            <w:tcW w:type="dxa" w:w="3402"/>
-            <w:vAlign w:val="center"/>
-          </w:tcPr>
-          <w:p>
-            <w:pPr>
-              <w:spacing w:before="0" w:after="20" w:line="240" w:lineRule="auto"/>
-              <w:jc w:val="center"/>
-            </w:pPr>
-            <w:r>
-              <w:rPr>
-                <w:rFonts w:ascii="Times New Roman" w:hAnsi="Times New Roman"/>
-                <w:b w:val="0"/>
-                <w:sz w:val="24"/>
-              </w:rPr>
-              <w:t>0</w:t>
-            </w:r>
-          </w:p>
-        </w:tc>
-      </w:tr>
-      <w:tr>
-        <w:tc>
-          <w:tcPr>
-            <w:tcW w:type="dxa" w:w="454"/>
-            <w:vAlign w:val="center"/>
-          </w:tcPr>
-          <w:p>
-            <w:pPr>
-              <w:spacing w:before="0" w:after="20" w:line="240" w:lineRule="auto"/>
-              <w:jc w:val="center"/>
-            </w:pPr>
-            <w:r>
-              <w:rPr>
-                <w:rFonts w:ascii="Times New Roman" w:hAnsi="Times New Roman"/>
-                <w:b w:val="0"/>
-                <w:sz w:val="24"/>
-              </w:rPr>
-              <w:t>3</w:t>
-            </w:r>
-          </w:p>
-        </w:tc>
-        <w:tc>
-          <w:tcPr>
-            <w:tcW w:type="dxa" w:w="1814"/>
-            <w:vAlign w:val="center"/>
-          </w:tcPr>
-          <w:p>
-            <w:pPr>
-              <w:spacing w:before="0" w:after="20" w:line="240" w:lineRule="auto"/>
-              <w:jc w:val="left"/>
-            </w:pPr>
-            <w:r>
-              <w:rPr>
-                <w:rFonts w:ascii="Times New Roman" w:hAnsi="Times New Roman"/>
-                <w:b w:val="0"/>
-                <w:sz w:val="24"/>
-              </w:rPr>
-              <w:t>Промежуточная аттестация</w:t>
-            </w:r>
-          </w:p>
-        </w:tc>
-        <w:tc>
-          <w:tcPr>
-            <w:tcW w:type="dxa" w:w="1361"/>
-            <w:vAlign w:val="center"/>
-          </w:tcPr>
-          <w:p>
-            <w:pPr>
-              <w:spacing w:before="0" w:after="20" w:line="240" w:lineRule="auto"/>
-              <w:jc w:val="center"/>
-            </w:pPr>
-            <w:r>
-              <w:rPr>
-                <w:rFonts w:ascii="Times New Roman" w:hAnsi="Times New Roman"/>
-                <w:b w:val="0"/>
-                <w:sz w:val="24"/>
-              </w:rPr>
-              <w:t>зачёт с оценкой (ЗаО)</w:t>
-            </w:r>
-          </w:p>
-        </w:tc>
-        <w:tc>
-          <w:tcPr>
-            <w:tcW w:type="dxa" w:w="737"/>
-            <w:vAlign w:val="center"/>
-          </w:tcPr>
-          <w:p>
-            <w:pPr>
-              <w:spacing w:before="0" w:after="20" w:line="240" w:lineRule="auto"/>
-              <w:jc w:val="center"/>
-            </w:pPr>
-            <w:r>
-              <w:rPr>
-                <w:rFonts w:ascii="Times New Roman" w:hAnsi="Times New Roman"/>
-                <w:b w:val="0"/>
-                <w:sz w:val="24"/>
-              </w:rPr>
-              <w:t>—</w:t>
-            </w:r>
-          </w:p>
-        </w:tc>
-        <w:tc>
-          <w:tcPr>
-            <w:tcW w:type="dxa" w:w="1587"/>
-            <w:vAlign w:val="center"/>
-          </w:tcPr>
-          <w:p>
-            <w:pPr>
-              <w:spacing w:before="0" w:after="20" w:line="240" w:lineRule="auto"/>
-              <w:jc w:val="center"/>
-            </w:pPr>
-            <w:r>
-              <w:rPr>
-                <w:rFonts w:ascii="Times New Roman" w:hAnsi="Times New Roman"/>
-                <w:b w:val="0"/>
-                <w:sz w:val="24"/>
-              </w:rPr>
-              <w:t>—</w:t>
-            </w:r>
-          </w:p>
-        </w:tc>
-        <w:tc>
-          <w:tcPr>
-            <w:tcW w:type="dxa" w:w="3402"/>
-            <w:vAlign w:val="center"/>
-          </w:tcPr>
-          <w:p>
-            <w:pPr>
-              <w:spacing w:before="0" w:after="20" w:line="240" w:lineRule="auto"/>
-              <w:jc w:val="center"/>
-            </w:pPr>
-            <w:r>
-              <w:rPr>
-                <w:rFonts w:ascii="Times New Roman" w:hAnsi="Times New Roman"/>
-                <w:b w:val="0"/>
-                <w:sz w:val="24"/>
-              </w:rPr>
-              <w:t>—</w:t>
-            </w:r>
-          </w:p>
-        </w:tc>
-      </w:tr>
-      <w:tr>
-        <w:tc>
-          <w:tcPr>
-            <w:tcW w:type="dxa" w:w="454"/>
-            <w:vAlign w:val="center"/>
-          </w:tcPr>
-          <w:p>
-            <w:pPr>
-              <w:spacing w:before="0" w:after="20" w:line="240" w:lineRule="auto"/>
-              <w:jc w:val="center"/>
-            </w:pPr>
-            <w:r>
-              <w:rPr>
-                <w:rFonts w:ascii="Times New Roman" w:hAnsi="Times New Roman"/>
-                <w:b w:val="0"/>
-                <w:sz w:val="24"/>
-              </w:rPr>
-              <w:t>3</w:t>
-            </w:r>
-          </w:p>
-        </w:tc>
-        <w:tc>
-          <w:tcPr>
-            <w:tcW w:type="dxa" w:w="1814"/>
-            <w:vAlign w:val="center"/>
-          </w:tcPr>
-          <w:p>
-            <w:pPr>
-              <w:spacing w:before="0" w:after="20" w:line="240" w:lineRule="auto"/>
-              <w:jc w:val="left"/>
-            </w:pPr>
-            <w:r>
-              <w:rPr>
-                <w:rFonts w:ascii="Times New Roman" w:hAnsi="Times New Roman"/>
-                <w:b w:val="0"/>
-                <w:sz w:val="24"/>
-              </w:rPr>
-              <w:t>Промежуточная аттестация</w:t>
-            </w:r>
-          </w:p>
+            <w:vMerge w:val="continue"/>
+          </w:tcPr>
+          <w:p/>
         </w:tc>
         <w:tc>
           <w:tcPr>

--- a/МатМодиИИ/rpd__doc_docx/Б1.В.ДВ.02.01_Тестирование программного обеспечения.docx
+++ b/МатМодиИИ/rpd__doc_docx/Б1.В.ДВ.02.01_Тестирование программного обеспечения.docx
@@ -5457,665 +5457,219 @@
       <w:bookmarkStart w:id="3" w:name="_Hlk102382579"/>
       <w:r>
         <w:rPr>
+          <w:rFonts w:ascii="Times New Roman" w:hAnsi="Times New Roman"/>
+          <w:sz w:val="24"/>
+          <w:color w:val="000000"/>
+        </w:rPr>
+        <w:t xml:space="preserve">1. BOOK.ru : электронная библиотека : сайт. – URL: </w:t>
+      </w:r>
+      <w:hyperlink r:id="rIdResource1">
+        <w:r>
+          <w:rPr>
+            <w:rFonts w:ascii="Times New Roman" w:hAnsi="Times New Roman"/>
+            <w:sz w:val="24"/>
+            <w:color w:val="000000"/>
+          </w:rPr>
+          <w:t xml:space="preserve">https://book.ru/</w:t>
+        </w:r>
+      </w:hyperlink>
+      <w:r>
+        <w:rPr>
+          <w:rFonts w:ascii="Times New Roman" w:hAnsi="Times New Roman"/>
+          <w:sz w:val="24"/>
+          <w:color w:val="000000"/>
+        </w:rPr>
+        <w:t xml:space="preserve"> (дата обращения: 01.10.2026). – Режим доступа: для зарегистрированных пользователей. – Текст электронный. </w:t>
+      </w:r>
+    </w:p>
+    <w:p>
+      <w:pPr>
+        <w:ind w:firstLine="357"/>
+        <w:jc w:val="both"/>
+        <w:rPr>
           <w:rFonts w:ascii="Times New Roman" w:eastAsia="Times New Roman" w:hAnsi="Times New Roman" w:cs="Times New Roman"/>
           <w:bCs/>
           <w:sz w:val="28"/>
           <w:szCs w:val="28"/>
         </w:rPr>
-        <w:t xml:space="preserve">1. BOOK.ru : электронная библиотека : сайт. – </w:t>
-      </w:r>
-      <w:r>
+      </w:pPr>
+      <w:r>
+        <w:rPr>
+          <w:rFonts w:ascii="Times New Roman" w:hAnsi="Times New Roman"/>
+          <w:sz w:val="24"/>
+          <w:color w:val="000000"/>
+        </w:rPr>
+        <w:t xml:space="preserve">2. Научная библиотека РГУ имени С. А. Есенина: сайт. – URL: </w:t>
+      </w:r>
+      <w:hyperlink r:id="rIdResource2">
+        <w:r>
+          <w:rPr>
+            <w:rFonts w:ascii="Times New Roman" w:hAnsi="Times New Roman"/>
+            <w:sz w:val="24"/>
+            <w:color w:val="000000"/>
+          </w:rPr>
+          <w:t xml:space="preserve">https://library.rsu-rzn.ru/</w:t>
+        </w:r>
+      </w:hyperlink>
+      <w:r>
+        <w:rPr>
+          <w:rFonts w:ascii="Times New Roman" w:hAnsi="Times New Roman"/>
+          <w:sz w:val="24"/>
+          <w:color w:val="000000"/>
+        </w:rPr>
+        <w:t xml:space="preserve"> (дата обращения: 27.10.2026). – Режим доступа: свободный. – Текст: электронный. </w:t>
+      </w:r>
+    </w:p>
+    <w:p>
+      <w:pPr>
+        <w:ind w:firstLine="357"/>
+        <w:jc w:val="both"/>
         <w:rPr>
           <w:rFonts w:ascii="Times New Roman" w:eastAsia="Times New Roman" w:hAnsi="Times New Roman" w:cs="Times New Roman"/>
           <w:bCs/>
           <w:sz w:val="28"/>
           <w:szCs w:val="28"/>
-          <w:lang w:val="en-US"/>
-        </w:rPr>
-        <w:t>URL</w:t>
-      </w:r>
-      <w:r>
+        </w:rPr>
+      </w:pPr>
+      <w:r>
+        <w:rPr>
+          <w:rFonts w:ascii="Times New Roman" w:hAnsi="Times New Roman"/>
+          <w:sz w:val="24"/>
+          <w:color w:val="000000"/>
+        </w:rPr>
+        <w:t xml:space="preserve">3. ИВИС (EastView) : универсальная база электронных периодических изданий : сайт. – URL: </w:t>
+      </w:r>
+      <w:hyperlink r:id="rIdResource3">
+        <w:r>
+          <w:rPr>
+            <w:rFonts w:ascii="Times New Roman" w:hAnsi="Times New Roman"/>
+            <w:sz w:val="24"/>
+            <w:color w:val="000000"/>
+          </w:rPr>
+          <w:t xml:space="preserve">https://eivis.ru/</w:t>
+        </w:r>
+      </w:hyperlink>
+      <w:r>
+        <w:rPr>
+          <w:rFonts w:ascii="Times New Roman" w:hAnsi="Times New Roman"/>
+          <w:sz w:val="24"/>
+          <w:color w:val="000000"/>
+        </w:rPr>
+        <w:t xml:space="preserve"> (дата обращения: 27.10.2026). – Режим доступа: по подписке университета; в сети университета и удалённо после авторизации. – Текст: электронный.</w:t>
+      </w:r>
+    </w:p>
+    <w:p>
+      <w:pPr>
+        <w:ind w:firstLine="357"/>
+        <w:jc w:val="both"/>
         <w:rPr>
           <w:rFonts w:ascii="Times New Roman" w:eastAsia="Times New Roman" w:hAnsi="Times New Roman" w:cs="Times New Roman"/>
           <w:bCs/>
           <w:sz w:val="28"/>
           <w:szCs w:val="28"/>
         </w:rPr>
-        <w:t xml:space="preserve">: </w:t>
-      </w:r>
-      <w:hyperlink r:id="rId11" w:history="1">
+      </w:pPr>
+      <w:r>
+        <w:rPr>
+          <w:rFonts w:ascii="Times New Roman" w:hAnsi="Times New Roman"/>
+          <w:sz w:val="24"/>
+          <w:color w:val="000000"/>
+        </w:rPr>
+        <w:t xml:space="preserve">4. Университетская библиотека ONLINE: электронная библиотека. – URL: </w:t>
+      </w:r>
+      <w:hyperlink r:id="rId15">
         <w:r>
           <w:rPr>
-            <w:rStyle w:val="ab"/>
-            <w:rFonts w:ascii="Times New Roman" w:eastAsia="Times New Roman" w:hAnsi="Times New Roman" w:cs="Times New Roman"/>
-            <w:bCs/>
-            <w:sz w:val="28"/>
-            <w:szCs w:val="28"/>
+            <w:rFonts w:ascii="Times New Roman" w:hAnsi="Times New Roman"/>
+            <w:sz w:val="24"/>
+            <w:color w:val="000000"/>
           </w:rPr>
-          <w:t>http://www.book.ru</w:t>
+          <w:t xml:space="preserve">http://biblioclub.ru/index.php?page=main_ub_red</w:t>
         </w:r>
       </w:hyperlink>
       <w:r>
         <w:rPr>
+          <w:rFonts w:ascii="Times New Roman" w:hAnsi="Times New Roman"/>
+          <w:sz w:val="24"/>
+          <w:color w:val="000000"/>
+        </w:rPr>
+        <w:t xml:space="preserve"> (дата обращения: 21.02.2025). – Москва, 2006. – Режим доступа: для зарегистрированных пользователей. – Текст : электронный. </w:t>
+      </w:r>
+    </w:p>
+    <w:p>
+      <w:pPr>
+        <w:ind w:firstLine="357"/>
+        <w:jc w:val="both"/>
+        <w:rPr>
           <w:rFonts w:ascii="Times New Roman" w:eastAsia="Times New Roman" w:hAnsi="Times New Roman" w:cs="Times New Roman"/>
           <w:bCs/>
           <w:sz w:val="28"/>
           <w:szCs w:val="28"/>
         </w:rPr>
-        <w:t xml:space="preserve"> (дата обращения: </w:t>
-      </w:r>
-      <w:r>
+      </w:pPr>
+      <w:r>
+        <w:rPr>
+          <w:rFonts w:ascii="Times New Roman" w:hAnsi="Times New Roman"/>
+          <w:sz w:val="24"/>
+          <w:color w:val="000000"/>
+        </w:rPr>
+        <w:t xml:space="preserve">5. ЮРАЙТ: образовательная  платформа : сайт. – Москва, 2013. – URL: </w:t>
+      </w:r>
+      <w:hyperlink r:id="rIdResource4">
+        <w:r>
+          <w:rPr>
+            <w:rFonts w:ascii="Times New Roman" w:hAnsi="Times New Roman"/>
+            <w:sz w:val="24"/>
+            <w:color w:val="000000"/>
+          </w:rPr>
+          <w:t xml:space="preserve">https://urait.ru/</w:t>
+        </w:r>
+      </w:hyperlink>
+      <w:r>
+        <w:rPr>
+          <w:rFonts w:ascii="Times New Roman" w:hAnsi="Times New Roman"/>
+          <w:sz w:val="24"/>
+          <w:color w:val="000000"/>
+        </w:rPr>
+        <w:t xml:space="preserve"> (дата обращения: 21.02.2025). – Режим доступа: для зарегистрированных пользователей. – Текст : электронный. </w:t>
+      </w:r>
+    </w:p>
+    <w:p>
+      <w:pPr>
+        <w:ind w:firstLine="357"/>
+        <w:jc w:val="both"/>
         <w:rPr>
           <w:rFonts w:ascii="Times New Roman" w:eastAsia="Times New Roman" w:hAnsi="Times New Roman" w:cs="Times New Roman"/>
           <w:bCs/>
           <w:sz w:val="28"/>
           <w:szCs w:val="28"/>
         </w:rPr>
-        <w:t>21.02.202</w:t>
-      </w:r>
-      <w:r>
-        <w:rPr>
-          <w:rFonts w:ascii="Times New Roman" w:eastAsia="Times New Roman" w:hAnsi="Times New Roman" w:cs="Times New Roman"/>
-          <w:bCs/>
-          <w:sz w:val="28"/>
-          <w:szCs w:val="28"/>
-        </w:rPr>
-        <w:t>5</w:t>
-      </w:r>
-      <w:r>
-        <w:rPr>
-          <w:rFonts w:ascii="Times New Roman" w:eastAsia="Times New Roman" w:hAnsi="Times New Roman" w:cs="Times New Roman"/>
-          <w:bCs/>
-          <w:sz w:val="28"/>
-          <w:szCs w:val="28"/>
-        </w:rPr>
-        <w:t xml:space="preserve">). – Режим доступа: для зарегистрированных пользователей. – Текст электронный. </w:t>
-      </w:r>
-    </w:p>
-    <w:p>
-      <w:pPr>
-        <w:ind w:firstLine="357"/>
-        <w:jc w:val="both"/>
-        <w:rPr>
-          <w:rFonts w:ascii="Times New Roman" w:eastAsia="Times New Roman" w:hAnsi="Times New Roman" w:cs="Times New Roman"/>
-          <w:bCs/>
-          <w:sz w:val="28"/>
-          <w:szCs w:val="28"/>
-        </w:rPr>
-      </w:pPr>
-      <w:r>
-        <w:rPr>
-          <w:rFonts w:ascii="Times New Roman" w:eastAsia="Times New Roman" w:hAnsi="Times New Roman" w:cs="Times New Roman"/>
-          <w:bCs/>
-          <w:sz w:val="28"/>
-          <w:szCs w:val="28"/>
-        </w:rPr>
-        <w:t xml:space="preserve">2. Znanium.com : электронная библиотека : сайт.  – </w:t>
-      </w:r>
-      <w:r>
-        <w:rPr>
-          <w:rFonts w:ascii="Times New Roman" w:eastAsia="Times New Roman" w:hAnsi="Times New Roman" w:cs="Times New Roman"/>
-          <w:bCs/>
-          <w:sz w:val="28"/>
-          <w:szCs w:val="28"/>
-          <w:lang w:val="en-US"/>
-        </w:rPr>
-        <w:t>URL</w:t>
-      </w:r>
-      <w:r>
-        <w:rPr>
-          <w:rFonts w:ascii="Times New Roman" w:eastAsia="Times New Roman" w:hAnsi="Times New Roman" w:cs="Times New Roman"/>
-          <w:bCs/>
-          <w:sz w:val="28"/>
-          <w:szCs w:val="28"/>
-        </w:rPr>
-        <w:t xml:space="preserve">: </w:t>
-      </w:r>
-      <w:hyperlink r:id="rId12" w:history="1">
+      </w:pPr>
+      <w:r>
+        <w:rPr>
+          <w:rFonts w:ascii="Times New Roman" w:hAnsi="Times New Roman"/>
+          <w:sz w:val="24"/>
+          <w:color w:val="000000"/>
+        </w:rPr>
+        <w:t xml:space="preserve">6. Лань: электронная библиотека: сайт. – URL: </w:t>
+      </w:r>
+      <w:hyperlink r:id="rId17">
         <w:r>
           <w:rPr>
-            <w:rStyle w:val="ab"/>
-            <w:rFonts w:ascii="Times New Roman" w:eastAsia="Times New Roman" w:hAnsi="Times New Roman" w:cs="Times New Roman"/>
-            <w:bCs/>
-            <w:sz w:val="28"/>
-            <w:szCs w:val="28"/>
+            <w:rFonts w:ascii="Times New Roman" w:hAnsi="Times New Roman"/>
+            <w:sz w:val="24"/>
+            <w:color w:val="000000"/>
           </w:rPr>
-          <w:t>http://znanium.com</w:t>
+          <w:t xml:space="preserve">https://e.lanbook.com/</w:t>
         </w:r>
       </w:hyperlink>
       <w:r>
         <w:rPr>
-          <w:rFonts w:ascii="Times New Roman" w:eastAsia="Times New Roman" w:hAnsi="Times New Roman" w:cs="Times New Roman"/>
-          <w:bCs/>
-          <w:sz w:val="28"/>
-          <w:szCs w:val="28"/>
-        </w:rPr>
-        <w:t xml:space="preserve"> (дата обращения: </w:t>
-      </w:r>
-      <w:r>
-        <w:rPr>
-          <w:rFonts w:ascii="Times New Roman" w:eastAsia="Times New Roman" w:hAnsi="Times New Roman" w:cs="Times New Roman"/>
-          <w:bCs/>
-          <w:sz w:val="28"/>
-          <w:szCs w:val="28"/>
-        </w:rPr>
-        <w:t>21.02.202</w:t>
-      </w:r>
-      <w:r>
-        <w:rPr>
-          <w:rFonts w:ascii="Times New Roman" w:eastAsia="Times New Roman" w:hAnsi="Times New Roman" w:cs="Times New Roman"/>
-          <w:bCs/>
-          <w:sz w:val="28"/>
-          <w:szCs w:val="28"/>
-        </w:rPr>
-        <w:t>5</w:t>
-      </w:r>
-      <w:r>
-        <w:rPr>
-          <w:rFonts w:ascii="Times New Roman" w:eastAsia="Times New Roman" w:hAnsi="Times New Roman" w:cs="Times New Roman"/>
-          <w:bCs/>
-          <w:sz w:val="28"/>
-          <w:szCs w:val="28"/>
-        </w:rPr>
-        <w:t xml:space="preserve">). – Режим доступа: для зарегистрированных пользователей. – Текст: электронный. </w:t>
-      </w:r>
-    </w:p>
-    <w:p>
-      <w:pPr>
-        <w:ind w:firstLine="357"/>
-        <w:jc w:val="both"/>
-        <w:rPr>
-          <w:rFonts w:ascii="Times New Roman" w:eastAsia="Times New Roman" w:hAnsi="Times New Roman" w:cs="Times New Roman"/>
-          <w:bCs/>
-          <w:sz w:val="28"/>
-          <w:szCs w:val="28"/>
-        </w:rPr>
-      </w:pPr>
-      <w:r>
-        <w:rPr>
-          <w:rFonts w:ascii="Times New Roman" w:eastAsia="Times New Roman" w:hAnsi="Times New Roman" w:cs="Times New Roman"/>
-          <w:bCs/>
+          <w:rFonts w:ascii="Times New Roman" w:hAnsi="Times New Roman"/>
+          <w:sz w:val="24"/>
           <w:color w:val="000000"/>
-          <w:sz w:val="28"/>
-          <w:szCs w:val="28"/>
-        </w:rPr>
-        <w:t xml:space="preserve">3. Научная библиотека РГУ имени С. А. Есенина: сайт. – URL: https://library.rsu-rzn.ru/marc/Default.asp (дата обращения: 21.02.2025). – Режим доступа: свободный. – Текст: электронный. </w:t>
-      </w:r>
-    </w:p>
-    <w:p>
-      <w:pPr>
-        <w:ind w:firstLine="357"/>
-        <w:jc w:val="both"/>
-        <w:rPr>
-          <w:rFonts w:ascii="Times New Roman" w:eastAsia="Times New Roman" w:hAnsi="Times New Roman" w:cs="Times New Roman"/>
-          <w:bCs/>
-          <w:sz w:val="28"/>
-          <w:szCs w:val="28"/>
-        </w:rPr>
-      </w:pPr>
-      <w:r>
-        <w:rPr>
-          <w:rFonts w:ascii="Times New Roman" w:eastAsia="Times New Roman" w:hAnsi="Times New Roman" w:cs="Times New Roman"/>
-          <w:bCs/>
-          <w:sz w:val="28"/>
-          <w:szCs w:val="28"/>
-        </w:rPr>
-        <w:t xml:space="preserve">4. Универсальная база данных </w:t>
-      </w:r>
-      <w:r>
-        <w:rPr>
-          <w:rFonts w:ascii="Times New Roman" w:eastAsia="Times New Roman" w:hAnsi="Times New Roman" w:cs="Times New Roman"/>
-          <w:bCs/>
-          <w:sz w:val="28"/>
-          <w:szCs w:val="28"/>
-          <w:lang w:val="en-US"/>
-        </w:rPr>
-        <w:t>EastView</w:t>
-      </w:r>
-      <w:r>
-        <w:rPr>
-          <w:rFonts w:ascii="Times New Roman" w:eastAsia="Times New Roman" w:hAnsi="Times New Roman" w:cs="Times New Roman"/>
-          <w:bCs/>
-          <w:sz w:val="28"/>
-          <w:szCs w:val="28"/>
-        </w:rPr>
-        <w:t xml:space="preserve"> : электронная библиотека : сайт.  – </w:t>
-      </w:r>
-      <w:r>
-        <w:rPr>
-          <w:rFonts w:ascii="Times New Roman" w:eastAsia="Times New Roman" w:hAnsi="Times New Roman" w:cs="Times New Roman"/>
-          <w:bCs/>
-          <w:sz w:val="28"/>
-          <w:szCs w:val="28"/>
-          <w:lang w:val="en-US"/>
-        </w:rPr>
-        <w:t>URL</w:t>
-      </w:r>
-      <w:r>
-        <w:rPr>
-          <w:rFonts w:ascii="Times New Roman" w:eastAsia="Times New Roman" w:hAnsi="Times New Roman" w:cs="Times New Roman"/>
-          <w:bCs/>
-          <w:sz w:val="28"/>
-          <w:szCs w:val="28"/>
-        </w:rPr>
-        <w:t xml:space="preserve">: </w:t>
-      </w:r>
-      <w:hyperlink r:id="rId14" w:history="1">
-        <w:r>
-          <w:rPr>
-            <w:rStyle w:val="ab"/>
-            <w:rFonts w:ascii="Times New Roman" w:eastAsia="Times New Roman" w:hAnsi="Times New Roman" w:cs="Times New Roman"/>
-            <w:bCs/>
-            <w:sz w:val="28"/>
-            <w:szCs w:val="28"/>
-            <w:lang w:val="en-US"/>
-          </w:rPr>
-          <w:t>https</w:t>
-        </w:r>
-        <w:r>
-          <w:rPr>
-            <w:rStyle w:val="ab"/>
-            <w:rFonts w:ascii="Times New Roman" w:eastAsia="Times New Roman" w:hAnsi="Times New Roman" w:cs="Times New Roman"/>
-            <w:bCs/>
-            <w:sz w:val="28"/>
-            <w:szCs w:val="28"/>
-          </w:rPr>
-          <w:t>://</w:t>
-        </w:r>
-        <w:r>
-          <w:rPr>
-            <w:rStyle w:val="ab"/>
-            <w:rFonts w:ascii="Times New Roman" w:eastAsia="Times New Roman" w:hAnsi="Times New Roman" w:cs="Times New Roman"/>
-            <w:bCs/>
-            <w:sz w:val="28"/>
-            <w:szCs w:val="28"/>
-            <w:lang w:val="en-US"/>
-          </w:rPr>
-          <w:t>dlib</w:t>
-        </w:r>
-        <w:r>
-          <w:rPr>
-            <w:rStyle w:val="ab"/>
-            <w:rFonts w:ascii="Times New Roman" w:eastAsia="Times New Roman" w:hAnsi="Times New Roman" w:cs="Times New Roman"/>
-            <w:bCs/>
-            <w:sz w:val="28"/>
-            <w:szCs w:val="28"/>
-          </w:rPr>
-          <w:t>.</w:t>
-        </w:r>
-        <w:r>
-          <w:rPr>
-            <w:rStyle w:val="ab"/>
-            <w:rFonts w:ascii="Times New Roman" w:eastAsia="Times New Roman" w:hAnsi="Times New Roman" w:cs="Times New Roman"/>
-            <w:bCs/>
-            <w:sz w:val="28"/>
-            <w:szCs w:val="28"/>
-            <w:lang w:val="en-US"/>
-          </w:rPr>
-          <w:t>eastview</w:t>
-        </w:r>
-        <w:r>
-          <w:rPr>
-            <w:rStyle w:val="ab"/>
-            <w:rFonts w:ascii="Times New Roman" w:eastAsia="Times New Roman" w:hAnsi="Times New Roman" w:cs="Times New Roman"/>
-            <w:bCs/>
-            <w:sz w:val="28"/>
-            <w:szCs w:val="28"/>
-          </w:rPr>
-          <w:t>.</w:t>
-        </w:r>
-        <w:r>
-          <w:rPr>
-            <w:rStyle w:val="ab"/>
-            <w:rFonts w:ascii="Times New Roman" w:eastAsia="Times New Roman" w:hAnsi="Times New Roman" w:cs="Times New Roman"/>
-            <w:bCs/>
-            <w:sz w:val="28"/>
-            <w:szCs w:val="28"/>
-            <w:lang w:val="en-US"/>
-          </w:rPr>
-          <w:t>com</w:t>
-        </w:r>
-      </w:hyperlink>
-      <w:r>
-        <w:rPr>
-          <w:rFonts w:ascii="Times New Roman" w:eastAsia="Times New Roman" w:hAnsi="Times New Roman" w:cs="Times New Roman"/>
-          <w:bCs/>
-          <w:sz w:val="28"/>
-          <w:szCs w:val="28"/>
-          <w:u w:val="single"/>
-        </w:rPr>
-        <w:t xml:space="preserve"> </w:t>
-      </w:r>
-      <w:r>
-        <w:rPr>
-          <w:rFonts w:ascii="Times New Roman" w:eastAsia="Times New Roman" w:hAnsi="Times New Roman" w:cs="Times New Roman"/>
-          <w:bCs/>
-          <w:sz w:val="28"/>
-          <w:szCs w:val="28"/>
-        </w:rPr>
-        <w:t xml:space="preserve">(дата обращения: </w:t>
-      </w:r>
-      <w:r>
-        <w:rPr>
-          <w:rFonts w:ascii="Times New Roman" w:eastAsia="Times New Roman" w:hAnsi="Times New Roman" w:cs="Times New Roman"/>
-          <w:bCs/>
-          <w:sz w:val="28"/>
-          <w:szCs w:val="28"/>
-        </w:rPr>
-        <w:t>21.02.202</w:t>
-      </w:r>
-      <w:r>
-        <w:rPr>
-          <w:rFonts w:ascii="Times New Roman" w:eastAsia="Times New Roman" w:hAnsi="Times New Roman" w:cs="Times New Roman"/>
-          <w:bCs/>
-          <w:sz w:val="28"/>
-          <w:szCs w:val="28"/>
-        </w:rPr>
-        <w:t>5</w:t>
-      </w:r>
-      <w:r>
-        <w:rPr>
-          <w:rFonts w:ascii="Times New Roman" w:eastAsia="Times New Roman" w:hAnsi="Times New Roman" w:cs="Times New Roman"/>
-          <w:bCs/>
-          <w:sz w:val="28"/>
-          <w:szCs w:val="28"/>
-        </w:rPr>
-        <w:t xml:space="preserve">).  – Режим доступа: в сети университета. – Текст: электронный. </w:t>
-      </w:r>
-    </w:p>
-    <w:p>
-      <w:pPr>
-        <w:ind w:firstLine="357"/>
-        <w:jc w:val="both"/>
-        <w:rPr>
-          <w:rFonts w:ascii="Times New Roman" w:eastAsia="Times New Roman" w:hAnsi="Times New Roman" w:cs="Times New Roman"/>
-          <w:bCs/>
-          <w:sz w:val="28"/>
-          <w:szCs w:val="28"/>
-        </w:rPr>
-      </w:pPr>
-      <w:r>
-        <w:rPr>
-          <w:rFonts w:ascii="Times New Roman" w:eastAsia="Times New Roman" w:hAnsi="Times New Roman" w:cs="Times New Roman"/>
-          <w:bCs/>
-          <w:sz w:val="28"/>
-          <w:szCs w:val="28"/>
-        </w:rPr>
-        <w:t xml:space="preserve">5. Университетская библиотека ONLINE: электронная библиотека. – </w:t>
-      </w:r>
-      <w:r>
-        <w:rPr>
-          <w:rFonts w:ascii="Times New Roman" w:eastAsia="Times New Roman" w:hAnsi="Times New Roman" w:cs="Times New Roman"/>
-          <w:bCs/>
-          <w:sz w:val="28"/>
-          <w:szCs w:val="28"/>
-          <w:lang w:val="en-US"/>
-        </w:rPr>
-        <w:t>URL</w:t>
-      </w:r>
-      <w:r>
-        <w:rPr>
-          <w:rFonts w:ascii="Times New Roman" w:eastAsia="Times New Roman" w:hAnsi="Times New Roman" w:cs="Times New Roman"/>
-          <w:bCs/>
-          <w:sz w:val="28"/>
-          <w:szCs w:val="28"/>
-        </w:rPr>
-        <w:t xml:space="preserve">: </w:t>
-      </w:r>
-      <w:hyperlink r:id="rId15" w:history="1">
-        <w:r>
-          <w:rPr>
-            <w:rStyle w:val="ab"/>
-            <w:rFonts w:ascii="Times New Roman" w:eastAsia="Times New Roman" w:hAnsi="Times New Roman" w:cs="Times New Roman"/>
-            <w:bCs/>
-            <w:sz w:val="28"/>
-            <w:szCs w:val="28"/>
-          </w:rPr>
-          <w:t>http://biblioclub.ru/index.php?page=main_ub_red</w:t>
-        </w:r>
-      </w:hyperlink>
-      <w:r>
-        <w:rPr>
-          <w:rFonts w:ascii="Times New Roman" w:eastAsia="Times New Roman" w:hAnsi="Times New Roman" w:cs="Times New Roman"/>
-          <w:bCs/>
-          <w:sz w:val="28"/>
-          <w:szCs w:val="28"/>
-        </w:rPr>
-        <w:t xml:space="preserve"> (дата обращения: </w:t>
-      </w:r>
-      <w:r>
-        <w:rPr>
-          <w:rFonts w:ascii="Times New Roman" w:eastAsia="Times New Roman" w:hAnsi="Times New Roman" w:cs="Times New Roman"/>
-          <w:bCs/>
-          <w:sz w:val="28"/>
-          <w:szCs w:val="28"/>
-        </w:rPr>
-        <w:t>21.02.202</w:t>
-      </w:r>
-      <w:r>
-        <w:rPr>
-          <w:rFonts w:ascii="Times New Roman" w:eastAsia="Times New Roman" w:hAnsi="Times New Roman" w:cs="Times New Roman"/>
-          <w:bCs/>
-          <w:sz w:val="28"/>
-          <w:szCs w:val="28"/>
-        </w:rPr>
-        <w:t>5</w:t>
-      </w:r>
-      <w:r>
-        <w:rPr>
-          <w:rFonts w:ascii="Times New Roman" w:eastAsia="Times New Roman" w:hAnsi="Times New Roman" w:cs="Times New Roman"/>
-          <w:bCs/>
-          <w:sz w:val="28"/>
-          <w:szCs w:val="28"/>
-        </w:rPr>
-        <w:t xml:space="preserve">). – Москва, 2006. – Режим доступа: для зарегистрированных пользователей. – Текст : электронный. </w:t>
-      </w:r>
-    </w:p>
-    <w:p>
-      <w:pPr>
-        <w:ind w:firstLine="357"/>
-        <w:jc w:val="both"/>
-        <w:rPr>
-          <w:rFonts w:ascii="Times New Roman" w:eastAsia="Times New Roman" w:hAnsi="Times New Roman" w:cs="Times New Roman"/>
-          <w:bCs/>
-          <w:sz w:val="28"/>
-          <w:szCs w:val="28"/>
-        </w:rPr>
-      </w:pPr>
-      <w:r>
-        <w:rPr>
-          <w:rFonts w:ascii="Times New Roman" w:eastAsia="Times New Roman" w:hAnsi="Times New Roman" w:cs="Times New Roman"/>
-          <w:bCs/>
-          <w:color w:val="000000"/>
-          <w:sz w:val="28"/>
-          <w:szCs w:val="28"/>
-        </w:rPr>
-        <w:t xml:space="preserve">6 ЮРАЙТ: образовательная  платформа : сайт. – Москва, 2013. – URL: https://urait.ru/ (дата обращения: 21.02.2025). – Режим доступа: для зарегистрированных пользователей. – Текст : электронный. </w:t>
-      </w:r>
-    </w:p>
-    <w:p>
-      <w:pPr>
-        <w:ind w:firstLine="357"/>
-        <w:jc w:val="both"/>
-        <w:rPr>
-          <w:rFonts w:ascii="Times New Roman" w:eastAsia="Times New Roman" w:hAnsi="Times New Roman" w:cs="Times New Roman"/>
-          <w:bCs/>
-          <w:sz w:val="28"/>
-          <w:szCs w:val="28"/>
-        </w:rPr>
-      </w:pPr>
-      <w:r>
-        <w:rPr>
-          <w:rFonts w:ascii="Times New Roman" w:eastAsia="Times New Roman" w:hAnsi="Times New Roman" w:cs="Times New Roman"/>
-          <w:bCs/>
-          <w:sz w:val="28"/>
-          <w:szCs w:val="28"/>
-        </w:rPr>
-        <w:t xml:space="preserve">7. </w:t>
-      </w:r>
-      <w:r>
-        <w:rPr>
-          <w:rFonts w:ascii="Times New Roman" w:eastAsia="Times New Roman" w:hAnsi="Times New Roman" w:cs="Times New Roman"/>
-          <w:sz w:val="28"/>
-          <w:szCs w:val="28"/>
-        </w:rPr>
-        <w:t xml:space="preserve">Лань: электронная библиотека: сайт. – </w:t>
-      </w:r>
-      <w:r>
-        <w:rPr>
-          <w:rFonts w:ascii="Times New Roman" w:eastAsia="Times New Roman" w:hAnsi="Times New Roman" w:cs="Times New Roman"/>
-          <w:sz w:val="28"/>
-          <w:szCs w:val="28"/>
-          <w:lang w:val="en-US"/>
-        </w:rPr>
-        <w:t>URL</w:t>
-      </w:r>
-      <w:r>
-        <w:rPr>
-          <w:rFonts w:ascii="Times New Roman" w:eastAsia="Times New Roman" w:hAnsi="Times New Roman" w:cs="Times New Roman"/>
-          <w:sz w:val="28"/>
-          <w:szCs w:val="28"/>
-        </w:rPr>
-        <w:t xml:space="preserve">: </w:t>
-      </w:r>
-      <w:hyperlink r:id="rId17" w:history="1">
-        <w:r>
-          <w:rPr>
-            <w:rStyle w:val="ab"/>
-            <w:rFonts w:ascii="Times New Roman" w:eastAsia="Times New Roman" w:hAnsi="Times New Roman" w:cs="Times New Roman"/>
-            <w:sz w:val="28"/>
-            <w:szCs w:val="28"/>
-            <w:lang w:val="en-US"/>
-          </w:rPr>
-          <w:t>https</w:t>
-        </w:r>
-        <w:r>
-          <w:rPr>
-            <w:rStyle w:val="ab"/>
-            <w:rFonts w:ascii="Times New Roman" w:eastAsia="Times New Roman" w:hAnsi="Times New Roman" w:cs="Times New Roman"/>
-            <w:sz w:val="28"/>
-            <w:szCs w:val="28"/>
-          </w:rPr>
-          <w:t>://</w:t>
-        </w:r>
-        <w:r>
-          <w:rPr>
-            <w:rStyle w:val="ab"/>
-            <w:rFonts w:ascii="Times New Roman" w:eastAsia="Times New Roman" w:hAnsi="Times New Roman" w:cs="Times New Roman"/>
-            <w:sz w:val="28"/>
-            <w:szCs w:val="28"/>
-            <w:lang w:val="en-US"/>
-          </w:rPr>
-          <w:t>e</w:t>
-        </w:r>
-        <w:r>
-          <w:rPr>
-            <w:rStyle w:val="ab"/>
-            <w:rFonts w:ascii="Times New Roman" w:eastAsia="Times New Roman" w:hAnsi="Times New Roman" w:cs="Times New Roman"/>
-            <w:sz w:val="28"/>
-            <w:szCs w:val="28"/>
-          </w:rPr>
-          <w:t>.</w:t>
-        </w:r>
-        <w:r>
-          <w:rPr>
-            <w:rStyle w:val="ab"/>
-            <w:rFonts w:ascii="Times New Roman" w:eastAsia="Times New Roman" w:hAnsi="Times New Roman" w:cs="Times New Roman"/>
-            <w:sz w:val="28"/>
-            <w:szCs w:val="28"/>
-            <w:lang w:val="en-US"/>
-          </w:rPr>
-          <w:t>lanbook</w:t>
-        </w:r>
-        <w:r>
-          <w:rPr>
-            <w:rStyle w:val="ab"/>
-            <w:rFonts w:ascii="Times New Roman" w:eastAsia="Times New Roman" w:hAnsi="Times New Roman" w:cs="Times New Roman"/>
-            <w:sz w:val="28"/>
-            <w:szCs w:val="28"/>
-          </w:rPr>
-          <w:t>.</w:t>
-        </w:r>
-        <w:r>
-          <w:rPr>
-            <w:rStyle w:val="ab"/>
-            <w:rFonts w:ascii="Times New Roman" w:eastAsia="Times New Roman" w:hAnsi="Times New Roman" w:cs="Times New Roman"/>
-            <w:sz w:val="28"/>
-            <w:szCs w:val="28"/>
-            <w:lang w:val="en-US"/>
-          </w:rPr>
-          <w:t>com</w:t>
-        </w:r>
-        <w:r>
-          <w:rPr>
-            <w:rStyle w:val="ab"/>
-            <w:rFonts w:ascii="Times New Roman" w:eastAsia="Times New Roman" w:hAnsi="Times New Roman" w:cs="Times New Roman"/>
-            <w:sz w:val="28"/>
-            <w:szCs w:val="28"/>
-          </w:rPr>
-          <w:t>/</w:t>
-        </w:r>
-      </w:hyperlink>
-      <w:r>
-        <w:rPr>
-          <w:rFonts w:ascii="Times New Roman" w:eastAsia="Times New Roman" w:hAnsi="Times New Roman" w:cs="Times New Roman"/>
-          <w:sz w:val="28"/>
-          <w:szCs w:val="28"/>
-        </w:rPr>
-        <w:t xml:space="preserve">. – </w:t>
-      </w:r>
-      <w:r>
-        <w:rPr>
-          <w:rFonts w:ascii="Times New Roman" w:eastAsia="Times New Roman" w:hAnsi="Times New Roman" w:cs="Times New Roman"/>
-          <w:bCs/>
-          <w:sz w:val="28"/>
-          <w:szCs w:val="28"/>
-        </w:rPr>
-        <w:t xml:space="preserve">(дата обращения: </w:t>
-      </w:r>
-      <w:r>
-        <w:rPr>
-          <w:rFonts w:ascii="Times New Roman" w:eastAsia="Times New Roman" w:hAnsi="Times New Roman" w:cs="Times New Roman"/>
-          <w:bCs/>
-          <w:sz w:val="28"/>
-          <w:szCs w:val="28"/>
-        </w:rPr>
-        <w:t>21.02.</w:t>
-      </w:r>
-      <w:r>
-        <w:rPr>
-          <w:rFonts w:ascii="Times New Roman" w:eastAsia="Times New Roman" w:hAnsi="Times New Roman" w:cs="Times New Roman"/>
-          <w:bCs/>
-          <w:sz w:val="28"/>
-          <w:szCs w:val="28"/>
-        </w:rPr>
-        <w:t>2025</w:t>
-      </w:r>
-      <w:r>
-        <w:rPr>
-          <w:rFonts w:ascii="Times New Roman" w:eastAsia="Times New Roman" w:hAnsi="Times New Roman" w:cs="Times New Roman"/>
-          <w:bCs/>
-          <w:sz w:val="28"/>
-          <w:szCs w:val="28"/>
-        </w:rPr>
-        <w:t xml:space="preserve">). – </w:t>
-      </w:r>
-      <w:r>
-        <w:rPr>
-          <w:rFonts w:ascii="Times New Roman" w:eastAsia="Times New Roman" w:hAnsi="Times New Roman" w:cs="Times New Roman"/>
-          <w:sz w:val="28"/>
-          <w:szCs w:val="28"/>
-        </w:rPr>
-        <w:t xml:space="preserve">Режим доступа: для зарегистрированных пользователей. </w:t>
-      </w:r>
-      <w:r>
-        <w:rPr>
-          <w:rFonts w:ascii="Times New Roman" w:eastAsia="Times New Roman" w:hAnsi="Times New Roman" w:cs="Times New Roman"/>
-          <w:bCs/>
-          <w:sz w:val="28"/>
-          <w:szCs w:val="28"/>
-        </w:rPr>
-        <w:t>– Текст : электронный.</w:t>
+        </w:rPr>
+        <w:t xml:space="preserve">. – (дата обращения: 21.02.2025). – Режим доступа: для зарегистрированных пользователей. – Текст : электронный.</w:t>
       </w:r>
     </w:p>
     <w:bookmarkEnd w:id="1"/>
@@ -6662,218 +6216,29 @@
       </w:pPr>
       <w:r>
         <w:rPr>
-          <w:rFonts w:ascii="Times New Roman" w:eastAsia="Lucida Sans Unicode" w:hAnsi="Times New Roman" w:cs="Times New Roman"/>
-          <w:bCs/>
-          <w:kern w:val="1"/>
-          <w:sz w:val="28"/>
-          <w:szCs w:val="28"/>
-          <w:lang w:val="en-US" w:eastAsia="ar-SA"/>
-        </w:rPr>
-        <w:t>EqWorld</w:t>
-      </w:r>
-      <w:r>
-        <w:rPr>
-          <w:rFonts w:ascii="Times New Roman" w:eastAsia="Lucida Sans Unicode" w:hAnsi="Times New Roman" w:cs="Times New Roman"/>
-          <w:bCs/>
-          <w:kern w:val="1"/>
-          <w:sz w:val="28"/>
-          <w:szCs w:val="28"/>
-          <w:lang w:eastAsia="ar-SA"/>
-        </w:rPr>
-        <w:t xml:space="preserve">. </w:t>
-      </w:r>
-      <w:r>
-        <w:rPr>
-          <w:rFonts w:ascii="Times New Roman" w:eastAsia="Lucida Sans Unicode" w:hAnsi="Times New Roman" w:cs="Times New Roman"/>
-          <w:bCs/>
-          <w:kern w:val="1"/>
-          <w:sz w:val="28"/>
-          <w:szCs w:val="28"/>
-          <w:lang w:val="en-US" w:eastAsia="ar-SA"/>
-        </w:rPr>
-        <w:t>The</w:t>
-      </w:r>
-      <w:r>
-        <w:rPr>
-          <w:rFonts w:ascii="Times New Roman" w:eastAsia="Lucida Sans Unicode" w:hAnsi="Times New Roman" w:cs="Times New Roman"/>
-          <w:bCs/>
-          <w:kern w:val="1"/>
-          <w:sz w:val="28"/>
-          <w:szCs w:val="28"/>
-          <w:lang w:eastAsia="ar-SA"/>
-        </w:rPr>
-        <w:t xml:space="preserve"> </w:t>
-      </w:r>
-      <w:r>
-        <w:rPr>
-          <w:rFonts w:ascii="Times New Roman" w:eastAsia="Lucida Sans Unicode" w:hAnsi="Times New Roman" w:cs="Times New Roman"/>
-          <w:bCs/>
-          <w:kern w:val="1"/>
-          <w:sz w:val="28"/>
-          <w:szCs w:val="28"/>
-          <w:lang w:val="en-US" w:eastAsia="ar-SA"/>
-        </w:rPr>
-        <w:t>World</w:t>
-      </w:r>
-      <w:r>
-        <w:rPr>
-          <w:rFonts w:ascii="Times New Roman" w:eastAsia="Lucida Sans Unicode" w:hAnsi="Times New Roman" w:cs="Times New Roman"/>
-          <w:bCs/>
-          <w:kern w:val="1"/>
-          <w:sz w:val="28"/>
-          <w:szCs w:val="28"/>
-          <w:lang w:eastAsia="ar-SA"/>
-        </w:rPr>
-        <w:t xml:space="preserve"> </w:t>
-      </w:r>
-      <w:r>
-        <w:rPr>
-          <w:rFonts w:ascii="Times New Roman" w:eastAsia="Lucida Sans Unicode" w:hAnsi="Times New Roman" w:cs="Times New Roman"/>
-          <w:bCs/>
-          <w:kern w:val="1"/>
-          <w:sz w:val="28"/>
-          <w:szCs w:val="28"/>
-          <w:lang w:val="en-US" w:eastAsia="ar-SA"/>
-        </w:rPr>
-        <w:t>of</w:t>
-      </w:r>
-      <w:r>
-        <w:rPr>
-          <w:rFonts w:ascii="Times New Roman" w:eastAsia="Lucida Sans Unicode" w:hAnsi="Times New Roman" w:cs="Times New Roman"/>
-          <w:bCs/>
-          <w:kern w:val="1"/>
-          <w:sz w:val="28"/>
-          <w:szCs w:val="28"/>
-          <w:lang w:eastAsia="ar-SA"/>
-        </w:rPr>
-        <w:t xml:space="preserve"> </w:t>
-      </w:r>
-      <w:r>
-        <w:rPr>
-          <w:rFonts w:ascii="Times New Roman" w:eastAsia="Lucida Sans Unicode" w:hAnsi="Times New Roman" w:cs="Times New Roman"/>
-          <w:bCs/>
-          <w:kern w:val="1"/>
-          <w:sz w:val="28"/>
-          <w:szCs w:val="28"/>
-          <w:lang w:val="en-US" w:eastAsia="ar-SA"/>
-        </w:rPr>
-        <w:t>Mathematical</w:t>
-      </w:r>
-      <w:r>
-        <w:rPr>
-          <w:rFonts w:ascii="Times New Roman" w:eastAsia="Lucida Sans Unicode" w:hAnsi="Times New Roman" w:cs="Times New Roman"/>
-          <w:bCs/>
-          <w:kern w:val="1"/>
-          <w:sz w:val="28"/>
-          <w:szCs w:val="28"/>
-          <w:lang w:eastAsia="ar-SA"/>
-        </w:rPr>
-        <w:t xml:space="preserve"> </w:t>
-      </w:r>
-      <w:r>
-        <w:rPr>
-          <w:rFonts w:ascii="Times New Roman" w:eastAsia="Lucida Sans Unicode" w:hAnsi="Times New Roman" w:cs="Times New Roman"/>
-          <w:bCs/>
-          <w:kern w:val="1"/>
-          <w:sz w:val="28"/>
-          <w:szCs w:val="28"/>
-          <w:lang w:val="en-US" w:eastAsia="ar-SA"/>
-        </w:rPr>
-        <w:t>Equations</w:t>
-      </w:r>
-      <w:r>
-        <w:rPr>
-          <w:rFonts w:ascii="Times New Roman" w:eastAsia="Lucida Sans Unicode" w:hAnsi="Times New Roman" w:cs="Times New Roman"/>
-          <w:bCs/>
-          <w:kern w:val="1"/>
-          <w:sz w:val="28"/>
-          <w:szCs w:val="28"/>
-          <w:lang w:eastAsia="ar-SA"/>
-        </w:rPr>
-        <w:t xml:space="preserve"> </w:t>
-      </w:r>
-      <w:r>
-        <w:rPr>
-          <w:rFonts w:ascii="Times New Roman" w:eastAsia="Lucida Sans Unicode" w:hAnsi="Times New Roman" w:cs="Times New Roman"/>
-          <w:kern w:val="1"/>
-          <w:sz w:val="28"/>
-          <w:lang w:eastAsia="ar-SA"/>
-        </w:rPr>
-        <w:t>[Электронный ресурс</w:t>
-      </w:r>
-      <w:r>
-        <w:rPr>
-          <w:rFonts w:ascii="Times New Roman" w:eastAsia="Lucida Sans Unicode" w:hAnsi="Times New Roman" w:cs="Times New Roman"/>
-          <w:kern w:val="1"/>
-          <w:sz w:val="28"/>
-          <w:szCs w:val="28"/>
-          <w:lang w:eastAsia="ar-SA"/>
-        </w:rPr>
-        <w:t xml:space="preserve">] : Международный научно-образовательный сайт. </w:t>
-      </w:r>
-      <w:r>
-        <w:rPr>
-          <w:rFonts w:ascii="Times New Roman" w:eastAsia="Lucida Sans Unicode" w:hAnsi="Times New Roman" w:cs="Times New Roman"/>
-          <w:kern w:val="1"/>
-          <w:sz w:val="28"/>
-          <w:lang w:eastAsia="ar-SA"/>
-        </w:rPr>
-        <w:t xml:space="preserve">– Режим доступа: </w:t>
-      </w:r>
-      <w:hyperlink r:id="rId21" w:history="1">
+          <w:rFonts w:ascii="Times New Roman" w:hAnsi="Times New Roman"/>
+          <w:sz w:val="24"/>
+          <w:color w:val="000000"/>
+        </w:rPr>
+        <w:t xml:space="preserve">EqWorld. The World of Mathematical Equations [Электронный ресурс] : Международный научно-образовательный сайт. – Режим доступа: </w:t>
+      </w:r>
+      <w:hyperlink r:id="rIdResource5">
         <w:r>
           <w:rPr>
-            <w:rFonts w:ascii="Times New Roman" w:eastAsia="Lucida Sans Unicode" w:hAnsi="Times New Roman" w:cs="Times New Roman"/>
-            <w:color w:val="0000FF"/>
-            <w:kern w:val="1"/>
-            <w:sz w:val="28"/>
-            <w:u w:val="single"/>
-            <w:lang w:eastAsia="ar-SA"/>
+            <w:rFonts w:ascii="Times New Roman" w:hAnsi="Times New Roman"/>
+            <w:sz w:val="24"/>
+            <w:color w:val="000000"/>
           </w:rPr>
-          <w:t>http://eqworld.ipmnet.ru/indexr.htm</w:t>
+          <w:t xml:space="preserve">https://eqworld.ipmnet.ru/indexr.htm</w:t>
         </w:r>
       </w:hyperlink>
       <w:r>
         <w:rPr>
-          <w:rFonts w:ascii="Times New Roman" w:eastAsia="Lucida Sans Unicode" w:hAnsi="Times New Roman" w:cs="Times New Roman"/>
-          <w:kern w:val="1"/>
-          <w:sz w:val="28"/>
-          <w:szCs w:val="28"/>
-          <w:lang w:eastAsia="ar-SA"/>
-        </w:rPr>
-        <w:t xml:space="preserve">, свободный (дата обращения: </w:t>
-      </w:r>
-      <w:r>
-        <w:rPr>
-          <w:rFonts w:ascii="Times New Roman" w:eastAsia="Lucida Sans Unicode" w:hAnsi="Times New Roman" w:cs="Times New Roman"/>
-          <w:kern w:val="1"/>
-          <w:sz w:val="28"/>
-          <w:szCs w:val="28"/>
-          <w:shd w:val="clear" w:color="auto" w:fill="FFFFFF"/>
-          <w:lang w:eastAsia="ar-SA"/>
-        </w:rPr>
-        <w:t>21.02.</w:t>
-      </w:r>
-      <w:r>
-        <w:rPr>
-          <w:rFonts w:ascii="Times New Roman" w:eastAsia="Lucida Sans Unicode" w:hAnsi="Times New Roman" w:cs="Times New Roman"/>
-          <w:kern w:val="1"/>
-          <w:sz w:val="28"/>
-          <w:szCs w:val="28"/>
-          <w:shd w:val="clear" w:color="auto" w:fill="FFFFFF"/>
-          <w:lang w:eastAsia="ar-SA"/>
-        </w:rPr>
-        <w:t>2025</w:t>
-      </w:r>
-      <w:r>
-        <w:rPr>
-          <w:rFonts w:ascii="Times New Roman" w:eastAsia="Lucida Sans Unicode" w:hAnsi="Times New Roman" w:cs="Times New Roman"/>
-          <w:kern w:val="1"/>
-          <w:sz w:val="28"/>
-          <w:szCs w:val="28"/>
-          <w:lang w:eastAsia="ar-SA"/>
-        </w:rPr>
-        <w:t>).</w:t>
+          <w:rFonts w:ascii="Times New Roman" w:hAnsi="Times New Roman"/>
+          <w:sz w:val="24"/>
+          <w:color w:val="000000"/>
+        </w:rPr>
+        <w:t xml:space="preserve">, свободный (дата обращения: 27.10.2026).</w:t>
       </w:r>
     </w:p>
     <w:p>
@@ -6899,171 +6264,29 @@
       </w:pPr>
       <w:r>
         <w:rPr>
-          <w:rFonts w:ascii="Times New Roman" w:eastAsia="Times New Roman" w:hAnsi="Times New Roman" w:cs="Times New Roman"/>
-          <w:bCs/>
-          <w:sz w:val="28"/>
-          <w:szCs w:val="28"/>
-          <w:lang w:val="en-US" w:eastAsia="ru-RU"/>
-        </w:rPr>
-        <w:t>EXPonenta</w:t>
-      </w:r>
-      <w:r>
-        <w:rPr>
-          <w:rFonts w:ascii="Times New Roman" w:eastAsia="Times New Roman" w:hAnsi="Times New Roman" w:cs="Times New Roman"/>
-          <w:bCs/>
-          <w:sz w:val="28"/>
-          <w:szCs w:val="28"/>
-          <w:lang w:eastAsia="ru-RU"/>
-        </w:rPr>
-        <w:t>.</w:t>
-      </w:r>
-      <w:r>
-        <w:rPr>
-          <w:rFonts w:ascii="Times New Roman" w:eastAsia="Times New Roman" w:hAnsi="Times New Roman" w:cs="Times New Roman"/>
-          <w:bCs/>
-          <w:sz w:val="28"/>
-          <w:szCs w:val="28"/>
-          <w:lang w:val="en-US" w:eastAsia="ru-RU"/>
-        </w:rPr>
-        <w:t>ru</w:t>
-      </w:r>
-      <w:r>
-        <w:rPr>
-          <w:rFonts w:ascii="Times New Roman" w:eastAsia="Times New Roman" w:hAnsi="Times New Roman" w:cs="Times New Roman"/>
-          <w:bCs/>
-          <w:sz w:val="28"/>
-          <w:szCs w:val="28"/>
-          <w:lang w:eastAsia="ru-RU"/>
-        </w:rPr>
-        <w:t xml:space="preserve"> </w:t>
-      </w:r>
-      <w:r>
-        <w:rPr>
-          <w:rFonts w:ascii="Times New Roman" w:eastAsia="Times New Roman" w:hAnsi="Times New Roman" w:cs="Times New Roman"/>
-          <w:sz w:val="28"/>
-          <w:lang w:eastAsia="ru-RU"/>
-        </w:rPr>
-        <w:t>[Электронный ресурс</w:t>
-      </w:r>
-      <w:r>
-        <w:rPr>
-          <w:rFonts w:ascii="Times New Roman" w:eastAsia="Times New Roman" w:hAnsi="Times New Roman" w:cs="Times New Roman"/>
-          <w:sz w:val="28"/>
-          <w:szCs w:val="28"/>
-          <w:lang w:eastAsia="ar-SA"/>
-        </w:rPr>
-        <w:t xml:space="preserve">] : </w:t>
-      </w:r>
-      <w:r>
-        <w:rPr>
-          <w:rFonts w:ascii="Times New Roman" w:eastAsia="Times New Roman" w:hAnsi="Times New Roman" w:cs="Times New Roman"/>
-          <w:sz w:val="28"/>
-          <w:szCs w:val="28"/>
-          <w:lang w:eastAsia="ru-RU"/>
-        </w:rPr>
-        <w:t>о</w:t>
-      </w:r>
-      <w:r>
-        <w:rPr>
-          <w:rFonts w:ascii="Times New Roman" w:eastAsia="Times New Roman" w:hAnsi="Times New Roman" w:cs="Times New Roman"/>
-          <w:bCs/>
-          <w:sz w:val="28"/>
-          <w:szCs w:val="28"/>
-          <w:lang w:eastAsia="ru-RU"/>
-        </w:rPr>
-        <w:t xml:space="preserve">бразовательный математический сайт. </w:t>
-      </w:r>
-      <w:r>
-        <w:rPr>
-          <w:rFonts w:ascii="Times New Roman" w:eastAsia="Times New Roman" w:hAnsi="Times New Roman" w:cs="Times New Roman"/>
-          <w:sz w:val="28"/>
-          <w:lang w:eastAsia="ru-RU"/>
-        </w:rPr>
-        <w:t>– Режим доступа</w:t>
-      </w:r>
-      <w:r>
-        <w:rPr>
-          <w:rFonts w:ascii="Times New Roman" w:eastAsia="Times New Roman" w:hAnsi="Times New Roman" w:cs="Times New Roman"/>
-          <w:sz w:val="28"/>
-        </w:rPr>
-        <w:t>:</w:t>
-      </w:r>
-      <w:r>
-        <w:rPr>
-          <w:rFonts w:ascii="Times New Roman" w:eastAsia="Times New Roman" w:hAnsi="Times New Roman" w:cs="Times New Roman"/>
-          <w:sz w:val="28"/>
-          <w:szCs w:val="28"/>
-          <w:lang w:eastAsia="ru-RU"/>
-        </w:rPr>
-        <w:t xml:space="preserve"> </w:t>
-      </w:r>
-      <w:hyperlink r:id="rId22" w:history="1">
+          <w:rFonts w:ascii="Times New Roman" w:hAnsi="Times New Roman"/>
+          <w:sz w:val="24"/>
+          <w:color w:val="000000"/>
+        </w:rPr>
+        <w:t xml:space="preserve">Сообщество «Экспонента» : научно-образовательный сайт. – URL: </w:t>
+      </w:r>
+      <w:hyperlink r:id="rIdResource6">
         <w:r>
           <w:rPr>
-            <w:rFonts w:ascii="Times New Roman" w:eastAsia="Symbol" w:hAnsi="Times New Roman" w:cs="Times New Roman"/>
-            <w:color w:val="0000FF"/>
-            <w:sz w:val="28"/>
-            <w:u w:val="single"/>
-            <w:lang w:eastAsia="ru-RU"/>
+            <w:rFonts w:ascii="Times New Roman" w:hAnsi="Times New Roman"/>
+            <w:sz w:val="24"/>
+            <w:color w:val="000000"/>
           </w:rPr>
-          <w:t>http://old.exponenta.ru</w:t>
+          <w:t xml:space="preserve">https://hub.exponenta.ru/</w:t>
         </w:r>
       </w:hyperlink>
       <w:r>
         <w:rPr>
-          <w:rFonts w:ascii="Times New Roman" w:eastAsia="Times New Roman" w:hAnsi="Times New Roman" w:cs="Times New Roman"/>
-          <w:sz w:val="28"/>
-          <w:szCs w:val="28"/>
-          <w:lang w:eastAsia="ru-RU"/>
-        </w:rPr>
-        <w:t>, свободный (дата обращ</w:t>
-      </w:r>
-      <w:r>
-        <w:rPr>
-          <w:rFonts w:ascii="Times New Roman" w:eastAsia="Times New Roman" w:hAnsi="Times New Roman" w:cs="Times New Roman"/>
-          <w:sz w:val="28"/>
-          <w:szCs w:val="28"/>
-          <w:lang w:eastAsia="ru-RU"/>
-        </w:rPr>
-        <w:t>е</w:t>
-      </w:r>
-      <w:r>
-        <w:rPr>
-          <w:rFonts w:ascii="Times New Roman" w:eastAsia="Times New Roman" w:hAnsi="Times New Roman" w:cs="Times New Roman"/>
-          <w:sz w:val="28"/>
-          <w:szCs w:val="28"/>
-          <w:lang w:eastAsia="ru-RU"/>
-        </w:rPr>
-        <w:t xml:space="preserve">ния: </w:t>
-      </w:r>
-      <w:r>
-        <w:rPr>
-          <w:rFonts w:ascii="Times New Roman" w:eastAsia="Times New Roman" w:hAnsi="Times New Roman" w:cs="Times New Roman"/>
-          <w:sz w:val="28"/>
-          <w:szCs w:val="28"/>
-          <w:shd w:val="clear" w:color="auto" w:fill="FFFFFF"/>
-          <w:lang w:eastAsia="ru-RU"/>
-        </w:rPr>
-        <w:t>21.02.</w:t>
-      </w:r>
-      <w:r>
-        <w:rPr>
-          <w:rFonts w:ascii="Times New Roman" w:eastAsia="Times New Roman" w:hAnsi="Times New Roman" w:cs="Times New Roman"/>
-          <w:sz w:val="28"/>
-          <w:szCs w:val="28"/>
-          <w:shd w:val="clear" w:color="auto" w:fill="FFFFFF"/>
-          <w:lang w:eastAsia="ru-RU"/>
-        </w:rPr>
-        <w:t>2025</w:t>
-      </w:r>
-      <w:r>
-        <w:rPr>
-          <w:rFonts w:ascii="Times New Roman" w:eastAsia="Times New Roman" w:hAnsi="Times New Roman" w:cs="Times New Roman"/>
-          <w:sz w:val="28"/>
-          <w:szCs w:val="28"/>
-          <w:lang w:eastAsia="ru-RU"/>
-        </w:rPr>
-        <w:t>).</w:t>
+          <w:rFonts w:ascii="Times New Roman" w:hAnsi="Times New Roman"/>
+          <w:sz w:val="24"/>
+          <w:color w:val="000000"/>
+        </w:rPr>
+        <w:t xml:space="preserve"> (дата обращения: 27.10.2026). – Режим доступа: свободный для чтения. – Текст: электронный.</w:t>
       </w:r>
     </w:p>
     <w:p>
@@ -7912,7 +7135,8 @@
         <w:t>УЧЕБНОГО ПРОЦЕССА:</w:t>
       </w:r>
     </w:p>
-    <w:p>
+    <w:bookmarkStart xmlns:w="http://schemas.openxmlformats.org/wordprocessingml/2006/main" xmlns:wpc="http://schemas.microsoft.com/office/word/2010/wordprocessingCanvas" xmlns:cx="http://schemas.microsoft.com/office/drawing/2014/chartex" xmlns:cx1="http://schemas.microsoft.com/office/drawing/2015/9/8/chartex" xmlns:cx2="http://schemas.microsoft.com/office/drawing/2015/10/21/chartex" xmlns:cx3="http://schemas.microsoft.com/office/drawing/2016/5/9/chartex" xmlns:cx4="http://schemas.microsoft.com/office/drawing/2016/5/10/chartex" xmlns:cx5="http://schemas.microsoft.com/office/drawing/2016/5/11/chartex" xmlns:cx6="http://schemas.microsoft.com/office/drawing/2016/5/12/chartex" xmlns:cx7="http://schemas.microsoft.com/office/drawing/2016/5/13/chartex" xmlns:cx8="http://schemas.microsoft.com/office/drawing/2016/5/14/chartex" xmlns:mc="http://schemas.openxmlformats.org/markup-compatibility/2006" xmlns:aink="http://schemas.microsoft.com/office/drawing/2016/ink" xmlns:am3d="http://schemas.microsoft.com/office/drawing/2017/model3d" xmlns:o="urn:schemas-microsoft-com:office:office" xmlns:oel="http://schemas.microsoft.com/office/2019/extlst" xmlns:r="http://schemas.openxmlformats.org/officeDocument/2006/relationships" xmlns:m="http://schemas.openxmlformats.org/officeDocument/2006/math" xmlns:v="urn:schemas-microsoft-com:vml" xmlns:wp14="http://schemas.microsoft.com/office/word/2010/wordprocessingDrawing" xmlns:wp="http://schemas.openxmlformats.org/drawingml/2006/wordprocessingDrawing" xmlns:w10="urn:schemas-microsoft-com:office:word" xmlns:w14="http://schemas.microsoft.com/office/word/2010/wordml" xmlns:w15="http://schemas.microsoft.com/office/word/2012/wordml" xmlns:w16cex="http://schemas.microsoft.com/office/word/2018/wordml/cex" xmlns:w16cid="http://schemas.microsoft.com/office/word/2016/wordml/cid" xmlns:w16="http://schemas.microsoft.com/office/word/2018/wordml" xmlns:w16sdtdh="http://schemas.microsoft.com/office/word/2020/wordml/sdtdatahash" xmlns:w16se="http://schemas.microsoft.com/office/word/2015/wordml/symex" xmlns:wpg="http://schemas.microsoft.com/office/word/2010/wordprocessingGroup" xmlns:wpi="http://schemas.microsoft.com/office/word/2010/wordprocessingInk" xmlns:wne="http://schemas.microsoft.com/office/word/2006/wordml" xmlns:wps="http://schemas.microsoft.com/office/word/2010/wordprocessingShape" w:id="6" w:name="_Hlk171681250"/>
+    <w:p xmlns:w="http://schemas.openxmlformats.org/wordprocessingml/2006/main" xmlns:w14="http://schemas.microsoft.com/office/word/2010/wordml">
       <w:pPr>
         <w:keepNext/>
         <w:keepLines/>
@@ -7925,7 +7149,6 @@
           <w:szCs w:val="28"/>
         </w:rPr>
       </w:pPr>
-      <w:bookmarkStart w:id="6" w:name="_Hlk171681250"/>
       <w:r>
         <w:rPr>
           <w:rFonts w:ascii="Times New Roman" w:hAnsi="Times New Roman" w:cs="Times New Roman"/>
@@ -7933,10 +7156,10 @@
           <w:sz w:val="28"/>
           <w:szCs w:val="28"/>
         </w:rPr>
-        <w:t>Стандартный набор ПО:</w:t>
+        <w:t xml:space="preserve">Стандартный набор ПО:</w:t>
       </w:r>
     </w:p>
-    <w:tbl>
+    <w:tbl xmlns:w="http://schemas.openxmlformats.org/wordprocessingml/2006/main" xmlns:w14="http://schemas.microsoft.com/office/word/2010/wordml">
       <w:tblPr>
         <w:tblW w:w="9351" w:type="dxa"/>
         <w:tblBorders>
@@ -7974,7 +7197,7 @@
                 <w:b/>
                 <w:sz w:val="24"/>
               </w:rPr>
-              <w:t>Название ПО</w:t>
+              <w:t xml:space="preserve">Название ПО</w:t>
             </w:r>
           </w:p>
         </w:tc>
@@ -7994,7 +7217,7 @@
                 <w:b/>
                 <w:sz w:val="24"/>
               </w:rPr>
-              <w:t>Основание</w:t>
+              <w:t xml:space="preserve">Основание</w:t>
             </w:r>
           </w:p>
         </w:tc>
@@ -8018,9 +7241,9 @@
                 <w:rFonts w:ascii="Times New Roman" w:hAnsi="Times New Roman" w:cs="Times New Roman"/>
                 <w:sz w:val="24"/>
               </w:rPr>
-              <w:t>Операционная система</w:t>
+              <w:t xml:space="preserve">Операционная система </w:t>
               <w:br/>
-              <w:t>Debian GNU/Linux</w:t>
+              <w:t xml:space="preserve">РЕД ОС 8.0 «Рабочая станция»</w:t>
             </w:r>
           </w:p>
         </w:tc>
@@ -8043,7 +7266,7 @@
                 <w:rFonts w:ascii="Times New Roman" w:hAnsi="Times New Roman" w:cs="Times New Roman"/>
                 <w:sz w:val="24"/>
               </w:rPr>
-              <w:t>Свободно распространяемое ПО</w:t>
+              <w:t xml:space="preserve">Соглашение №93/03-22У от 11.03.2022</w:t>
             </w:r>
           </w:p>
         </w:tc>
@@ -8067,59 +7290,7 @@
                 <w:rFonts w:ascii="Times New Roman" w:hAnsi="Times New Roman" w:cs="Times New Roman"/>
                 <w:sz w:val="24"/>
               </w:rPr>
-              <w:t xml:space="preserve">Архиватор </w:t>
-            </w:r>
-            <w:r>
-              <w:rPr>
-                <w:rFonts w:ascii="Times New Roman" w:hAnsi="Times New Roman" w:cs="Times New Roman"/>
-                <w:sz w:val="24"/>
-              </w:rPr>
-              <w:br/>
-            </w:r>
-            <w:r>
-              <w:rPr>
-                <w:rFonts w:ascii="Times New Roman" w:hAnsi="Times New Roman" w:cs="Times New Roman"/>
-                <w:sz w:val="24"/>
-                <w:lang w:val="en-US"/>
-              </w:rPr>
-              <w:t>Engrampa</w:t>
-            </w:r>
-            <w:r>
-              <w:rPr>
-                <w:rFonts w:ascii="Times New Roman" w:hAnsi="Times New Roman" w:cs="Times New Roman"/>
-                <w:sz w:val="24"/>
-              </w:rPr>
-              <w:t xml:space="preserve"> – </w:t>
-            </w:r>
-            <w:r>
-              <w:rPr>
-                <w:rFonts w:ascii="Times New Roman" w:hAnsi="Times New Roman" w:cs="Times New Roman"/>
-                <w:sz w:val="24"/>
-                <w:lang w:val="en-US"/>
-              </w:rPr>
-              <w:t>Archive</w:t>
-            </w:r>
-            <w:r>
-              <w:rPr>
-                <w:rFonts w:ascii="Times New Roman" w:hAnsi="Times New Roman" w:cs="Times New Roman"/>
-                <w:sz w:val="24"/>
-              </w:rPr>
-              <w:t xml:space="preserve"> </w:t>
-            </w:r>
-            <w:r>
-              <w:rPr>
-                <w:rFonts w:ascii="Times New Roman" w:hAnsi="Times New Roman" w:cs="Times New Roman"/>
-                <w:sz w:val="24"/>
-                <w:lang w:val="en-US"/>
-              </w:rPr>
-              <w:t>Manager</w:t>
-            </w:r>
-            <w:r>
-              <w:rPr>
-                <w:rFonts w:ascii="Times New Roman" w:hAnsi="Times New Roman" w:cs="Times New Roman"/>
-                <w:sz w:val="24"/>
-              </w:rPr>
-              <w:t xml:space="preserve"> </w:t>
+              <w:t xml:space="preserve">Офисный пакет Р7-Офис</w:t>
             </w:r>
           </w:p>
         </w:tc>
@@ -8133,6 +7304,7 @@
               <w:keepNext/>
               <w:rPr>
                 <w:rFonts w:ascii="Times New Roman" w:hAnsi="Times New Roman" w:cs="Times New Roman"/>
+                <w:b/>
                 <w:sz w:val="24"/>
               </w:rPr>
             </w:pPr>
@@ -8141,7 +7313,7 @@
                 <w:rFonts w:ascii="Times New Roman" w:hAnsi="Times New Roman" w:cs="Times New Roman"/>
                 <w:sz w:val="24"/>
               </w:rPr>
-              <w:t>Свободно распространяемое ПО</w:t>
+              <w:t xml:space="preserve">Соглашение б/н от 19.01.2026</w:t>
             </w:r>
           </w:p>
         </w:tc>
@@ -8158,7 +7330,6 @@
               <w:rPr>
                 <w:rFonts w:ascii="Times New Roman" w:hAnsi="Times New Roman" w:cs="Times New Roman"/>
                 <w:sz w:val="24"/>
-                <w:lang w:val="en-US"/>
               </w:rPr>
             </w:pPr>
             <w:r>
@@ -8166,66 +7337,7 @@
                 <w:rFonts w:ascii="Times New Roman" w:hAnsi="Times New Roman" w:cs="Times New Roman"/>
                 <w:sz w:val="24"/>
               </w:rPr>
-              <w:t>Файловые</w:t>
-            </w:r>
-            <w:r>
-              <w:rPr>
-                <w:rFonts w:ascii="Times New Roman" w:hAnsi="Times New Roman" w:cs="Times New Roman"/>
-                <w:sz w:val="24"/>
-                <w:lang w:val="en-US"/>
-              </w:rPr>
-              <w:t xml:space="preserve"> </w:t>
-            </w:r>
-            <w:r>
-              <w:rPr>
-                <w:rFonts w:ascii="Times New Roman" w:hAnsi="Times New Roman" w:cs="Times New Roman"/>
-                <w:sz w:val="24"/>
-              </w:rPr>
-              <w:t>менеджеры</w:t>
-            </w:r>
-            <w:r>
-              <w:rPr>
-                <w:rFonts w:ascii="Times New Roman" w:hAnsi="Times New Roman" w:cs="Times New Roman"/>
-                <w:sz w:val="24"/>
-                <w:lang w:val="en-US"/>
-              </w:rPr>
-              <w:t>:</w:t>
-            </w:r>
-          </w:p>
-          <w:p>
-            <w:pPr>
-              <w:keepNext/>
-              <w:rPr>
-                <w:rFonts w:ascii="Times New Roman" w:hAnsi="Times New Roman" w:cs="Times New Roman"/>
-                <w:sz w:val="24"/>
-                <w:lang w:val="en-US"/>
-              </w:rPr>
-            </w:pPr>
-            <w:r>
-              <w:rPr>
-                <w:rFonts w:ascii="Times New Roman" w:hAnsi="Times New Roman" w:cs="Times New Roman"/>
-                <w:sz w:val="24"/>
-                <w:lang w:val="en-US"/>
-              </w:rPr>
-              <w:t>Midnight Commander</w:t>
-            </w:r>
-          </w:p>
-          <w:p>
-            <w:pPr>
-              <w:keepNext/>
-              <w:rPr>
-                <w:rFonts w:ascii="Times New Roman" w:hAnsi="Times New Roman" w:cs="Times New Roman"/>
-                <w:sz w:val="24"/>
-                <w:lang w:val="en-US"/>
-              </w:rPr>
-            </w:pPr>
-            <w:r>
-              <w:rPr>
-                <w:rFonts w:ascii="Times New Roman" w:hAnsi="Times New Roman" w:cs="Times New Roman"/>
-                <w:sz w:val="24"/>
-                <w:lang w:val="en-US"/>
-              </w:rPr>
-              <w:t>Double Commander</w:t>
+              <w:t xml:space="preserve">Офисный пакет Libre Office </w:t>
             </w:r>
           </w:p>
         </w:tc>
@@ -8239,6 +7351,7 @@
               <w:keepNext/>
               <w:rPr>
                 <w:rFonts w:ascii="Times New Roman" w:hAnsi="Times New Roman" w:cs="Times New Roman"/>
+                <w:b/>
                 <w:sz w:val="24"/>
               </w:rPr>
             </w:pPr>
@@ -8247,7 +7360,7 @@
                 <w:rFonts w:ascii="Times New Roman" w:hAnsi="Times New Roman" w:cs="Times New Roman"/>
                 <w:sz w:val="24"/>
               </w:rPr>
-              <w:t>Свободно распространяемое ПО</w:t>
+              <w:t xml:space="preserve">Свободно распространяемое ПО</w:t>
             </w:r>
           </w:p>
         </w:tc>
@@ -8271,39 +7384,9 @@
                 <w:rFonts w:ascii="Times New Roman" w:hAnsi="Times New Roman" w:cs="Times New Roman"/>
                 <w:sz w:val="24"/>
               </w:rPr>
-              <w:t>Интернет-браузеры:</w:t>
-            </w:r>
-            <w:r>
-              <w:rPr>
-                <w:rFonts w:ascii="Times New Roman" w:hAnsi="Times New Roman" w:cs="Times New Roman"/>
-                <w:sz w:val="24"/>
-              </w:rPr>
+              <w:t xml:space="preserve">Архиватор: </w:t>
               <w:br/>
-            </w:r>
-            <w:r>
-              <w:rPr>
-                <w:rFonts w:ascii="Times New Roman" w:hAnsi="Times New Roman" w:cs="Times New Roman"/>
-                <w:sz w:val="24"/>
-                <w:lang w:val="en-US"/>
-              </w:rPr>
-              <w:t>Chromium</w:t>
-            </w:r>
-          </w:p>
-          <w:p>
-            <w:pPr>
-              <w:keepNext/>
-              <w:rPr>
-                <w:rFonts w:ascii="Times New Roman" w:hAnsi="Times New Roman" w:cs="Times New Roman"/>
-                <w:sz w:val="24"/>
-              </w:rPr>
-            </w:pPr>
-            <w:r>
-              <w:rPr>
-                <w:rFonts w:ascii="Times New Roman" w:hAnsi="Times New Roman" w:cs="Times New Roman"/>
-                <w:sz w:val="24"/>
-                <w:lang w:val="en-US"/>
-              </w:rPr>
-              <w:t>Firefox</w:t>
+              <w:t xml:space="preserve">Engrampa – Archive Manager </w:t>
             </w:r>
           </w:p>
         </w:tc>
@@ -8317,6 +7400,7 @@
               <w:keepNext/>
               <w:rPr>
                 <w:rFonts w:ascii="Times New Roman" w:hAnsi="Times New Roman" w:cs="Times New Roman"/>
+                <w:b/>
                 <w:sz w:val="24"/>
               </w:rPr>
             </w:pPr>
@@ -8325,15 +7409,12 @@
                 <w:rFonts w:ascii="Times New Roman" w:hAnsi="Times New Roman" w:cs="Times New Roman"/>
                 <w:sz w:val="24"/>
               </w:rPr>
-              <w:t>Свободно распространяемое ПО</w:t>
+              <w:t xml:space="preserve">Свободно распространяемое ПО</w:t>
             </w:r>
           </w:p>
         </w:tc>
       </w:tr>
       <w:tr>
-        <w:trPr>
-          <w:trHeight w:val="599"/>
-        </w:trPr>
         <w:tc>
           <w:tcPr>
             <w:tcW w:w="4957" w:type="dxa"/>
@@ -8352,15 +7433,9 @@
                 <w:rFonts w:ascii="Times New Roman" w:hAnsi="Times New Roman" w:cs="Times New Roman"/>
                 <w:sz w:val="24"/>
               </w:rPr>
-              <w:t xml:space="preserve">Программа для просмотра и редактирования графических файлов </w:t>
-            </w:r>
-            <w:r>
-              <w:rPr>
-                <w:rFonts w:ascii="Times New Roman" w:hAnsi="Times New Roman" w:cs="Times New Roman"/>
-                <w:sz w:val="24"/>
-                <w:lang w:val="en-US"/>
-              </w:rPr>
-              <w:t>Pix</w:t>
+              <w:t xml:space="preserve">Файловые менеджеры:</w:t>
+              <w:br/>
+              <w:t xml:space="preserve">Midnight Commander, Double Commander</w:t>
             </w:r>
           </w:p>
         </w:tc>
@@ -8374,6 +7449,7 @@
               <w:keepNext/>
               <w:rPr>
                 <w:rFonts w:ascii="Times New Roman" w:hAnsi="Times New Roman" w:cs="Times New Roman"/>
+                <w:b/>
                 <w:sz w:val="24"/>
               </w:rPr>
             </w:pPr>
@@ -8382,15 +7458,12 @@
                 <w:rFonts w:ascii="Times New Roman" w:hAnsi="Times New Roman" w:cs="Times New Roman"/>
                 <w:sz w:val="24"/>
               </w:rPr>
-              <w:t>Свободно распространяемое ПО</w:t>
+              <w:t xml:space="preserve">Свободно распространяемое ПО</w:t>
             </w:r>
           </w:p>
         </w:tc>
       </w:tr>
       <w:tr>
-        <w:trPr>
-          <w:trHeight w:val="581"/>
-        </w:trPr>
         <w:tc>
           <w:tcPr>
             <w:tcW w:w="4957" w:type="dxa"/>
@@ -8409,52 +7482,9 @@
                 <w:rFonts w:ascii="Times New Roman" w:hAnsi="Times New Roman" w:cs="Times New Roman"/>
                 <w:sz w:val="24"/>
               </w:rPr>
-              <w:t xml:space="preserve">Программа для просмотра и редактирования </w:t>
-            </w:r>
-            <w:r>
-              <w:rPr>
-                <w:rFonts w:ascii="Times New Roman" w:hAnsi="Times New Roman" w:cs="Times New Roman"/>
-                <w:sz w:val="24"/>
-              </w:rPr>
+              <w:t xml:space="preserve">Интернет-браузеры:</w:t>
               <w:br/>
-            </w:r>
-            <w:r>
-              <w:rPr>
-                <w:rFonts w:ascii="Times New Roman" w:hAnsi="Times New Roman" w:cs="Times New Roman"/>
-                <w:sz w:val="24"/>
-                <w:lang w:val="en-US"/>
-              </w:rPr>
-              <w:t>Atril</w:t>
-            </w:r>
-            <w:r>
-              <w:rPr>
-                <w:rFonts w:ascii="Times New Roman" w:hAnsi="Times New Roman" w:cs="Times New Roman"/>
-                <w:sz w:val="24"/>
-              </w:rPr>
-              <w:t xml:space="preserve"> – </w:t>
-            </w:r>
-            <w:r>
-              <w:rPr>
-                <w:rFonts w:ascii="Times New Roman" w:hAnsi="Times New Roman" w:cs="Times New Roman"/>
-                <w:sz w:val="24"/>
-                <w:lang w:val="en-US"/>
-              </w:rPr>
-              <w:t>Document</w:t>
-            </w:r>
-            <w:r>
-              <w:rPr>
-                <w:rFonts w:ascii="Times New Roman" w:hAnsi="Times New Roman" w:cs="Times New Roman"/>
-                <w:sz w:val="24"/>
-              </w:rPr>
-              <w:t xml:space="preserve"> </w:t>
-            </w:r>
-            <w:r>
-              <w:rPr>
-                <w:rFonts w:ascii="Times New Roman" w:hAnsi="Times New Roman" w:cs="Times New Roman"/>
-                <w:sz w:val="24"/>
-                <w:lang w:val="en-US"/>
-              </w:rPr>
-              <w:t>Viewer</w:t>
+              <w:t xml:space="preserve">Chromium, Firefox</w:t>
             </w:r>
           </w:p>
         </w:tc>
@@ -8468,6 +7498,7 @@
               <w:keepNext/>
               <w:rPr>
                 <w:rFonts w:ascii="Times New Roman" w:hAnsi="Times New Roman" w:cs="Times New Roman"/>
+                <w:b/>
                 <w:sz w:val="24"/>
               </w:rPr>
             </w:pPr>
@@ -8476,15 +7507,12 @@
                 <w:rFonts w:ascii="Times New Roman" w:hAnsi="Times New Roman" w:cs="Times New Roman"/>
                 <w:sz w:val="24"/>
               </w:rPr>
-              <w:t>Свободно распространяемое ПО</w:t>
+              <w:t xml:space="preserve">Свободно распространяемое ПО</w:t>
             </w:r>
           </w:p>
         </w:tc>
       </w:tr>
       <w:tr>
-        <w:trPr>
-          <w:trHeight w:val="357"/>
-        </w:trPr>
         <w:tc>
           <w:tcPr>
             <w:tcW w:w="4957" w:type="dxa"/>
@@ -8496,7 +7524,6 @@
               <w:rPr>
                 <w:rFonts w:ascii="Times New Roman" w:hAnsi="Times New Roman" w:cs="Times New Roman"/>
                 <w:sz w:val="24"/>
-                <w:lang w:val="en-US"/>
               </w:rPr>
             </w:pPr>
             <w:r>
@@ -8504,30 +7531,7 @@
                 <w:rFonts w:ascii="Times New Roman" w:hAnsi="Times New Roman" w:cs="Times New Roman"/>
                 <w:sz w:val="24"/>
               </w:rPr>
-              <w:t>Медиа</w:t>
-            </w:r>
-            <w:r>
-              <w:rPr>
-                <w:rFonts w:ascii="Times New Roman" w:hAnsi="Times New Roman" w:cs="Times New Roman"/>
-                <w:sz w:val="24"/>
-                <w:lang w:val="en-US"/>
-              </w:rPr>
-              <w:t>-</w:t>
-            </w:r>
-            <w:r>
-              <w:rPr>
-                <w:rFonts w:ascii="Times New Roman" w:hAnsi="Times New Roman" w:cs="Times New Roman"/>
-                <w:sz w:val="24"/>
-              </w:rPr>
-              <w:t>плеер</w:t>
-            </w:r>
-            <w:r>
-              <w:rPr>
-                <w:rFonts w:ascii="Times New Roman" w:hAnsi="Times New Roman" w:cs="Times New Roman"/>
-                <w:sz w:val="24"/>
-                <w:lang w:val="en-US"/>
-              </w:rPr>
-              <w:t xml:space="preserve"> VLC media player </w:t>
+              <w:t xml:space="preserve">Программа для просмотра и редактирования графических файлов Pix</w:t>
             </w:r>
           </w:p>
         </w:tc>
@@ -8541,6 +7545,7 @@
               <w:keepNext/>
               <w:rPr>
                 <w:rFonts w:ascii="Times New Roman" w:hAnsi="Times New Roman" w:cs="Times New Roman"/>
+                <w:b/>
                 <w:sz w:val="24"/>
               </w:rPr>
             </w:pPr>
@@ -8549,15 +7554,12 @@
                 <w:rFonts w:ascii="Times New Roman" w:hAnsi="Times New Roman" w:cs="Times New Roman"/>
                 <w:sz w:val="24"/>
               </w:rPr>
-              <w:t>Свободно распространяемое ПО</w:t>
+              <w:t xml:space="preserve">Свободно распространяемое ПО</w:t>
             </w:r>
           </w:p>
         </w:tc>
       </w:tr>
       <w:tr>
-        <w:trPr>
-          <w:trHeight w:val="357"/>
-        </w:trPr>
         <w:tc>
           <w:tcPr>
             <w:tcW w:w="4957" w:type="dxa"/>
@@ -8576,7 +7578,9 @@
                 <w:rFonts w:ascii="Times New Roman" w:hAnsi="Times New Roman" w:cs="Times New Roman"/>
                 <w:sz w:val="24"/>
               </w:rPr>
-              <w:t xml:space="preserve">Офисный пакет Libre Office </w:t>
+              <w:t xml:space="preserve">Программа для просмотра и редактирования </w:t>
+              <w:br/>
+              <w:t xml:space="preserve">Atril – Document Viewer</w:t>
             </w:r>
           </w:p>
         </w:tc>
@@ -8599,15 +7603,12 @@
                 <w:rFonts w:ascii="Times New Roman" w:hAnsi="Times New Roman" w:cs="Times New Roman"/>
                 <w:sz w:val="24"/>
               </w:rPr>
-              <w:t>Свободно распространяемое ПО</w:t>
+              <w:t xml:space="preserve">Свободно распространяемое ПО</w:t>
             </w:r>
           </w:p>
         </w:tc>
       </w:tr>
       <w:tr>
-        <w:trPr>
-          <w:trHeight w:val="402"/>
-        </w:trPr>
         <w:tc>
           <w:tcPr>
             <w:tcW w:w="4957" w:type="dxa"/>
@@ -8626,7 +7627,7 @@
                 <w:rFonts w:ascii="Times New Roman" w:hAnsi="Times New Roman" w:cs="Times New Roman"/>
                 <w:sz w:val="24"/>
               </w:rPr>
-              <w:t>Система электронного обучения Moodle⃰</w:t>
+              <w:t xml:space="preserve">Медиа-плеер VLC media player </w:t>
             </w:r>
           </w:p>
         </w:tc>
@@ -8640,6 +7641,7 @@
               <w:keepNext/>
               <w:rPr>
                 <w:rFonts w:ascii="Times New Roman" w:hAnsi="Times New Roman" w:cs="Times New Roman"/>
+                <w:b/>
                 <w:sz w:val="24"/>
               </w:rPr>
             </w:pPr>
@@ -8648,64 +7650,214 @@
                 <w:rFonts w:ascii="Times New Roman" w:hAnsi="Times New Roman" w:cs="Times New Roman"/>
                 <w:sz w:val="24"/>
               </w:rPr>
-              <w:t>Свободно распространяемое ПО</w:t>
+              <w:t xml:space="preserve">Свободно распространяемое ПО</w:t>
             </w:r>
           </w:p>
         </w:tc>
       </w:tr>
     </w:tbl>
-    <w:p>
+    <w:p xmlns:w="http://schemas.openxmlformats.org/wordprocessingml/2006/main" xmlns:w14="http://schemas.microsoft.com/office/word/2010/wordml">
       <w:pPr>
         <w:keepNext/>
+        <w:keepLines/>
         <w:ind w:left="360"/>
+        <w:jc w:val="both"/>
         <w:rPr>
           <w:rFonts w:ascii="Times New Roman" w:hAnsi="Times New Roman" w:cs="Times New Roman"/>
-          <w:sz w:val="24"/>
+          <w:b/>
+          <w:sz w:val="28"/>
+          <w:szCs w:val="28"/>
         </w:rPr>
       </w:pPr>
       <w:r>
         <w:rPr>
           <w:rFonts w:ascii="Times New Roman" w:hAnsi="Times New Roman" w:cs="Times New Roman"/>
-          <w:i/>
-          <w:sz w:val="24"/>
-        </w:rPr>
-        <w:t xml:space="preserve">⃰ </w:t>
-      </w:r>
-      <w:r>
+          <w:b/>
+          <w:sz w:val="28"/>
+          <w:szCs w:val="28"/>
+        </w:rPr>
+        <w:t xml:space="preserve">Специализированный набор ПО:</w:t>
+      </w:r>
+    </w:p>
+    <w:tbl xmlns:w="http://schemas.openxmlformats.org/wordprocessingml/2006/main" xmlns:w14="http://schemas.microsoft.com/office/word/2010/wordml">
+      <w:tblPr>
+        <w:tblW w:w="9351" w:type="dxa"/>
+        <w:tblBorders>
+          <w:top w:val="single" w:sz="4" w:space="0" w:color="auto"/>
+          <w:left w:val="single" w:sz="4" w:space="0" w:color="auto"/>
+          <w:bottom w:val="single" w:sz="4" w:space="0" w:color="auto"/>
+          <w:right w:val="single" w:sz="4" w:space="0" w:color="auto"/>
+          <w:insideH w:val="single" w:sz="4" w:space="0" w:color="auto"/>
+          <w:insideV w:val="single" w:sz="4" w:space="0" w:color="auto"/>
+        </w:tblBorders>
+        <w:tblLayout w:type="fixed"/>
+        <w:tblLook w:val="04A0" w:firstRow="1" w:lastRow="0" w:firstColumn="1" w:lastColumn="0" w:noHBand="0" w:noVBand="1"/>
+      </w:tblPr>
+      <w:tblGrid>
+        <w:gridCol w:w="4957"/>
+        <w:gridCol w:w="4394"/>
+      </w:tblGrid>
+      <w:tr>
+        <w:trPr>
+          <w:tblHeader/>
+        </w:trPr>
+        <w:tc>
+          <w:tcPr>
+            <w:tcW w:type="dxa" w:w="4957"/>
+            <w:vAlign w:val="center"/>
+          </w:tcPr>
+          <w:p>
+            <w:pPr>
+              <w:spacing w:before="0" w:after="20" w:line="240" w:lineRule="auto"/>
+              <w:jc w:val="center"/>
+            </w:pPr>
+            <w:r>
+              <w:rPr>
+                <w:rFonts w:ascii="Times New Roman" w:hAnsi="Times New Roman"/>
+                <w:b/>
+                <w:sz w:val="24"/>
+              </w:rPr>
+              <w:t xml:space="preserve">Название ПО</w:t>
+            </w:r>
+          </w:p>
+        </w:tc>
+        <w:tc>
+          <w:tcPr>
+            <w:tcW w:type="dxa" w:w="4394"/>
+            <w:vAlign w:val="center"/>
+          </w:tcPr>
+          <w:p>
+            <w:pPr>
+              <w:spacing w:before="0" w:after="20" w:line="240" w:lineRule="auto"/>
+              <w:jc w:val="center"/>
+            </w:pPr>
+            <w:r>
+              <w:rPr>
+                <w:rFonts w:ascii="Times New Roman" w:hAnsi="Times New Roman"/>
+                <w:b/>
+                <w:sz w:val="24"/>
+              </w:rPr>
+              <w:t xml:space="preserve">Основание</w:t>
+            </w:r>
+          </w:p>
+        </w:tc>
+      </w:tr>
+      <w:tr>
+        <w:tc>
+          <w:tcPr>
+            <w:tcW w:w="4957" w:type="dxa"/>
+            <w:shd w:val="clear" w:color="auto" w:fill="auto"/>
+          </w:tcPr>
+          <w:p>
+            <w:pPr>
+              <w:keepNext/>
+              <w:rPr>
+                <w:rFonts w:ascii="Times New Roman" w:hAnsi="Times New Roman" w:cs="Times New Roman"/>
+                <w:sz w:val="24"/>
+              </w:rPr>
+            </w:pPr>
+            <w:r>
+              <w:rPr>
+                <w:rFonts w:ascii="Times New Roman" w:hAnsi="Times New Roman" w:cs="Times New Roman"/>
+                <w:sz w:val="24"/>
+              </w:rPr>
+              <w:t xml:space="preserve">Python</w:t>
+            </w:r>
+          </w:p>
+        </w:tc>
+        <w:tc>
+          <w:tcPr>
+            <w:tcW w:w="4394" w:type="dxa"/>
+            <w:shd w:val="clear" w:color="auto" w:fill="auto"/>
+          </w:tcPr>
+          <w:p>
+            <w:pPr>
+              <w:keepNext/>
+              <w:rPr>
+                <w:rFonts w:ascii="Times New Roman" w:hAnsi="Times New Roman" w:cs="Times New Roman"/>
+                <w:b/>
+                <w:sz w:val="24"/>
+              </w:rPr>
+            </w:pPr>
+            <w:r>
+              <w:rPr>
+                <w:rFonts w:ascii="Times New Roman" w:hAnsi="Times New Roman" w:cs="Times New Roman"/>
+                <w:sz w:val="24"/>
+              </w:rPr>
+              <w:t xml:space="preserve">Указано в перечне дополнительного ПО (категория «Языки программирования, библиотеки и среды разработки, робототехника»).</w:t>
+            </w:r>
+          </w:p>
+        </w:tc>
+      </w:tr>
+      <w:tr>
+        <w:tc>
+          <w:tcPr>
+            <w:tcW w:w="4957" w:type="dxa"/>
+            <w:shd w:val="clear" w:color="auto" w:fill="auto"/>
+          </w:tcPr>
+          <w:p>
+            <w:pPr>
+              <w:keepNext/>
+              <w:rPr>
+                <w:rFonts w:ascii="Times New Roman" w:hAnsi="Times New Roman" w:cs="Times New Roman"/>
+                <w:sz w:val="24"/>
+              </w:rPr>
+            </w:pPr>
+            <w:r>
+              <w:rPr>
+                <w:rFonts w:ascii="Times New Roman" w:hAnsi="Times New Roman" w:cs="Times New Roman"/>
+                <w:sz w:val="24"/>
+              </w:rPr>
+              <w:t xml:space="preserve">VSCodium</w:t>
+            </w:r>
+          </w:p>
+        </w:tc>
+        <w:tc>
+          <w:tcPr>
+            <w:tcW w:w="4394" w:type="dxa"/>
+            <w:shd w:val="clear" w:color="auto" w:fill="auto"/>
+          </w:tcPr>
+          <w:p>
+            <w:pPr>
+              <w:keepNext/>
+              <w:rPr>
+                <w:rFonts w:ascii="Times New Roman" w:hAnsi="Times New Roman" w:cs="Times New Roman"/>
+                <w:b/>
+                <w:sz w:val="24"/>
+              </w:rPr>
+            </w:pPr>
+            <w:r>
+              <w:rPr>
+                <w:rFonts w:ascii="Times New Roman" w:hAnsi="Times New Roman" w:cs="Times New Roman"/>
+                <w:sz w:val="24"/>
+              </w:rPr>
+              <w:t xml:space="preserve">Указано в перечне дополнительного ПО (категория «Языки программирования, библиотеки и среды разработки, робототехника»).</w:t>
+            </w:r>
+          </w:p>
+        </w:tc>
+      </w:tr>
+    </w:tbl>
+    <w:p xmlns:w="http://schemas.openxmlformats.org/wordprocessingml/2006/main" xmlns:w14="http://schemas.microsoft.com/office/word/2010/wordml">
+      <w:pPr>
+        <w:keepLines/>
+        <w:ind w:left="360"/>
+        <w:jc w:val="both"/>
         <w:rPr>
           <w:rFonts w:ascii="Times New Roman" w:hAnsi="Times New Roman" w:cs="Times New Roman"/>
-          <w:sz w:val="24"/>
-        </w:rPr>
-        <w:t>При реализации дисциплины с частичным применением дистанционных образовательных технологий</w:t>
-      </w:r>
-    </w:p>
-    <w:p>
-      <w:pPr>
-        <w:keepNext/>
-        <w:ind w:left="360"/>
+          <w:b/>
+          <w:sz w:val="28"/>
+          <w:szCs w:val="28"/>
+        </w:rPr>
+        <w:spacing w:before="0" w:after="0" w:line="20" w:lineRule="exact"/>
+      </w:pPr>
+      <w:r>
         <w:rPr>
           <w:rFonts w:ascii="Times New Roman" w:hAnsi="Times New Roman" w:cs="Times New Roman"/>
-          <w:sz w:val="24"/>
-        </w:rPr>
-      </w:pPr>
-    </w:p>
-    <w:p>
-      <w:pPr>
-        <w:ind w:left="360"/>
-        <w:rPr>
-          <w:bCs/>
-          <w:i/>
-          <w:sz w:val="28"/>
-          <w:szCs w:val="28"/>
-        </w:rPr>
-      </w:pPr>
-      <w:r>
-        <w:rPr>
-          <w:rFonts w:ascii="Times New Roman" w:hAnsi="Times New Roman" w:cs="Times New Roman"/>
-          <w:sz w:val="28"/>
-          <w:szCs w:val="28"/>
-        </w:rPr>
-        <w:t>Специализированное ПО: Python, pytest, Hypothesis, Locust, Git.</w:t>
+          <w:b/>
+          <w:sz w:val="28"/>
+          <w:szCs w:val="28"/>
+        </w:rPr>
+        <w:t xml:space="preserve"/>
       </w:r>
     </w:p>
     <w:sectPr>
